--- a/backend/word_templates/工程类/集团内工程/材料（设备）采购/邀请询比/3.交易文件.docx
+++ b/backend/word_templates/工程类/集团内工程/材料（设备）采购/邀请询比/3.交易文件.docx
@@ -17,6 +17,7 @@
         <w:rPr>
           <w:rFonts w:hint="eastAsia" w:ascii="方正小标宋简体" w:eastAsia="方正小标宋简体"/>
           <w:b/>
+          <w:color w:val="0000FF"/>
           <w:sz w:val="52"/>
           <w:szCs w:val="52"/>
           <w:highlight w:val="none"/>
@@ -203,6 +204,7 @@
       <w:r>
         <w:rPr>
           <w:rFonts w:hint="eastAsia" w:ascii="黑体" w:hAnsi="黑体" w:eastAsia="黑体" w:cs="仿宋_GB2312"/>
+          <w:color w:val="0000FF"/>
           <w:sz w:val="32"/>
           <w:szCs w:val="32"/>
           <w:highlight w:val="none"/>
@@ -222,6 +224,7 @@
       <w:r>
         <w:rPr>
           <w:rFonts w:hint="eastAsia" w:ascii="黑体" w:hAnsi="黑体" w:eastAsia="黑体" w:cs="仿宋_GB2312"/>
+          <w:color w:val="0000FF"/>
           <w:sz w:val="32"/>
           <w:szCs w:val="32"/>
           <w:highlight w:val="none"/>
@@ -264,8 +267,8 @@
           <w:lang w:val="zh-CN"/>
         </w:rPr>
       </w:pPr>
-      <w:bookmarkStart w:id="1" w:name="_Toc27437"/>
-      <w:bookmarkStart w:id="2" w:name="_Toc24600"/>
+      <w:bookmarkStart w:id="1" w:name="_Toc24600"/>
+      <w:bookmarkStart w:id="2" w:name="_Toc27437"/>
       <w:r>
         <w:rPr>
           <w:rFonts w:hint="eastAsia" w:ascii="方正小标宋简体" w:eastAsia="方正小标宋简体"/>
@@ -1461,6 +1464,7 @@
       <w:r>
         <w:rPr>
           <w:rFonts w:hint="eastAsia" w:ascii="仿宋_GB2312" w:eastAsia="仿宋_GB2312"/>
+          <w:color w:val="0000FF"/>
           <w:sz w:val="28"/>
           <w:szCs w:val="28"/>
           <w:highlight w:val="none"/>
@@ -1594,9 +1598,11 @@
       <w:r>
         <w:rPr>
           <w:rFonts w:hint="eastAsia" w:ascii="仿宋_GB2312" w:eastAsia="仿宋_GB2312"/>
-          <w:sz w:val="28"/>
-          <w:szCs w:val="28"/>
-          <w:highlight w:val="none"/>
+          <w:color w:val="0000FF"/>
+          <w:sz w:val="28"/>
+          <w:szCs w:val="28"/>
+          <w:highlight w:val="none"/>
+          <w:u w:val="single"/>
           <w:lang w:val="en-US" w:eastAsia="zh-CN"/>
         </w:rPr>
         <w:t>{{caigou_xiangmu_ming}}</w:t>
@@ -1728,6 +1734,7 @@
       <w:r>
         <w:rPr>
           <w:rFonts w:hint="eastAsia" w:ascii="仿宋_GB2312" w:eastAsia="仿宋_GB2312"/>
+          <w:color w:val="0000FF"/>
           <w:sz w:val="28"/>
           <w:szCs w:val="28"/>
           <w:highlight w:val="none"/>
@@ -1794,6 +1801,7 @@
       <w:r>
         <w:rPr>
           <w:rFonts w:hint="eastAsia" w:ascii="仿宋_GB2312" w:eastAsia="仿宋_GB2312"/>
+          <w:color w:val="0000FF"/>
           <w:sz w:val="28"/>
           <w:szCs w:val="28"/>
           <w:highlight w:val="none"/>
@@ -1914,6 +1922,7 @@
       <w:r>
         <w:rPr>
           <w:rFonts w:hint="eastAsia" w:ascii="仿宋_GB2312" w:hAnsi="Calibri" w:eastAsia="仿宋_GB2312" w:cs="Times New Roman"/>
+          <w:color w:val="0000FF"/>
           <w:kern w:val="2"/>
           <w:sz w:val="28"/>
           <w:szCs w:val="28"/>
@@ -2008,7 +2017,7 @@
       <w:r>
         <w:rPr>
           <w:rFonts w:hint="eastAsia" w:ascii="仿宋_GB2312" w:eastAsia="仿宋_GB2312" w:cs="Times New Roman"/>
-          <w:color w:val="auto"/>
+          <w:color w:val="0000FF"/>
           <w:sz w:val="28"/>
           <w:szCs w:val="28"/>
           <w:u w:val="single"/>
@@ -3405,9 +3414,10 @@
     </w:p>
     <w:p>
       <w:pPr>
-        <w:keepNext w:val="0"/>
-        <w:keepLines w:val="0"/>
+        <w:keepNext/>
+        <w:keepLines/>
         <w:pageBreakBefore w:val="0"/>
+        <w:widowControl w:val="0"/>
         <w:kinsoku/>
         <w:wordWrap/>
         <w:overflowPunct/>
@@ -3453,6 +3463,346 @@
         <w:t>.采购文件的获取</w:t>
       </w:r>
       <w:bookmarkEnd w:id="9"/>
+    </w:p>
+    <w:p>
+      <w:pPr>
+        <w:keepNext/>
+        <w:keepLines/>
+        <w:pageBreakBefore w:val="0"/>
+        <w:widowControl w:val="0"/>
+        <w:kinsoku/>
+        <w:wordWrap/>
+        <w:overflowPunct/>
+        <w:topLinePunct w:val="0"/>
+        <w:autoSpaceDE/>
+        <w:autoSpaceDN/>
+        <w:bidi w:val="0"/>
+        <w:adjustRightInd w:val="0"/>
+        <w:snapToGrid w:val="0"/>
+        <w:spacing w:line="560" w:lineRule="exact"/>
+        <w:ind w:firstLine="560" w:firstLineChars="200"/>
+        <w:jc w:val="left"/>
+        <w:textAlignment w:val="auto"/>
+        <w:outlineLvl w:val="2"/>
+        <w:rPr>
+          <w:rFonts w:ascii="仿宋_GB2312" w:eastAsia="仿宋_GB2312"/>
+          <w:sz w:val="28"/>
+          <w:szCs w:val="28"/>
+          <w:highlight w:val="none"/>
+        </w:rPr>
+      </w:pPr>
+      <w:bookmarkStart w:id="10" w:name="_Toc13457"/>
+      <w:r>
+        <w:rPr>
+          <w:rFonts w:hint="eastAsia" w:ascii="仿宋_GB2312" w:eastAsia="仿宋_GB2312"/>
+          <w:sz w:val="28"/>
+          <w:szCs w:val="28"/>
+          <w:highlight w:val="none"/>
+          <w:lang w:val="en-US" w:eastAsia="zh-CN"/>
+        </w:rPr>
+        <w:t>3</w:t>
+      </w:r>
+      <w:r>
+        <w:rPr>
+          <w:rFonts w:hint="eastAsia" w:ascii="仿宋_GB2312" w:eastAsia="仿宋_GB2312"/>
+          <w:sz w:val="28"/>
+          <w:szCs w:val="28"/>
+          <w:highlight w:val="none"/>
+        </w:rPr>
+        <w:t>.1获取时间</w:t>
+      </w:r>
+      <w:bookmarkEnd w:id="10"/>
+    </w:p>
+    <w:p>
+      <w:pPr>
+        <w:keepNext/>
+        <w:keepLines/>
+        <w:pageBreakBefore w:val="0"/>
+        <w:widowControl w:val="0"/>
+        <w:kinsoku/>
+        <w:wordWrap/>
+        <w:overflowPunct/>
+        <w:topLinePunct w:val="0"/>
+        <w:autoSpaceDE/>
+        <w:autoSpaceDN/>
+        <w:bidi w:val="0"/>
+        <w:adjustRightInd w:val="0"/>
+        <w:snapToGrid w:val="0"/>
+        <w:spacing w:line="560" w:lineRule="exact"/>
+        <w:ind w:firstLine="555"/>
+        <w:jc w:val="left"/>
+        <w:textAlignment w:val="auto"/>
+        <w:rPr>
+          <w:rFonts w:ascii="仿宋_GB2312" w:eastAsia="仿宋_GB2312"/>
+          <w:color w:val="auto"/>
+          <w:sz w:val="28"/>
+          <w:szCs w:val="28"/>
+          <w:highlight w:val="none"/>
+        </w:rPr>
+      </w:pPr>
+      <w:r>
+        <w:rPr>
+          <w:rFonts w:hint="eastAsia" w:ascii="仿宋_GB2312" w:eastAsia="仿宋_GB2312"/>
+          <w:color w:val="auto"/>
+          <w:sz w:val="28"/>
+          <w:szCs w:val="28"/>
+          <w:highlight w:val="none"/>
+          <w:lang w:val="en-US" w:eastAsia="zh-CN"/>
+        </w:rPr>
+        <w:t>截止</w:t>
+      </w:r>
+      <w:r>
+        <w:rPr>
+          <w:rFonts w:hint="eastAsia" w:ascii="仿宋_GB2312" w:eastAsia="仿宋_GB2312"/>
+          <w:color w:val="auto"/>
+          <w:sz w:val="28"/>
+          <w:szCs w:val="28"/>
+          <w:highlight w:val="none"/>
+        </w:rPr>
+        <w:t>至</w:t>
+      </w:r>
+      <w:r>
+        <w:rPr>
+          <w:rFonts w:hint="eastAsia" w:ascii="仿宋_GB2312" w:eastAsia="仿宋_GB2312"/>
+          <w:color w:val="0000FF"/>
+          <w:sz w:val="28"/>
+          <w:szCs w:val="28"/>
+          <w:highlight w:val="none"/>
+          <w:u w:val="single"/>
+          <w:lang w:val="en-US" w:eastAsia="zh-CN"/>
+        </w:rPr>
+        <w:t>{{jiaoyi_wenjian_huoqv_jiezhi_year}}</w:t>
+      </w:r>
+      <w:r>
+        <w:rPr>
+          <w:rFonts w:hint="eastAsia" w:ascii="仿宋_GB2312" w:eastAsia="仿宋_GB2312"/>
+          <w:color w:val="auto"/>
+          <w:sz w:val="28"/>
+          <w:szCs w:val="28"/>
+          <w:highlight w:val="none"/>
+        </w:rPr>
+        <w:t>年</w:t>
+      </w:r>
+      <w:r>
+        <w:rPr>
+          <w:rFonts w:hint="eastAsia" w:ascii="仿宋_GB2312" w:eastAsia="仿宋_GB2312"/>
+          <w:color w:val="0000FF"/>
+          <w:sz w:val="28"/>
+          <w:szCs w:val="28"/>
+          <w:highlight w:val="none"/>
+          <w:u w:val="single"/>
+          <w:lang w:val="en-US" w:eastAsia="zh-CN"/>
+        </w:rPr>
+        <w:t>{{jiaoyi_wenjian_huoqv_jiezhi_month}}</w:t>
+      </w:r>
+      <w:r>
+        <w:rPr>
+          <w:rFonts w:hint="eastAsia" w:ascii="仿宋_GB2312" w:eastAsia="仿宋_GB2312"/>
+          <w:color w:val="auto"/>
+          <w:sz w:val="28"/>
+          <w:szCs w:val="28"/>
+          <w:highlight w:val="none"/>
+        </w:rPr>
+        <w:t>月</w:t>
+      </w:r>
+      <w:r>
+        <w:rPr>
+          <w:rFonts w:hint="eastAsia" w:ascii="仿宋_GB2312" w:eastAsia="仿宋_GB2312"/>
+          <w:color w:val="0000FF"/>
+          <w:sz w:val="28"/>
+          <w:szCs w:val="28"/>
+          <w:highlight w:val="none"/>
+          <w:u w:val="single"/>
+          <w:lang w:val="en-US" w:eastAsia="zh-CN"/>
+        </w:rPr>
+        <w:t>{{jiaoyi_wenjian_huoqv_jiezhi_day}}</w:t>
+      </w:r>
+      <w:r>
+        <w:rPr>
+          <w:rFonts w:hint="eastAsia" w:ascii="仿宋_GB2312" w:eastAsia="仿宋_GB2312"/>
+          <w:color w:val="auto"/>
+          <w:sz w:val="28"/>
+          <w:szCs w:val="28"/>
+          <w:highlight w:val="none"/>
+        </w:rPr>
+        <w:t>日，每日上午</w:t>
+      </w:r>
+      <w:r>
+        <w:rPr>
+          <w:rFonts w:hint="eastAsia" w:ascii="仿宋_GB2312" w:eastAsia="仿宋_GB2312"/>
+          <w:color w:val="auto"/>
+          <w:sz w:val="28"/>
+          <w:szCs w:val="28"/>
+          <w:highlight w:val="none"/>
+          <w:u w:val="single"/>
+        </w:rPr>
+        <w:t xml:space="preserve"> </w:t>
+      </w:r>
+      <w:r>
+        <w:rPr>
+          <w:rFonts w:hint="eastAsia" w:ascii="仿宋_GB2312" w:eastAsia="仿宋_GB2312"/>
+          <w:color w:val="auto"/>
+          <w:sz w:val="28"/>
+          <w:szCs w:val="28"/>
+          <w:highlight w:val="none"/>
+          <w:u w:val="single"/>
+          <w:lang w:val="en-US" w:eastAsia="zh-CN"/>
+        </w:rPr>
+        <w:t>9</w:t>
+      </w:r>
+      <w:r>
+        <w:rPr>
+          <w:rFonts w:hint="eastAsia" w:ascii="仿宋_GB2312" w:eastAsia="仿宋_GB2312"/>
+          <w:color w:val="auto"/>
+          <w:sz w:val="28"/>
+          <w:szCs w:val="28"/>
+          <w:highlight w:val="none"/>
+          <w:u w:val="single"/>
+        </w:rPr>
+        <w:t xml:space="preserve"> </w:t>
+      </w:r>
+      <w:r>
+        <w:rPr>
+          <w:rFonts w:hint="eastAsia" w:ascii="仿宋_GB2312" w:eastAsia="仿宋_GB2312"/>
+          <w:color w:val="auto"/>
+          <w:sz w:val="28"/>
+          <w:szCs w:val="28"/>
+          <w:highlight w:val="none"/>
+        </w:rPr>
+        <w:t>时至</w:t>
+      </w:r>
+      <w:r>
+        <w:rPr>
+          <w:rFonts w:hint="eastAsia" w:ascii="仿宋_GB2312" w:eastAsia="仿宋_GB2312"/>
+          <w:color w:val="auto"/>
+          <w:sz w:val="28"/>
+          <w:szCs w:val="28"/>
+          <w:highlight w:val="none"/>
+          <w:u w:val="single"/>
+        </w:rPr>
+        <w:t xml:space="preserve"> </w:t>
+      </w:r>
+      <w:r>
+        <w:rPr>
+          <w:rFonts w:hint="eastAsia" w:ascii="仿宋_GB2312" w:eastAsia="仿宋_GB2312"/>
+          <w:color w:val="auto"/>
+          <w:sz w:val="28"/>
+          <w:szCs w:val="28"/>
+          <w:highlight w:val="none"/>
+          <w:u w:val="single"/>
+          <w:lang w:val="en-US" w:eastAsia="zh-CN"/>
+        </w:rPr>
+        <w:t>12</w:t>
+      </w:r>
+      <w:r>
+        <w:rPr>
+          <w:rFonts w:hint="eastAsia" w:ascii="仿宋_GB2312" w:eastAsia="仿宋_GB2312"/>
+          <w:color w:val="auto"/>
+          <w:sz w:val="28"/>
+          <w:szCs w:val="28"/>
+          <w:highlight w:val="none"/>
+          <w:u w:val="single"/>
+        </w:rPr>
+        <w:t xml:space="preserve"> </w:t>
+      </w:r>
+      <w:r>
+        <w:rPr>
+          <w:rFonts w:hint="eastAsia" w:ascii="仿宋_GB2312" w:eastAsia="仿宋_GB2312"/>
+          <w:color w:val="auto"/>
+          <w:sz w:val="28"/>
+          <w:szCs w:val="28"/>
+          <w:highlight w:val="none"/>
+        </w:rPr>
+        <w:t>时，下午</w:t>
+      </w:r>
+      <w:r>
+        <w:rPr>
+          <w:rFonts w:hint="eastAsia" w:ascii="仿宋_GB2312" w:eastAsia="仿宋_GB2312"/>
+          <w:color w:val="auto"/>
+          <w:sz w:val="28"/>
+          <w:szCs w:val="28"/>
+          <w:highlight w:val="none"/>
+          <w:u w:val="single"/>
+        </w:rPr>
+        <w:t xml:space="preserve"> </w:t>
+      </w:r>
+      <w:r>
+        <w:rPr>
+          <w:rFonts w:hint="eastAsia" w:ascii="仿宋_GB2312" w:eastAsia="仿宋_GB2312"/>
+          <w:color w:val="auto"/>
+          <w:sz w:val="28"/>
+          <w:szCs w:val="28"/>
+          <w:highlight w:val="none"/>
+          <w:u w:val="single"/>
+          <w:lang w:val="en-US" w:eastAsia="zh-CN"/>
+        </w:rPr>
+        <w:t>14</w:t>
+      </w:r>
+      <w:r>
+        <w:rPr>
+          <w:rFonts w:hint="eastAsia" w:ascii="仿宋_GB2312" w:eastAsia="仿宋_GB2312"/>
+          <w:color w:val="auto"/>
+          <w:sz w:val="28"/>
+          <w:szCs w:val="28"/>
+          <w:highlight w:val="none"/>
+          <w:u w:val="single"/>
+        </w:rPr>
+        <w:t xml:space="preserve"> </w:t>
+      </w:r>
+      <w:r>
+        <w:rPr>
+          <w:rFonts w:hint="eastAsia" w:ascii="仿宋_GB2312" w:eastAsia="仿宋_GB2312"/>
+          <w:color w:val="auto"/>
+          <w:sz w:val="28"/>
+          <w:szCs w:val="28"/>
+          <w:highlight w:val="none"/>
+        </w:rPr>
+        <w:t>时至</w:t>
+      </w:r>
+      <w:r>
+        <w:rPr>
+          <w:rFonts w:hint="eastAsia" w:ascii="仿宋_GB2312" w:eastAsia="仿宋_GB2312"/>
+          <w:color w:val="auto"/>
+          <w:sz w:val="28"/>
+          <w:szCs w:val="28"/>
+          <w:highlight w:val="none"/>
+          <w:u w:val="single"/>
+        </w:rPr>
+        <w:t xml:space="preserve"> </w:t>
+      </w:r>
+      <w:r>
+        <w:rPr>
+          <w:rFonts w:hint="eastAsia" w:ascii="仿宋_GB2312" w:eastAsia="仿宋_GB2312"/>
+          <w:color w:val="auto"/>
+          <w:sz w:val="28"/>
+          <w:szCs w:val="28"/>
+          <w:highlight w:val="none"/>
+          <w:u w:val="single"/>
+          <w:lang w:val="en-US" w:eastAsia="zh-CN"/>
+        </w:rPr>
+        <w:t>15</w:t>
+      </w:r>
+      <w:r>
+        <w:rPr>
+          <w:rFonts w:hint="eastAsia" w:ascii="仿宋_GB2312" w:eastAsia="仿宋_GB2312"/>
+          <w:color w:val="auto"/>
+          <w:sz w:val="28"/>
+          <w:szCs w:val="28"/>
+          <w:highlight w:val="none"/>
+          <w:u w:val="single"/>
+        </w:rPr>
+        <w:t xml:space="preserve"> </w:t>
+      </w:r>
+      <w:r>
+        <w:rPr>
+          <w:rFonts w:hint="eastAsia" w:ascii="仿宋_GB2312" w:eastAsia="仿宋_GB2312"/>
+          <w:color w:val="auto"/>
+          <w:sz w:val="28"/>
+          <w:szCs w:val="28"/>
+          <w:highlight w:val="none"/>
+        </w:rPr>
+        <w:t>时（北京时间）</w:t>
+      </w:r>
     </w:p>
     <w:p>
       <w:pPr>
@@ -3480,344 +3830,6 @@
           <w:highlight w:val="none"/>
         </w:rPr>
       </w:pPr>
-      <w:bookmarkStart w:id="10" w:name="_Toc13457"/>
-      <w:r>
-        <w:rPr>
-          <w:rFonts w:hint="eastAsia" w:ascii="仿宋_GB2312" w:eastAsia="仿宋_GB2312"/>
-          <w:sz w:val="28"/>
-          <w:szCs w:val="28"/>
-          <w:highlight w:val="none"/>
-          <w:lang w:val="en-US" w:eastAsia="zh-CN"/>
-        </w:rPr>
-        <w:t>3</w:t>
-      </w:r>
-      <w:r>
-        <w:rPr>
-          <w:rFonts w:hint="eastAsia" w:ascii="仿宋_GB2312" w:eastAsia="仿宋_GB2312"/>
-          <w:sz w:val="28"/>
-          <w:szCs w:val="28"/>
-          <w:highlight w:val="none"/>
-        </w:rPr>
-        <w:t>.1获取时间</w:t>
-      </w:r>
-      <w:bookmarkEnd w:id="10"/>
-    </w:p>
-    <w:p>
-      <w:pPr>
-        <w:keepNext w:val="0"/>
-        <w:keepLines w:val="0"/>
-        <w:pageBreakBefore w:val="0"/>
-        <w:kinsoku/>
-        <w:wordWrap/>
-        <w:overflowPunct/>
-        <w:topLinePunct w:val="0"/>
-        <w:autoSpaceDE/>
-        <w:autoSpaceDN/>
-        <w:bidi w:val="0"/>
-        <w:adjustRightInd w:val="0"/>
-        <w:snapToGrid w:val="0"/>
-        <w:spacing w:line="560" w:lineRule="exact"/>
-        <w:ind w:firstLine="555"/>
-        <w:jc w:val="left"/>
-        <w:textAlignment w:val="auto"/>
-        <w:rPr>
-          <w:rFonts w:ascii="仿宋_GB2312" w:eastAsia="仿宋_GB2312"/>
-          <w:color w:val="auto"/>
-          <w:sz w:val="28"/>
-          <w:szCs w:val="28"/>
-          <w:highlight w:val="none"/>
-        </w:rPr>
-      </w:pPr>
-      <w:r>
-        <w:rPr>
-          <w:rFonts w:hint="eastAsia" w:ascii="仿宋_GB2312" w:eastAsia="仿宋_GB2312"/>
-          <w:color w:val="auto"/>
-          <w:sz w:val="28"/>
-          <w:szCs w:val="28"/>
-          <w:highlight w:val="none"/>
-          <w:lang w:val="en-US" w:eastAsia="zh-CN"/>
-        </w:rPr>
-        <w:t>截止</w:t>
-      </w:r>
-      <w:r>
-        <w:rPr>
-          <w:rFonts w:hint="eastAsia" w:ascii="仿宋_GB2312" w:eastAsia="仿宋_GB2312"/>
-          <w:color w:val="auto"/>
-          <w:sz w:val="28"/>
-          <w:szCs w:val="28"/>
-          <w:highlight w:val="none"/>
-        </w:rPr>
-        <w:t>至</w:t>
-      </w:r>
-      <w:r>
-        <w:rPr>
-          <w:rFonts w:hint="eastAsia" w:ascii="仿宋_GB2312" w:eastAsia="仿宋_GB2312"/>
-          <w:color w:val="auto"/>
-          <w:sz w:val="28"/>
-          <w:szCs w:val="28"/>
-          <w:highlight w:val="none"/>
-          <w:u w:val="single"/>
-          <w:lang w:val="en-US" w:eastAsia="zh-CN"/>
-        </w:rPr>
-        <w:t>{{jiaoyi_wenjian_huoqv_jiezhi_year}}</w:t>
-      </w:r>
-      <w:r>
-        <w:rPr>
-          <w:rFonts w:hint="eastAsia" w:ascii="仿宋_GB2312" w:eastAsia="仿宋_GB2312"/>
-          <w:color w:val="auto"/>
-          <w:sz w:val="28"/>
-          <w:szCs w:val="28"/>
-          <w:highlight w:val="none"/>
-        </w:rPr>
-        <w:t>年</w:t>
-      </w:r>
-      <w:r>
-        <w:rPr>
-          <w:rFonts w:hint="eastAsia" w:ascii="仿宋_GB2312" w:eastAsia="仿宋_GB2312"/>
-          <w:color w:val="auto"/>
-          <w:sz w:val="28"/>
-          <w:szCs w:val="28"/>
-          <w:highlight w:val="none"/>
-          <w:u w:val="single"/>
-          <w:lang w:val="en-US" w:eastAsia="zh-CN"/>
-        </w:rPr>
-        <w:t>{{jiaoyi_wenjian_huoqv_jiezhi_month}}</w:t>
-      </w:r>
-      <w:r>
-        <w:rPr>
-          <w:rFonts w:hint="eastAsia" w:ascii="仿宋_GB2312" w:eastAsia="仿宋_GB2312"/>
-          <w:color w:val="auto"/>
-          <w:sz w:val="28"/>
-          <w:szCs w:val="28"/>
-          <w:highlight w:val="none"/>
-        </w:rPr>
-        <w:t>月</w:t>
-      </w:r>
-      <w:r>
-        <w:rPr>
-          <w:rFonts w:hint="eastAsia" w:ascii="仿宋_GB2312" w:eastAsia="仿宋_GB2312"/>
-          <w:color w:val="auto"/>
-          <w:sz w:val="28"/>
-          <w:szCs w:val="28"/>
-          <w:highlight w:val="none"/>
-          <w:u w:val="single"/>
-          <w:lang w:val="en-US" w:eastAsia="zh-CN"/>
-        </w:rPr>
-        <w:t>{{jiaoyi_wenjian_huoqv_jiezhi_day}}</w:t>
-      </w:r>
-      <w:r>
-        <w:rPr>
-          <w:rFonts w:hint="eastAsia" w:ascii="仿宋_GB2312" w:eastAsia="仿宋_GB2312"/>
-          <w:color w:val="auto"/>
-          <w:sz w:val="28"/>
-          <w:szCs w:val="28"/>
-          <w:highlight w:val="none"/>
-        </w:rPr>
-        <w:t>日，每日上午</w:t>
-      </w:r>
-      <w:r>
-        <w:rPr>
-          <w:rFonts w:hint="eastAsia" w:ascii="仿宋_GB2312" w:eastAsia="仿宋_GB2312"/>
-          <w:color w:val="auto"/>
-          <w:sz w:val="28"/>
-          <w:szCs w:val="28"/>
-          <w:highlight w:val="none"/>
-          <w:u w:val="single"/>
-        </w:rPr>
-        <w:t xml:space="preserve"> </w:t>
-      </w:r>
-      <w:r>
-        <w:rPr>
-          <w:rFonts w:hint="eastAsia" w:ascii="仿宋_GB2312" w:eastAsia="仿宋_GB2312"/>
-          <w:color w:val="auto"/>
-          <w:sz w:val="28"/>
-          <w:szCs w:val="28"/>
-          <w:highlight w:val="none"/>
-          <w:u w:val="single"/>
-          <w:lang w:val="en-US" w:eastAsia="zh-CN"/>
-        </w:rPr>
-        <w:t>9</w:t>
-      </w:r>
-      <w:r>
-        <w:rPr>
-          <w:rFonts w:hint="eastAsia" w:ascii="仿宋_GB2312" w:eastAsia="仿宋_GB2312"/>
-          <w:color w:val="auto"/>
-          <w:sz w:val="28"/>
-          <w:szCs w:val="28"/>
-          <w:highlight w:val="none"/>
-          <w:u w:val="single"/>
-        </w:rPr>
-        <w:t xml:space="preserve"> </w:t>
-      </w:r>
-      <w:r>
-        <w:rPr>
-          <w:rFonts w:hint="eastAsia" w:ascii="仿宋_GB2312" w:eastAsia="仿宋_GB2312"/>
-          <w:color w:val="auto"/>
-          <w:sz w:val="28"/>
-          <w:szCs w:val="28"/>
-          <w:highlight w:val="none"/>
-        </w:rPr>
-        <w:t>时至</w:t>
-      </w:r>
-      <w:r>
-        <w:rPr>
-          <w:rFonts w:hint="eastAsia" w:ascii="仿宋_GB2312" w:eastAsia="仿宋_GB2312"/>
-          <w:color w:val="auto"/>
-          <w:sz w:val="28"/>
-          <w:szCs w:val="28"/>
-          <w:highlight w:val="none"/>
-          <w:u w:val="single"/>
-        </w:rPr>
-        <w:t xml:space="preserve"> </w:t>
-      </w:r>
-      <w:r>
-        <w:rPr>
-          <w:rFonts w:hint="eastAsia" w:ascii="仿宋_GB2312" w:eastAsia="仿宋_GB2312"/>
-          <w:color w:val="auto"/>
-          <w:sz w:val="28"/>
-          <w:szCs w:val="28"/>
-          <w:highlight w:val="none"/>
-          <w:u w:val="single"/>
-          <w:lang w:val="en-US" w:eastAsia="zh-CN"/>
-        </w:rPr>
-        <w:t>12</w:t>
-      </w:r>
-      <w:r>
-        <w:rPr>
-          <w:rFonts w:hint="eastAsia" w:ascii="仿宋_GB2312" w:eastAsia="仿宋_GB2312"/>
-          <w:color w:val="auto"/>
-          <w:sz w:val="28"/>
-          <w:szCs w:val="28"/>
-          <w:highlight w:val="none"/>
-          <w:u w:val="single"/>
-        </w:rPr>
-        <w:t xml:space="preserve"> </w:t>
-      </w:r>
-      <w:r>
-        <w:rPr>
-          <w:rFonts w:hint="eastAsia" w:ascii="仿宋_GB2312" w:eastAsia="仿宋_GB2312"/>
-          <w:color w:val="auto"/>
-          <w:sz w:val="28"/>
-          <w:szCs w:val="28"/>
-          <w:highlight w:val="none"/>
-        </w:rPr>
-        <w:t>时，下午</w:t>
-      </w:r>
-      <w:r>
-        <w:rPr>
-          <w:rFonts w:hint="eastAsia" w:ascii="仿宋_GB2312" w:eastAsia="仿宋_GB2312"/>
-          <w:color w:val="auto"/>
-          <w:sz w:val="28"/>
-          <w:szCs w:val="28"/>
-          <w:highlight w:val="none"/>
-          <w:u w:val="single"/>
-        </w:rPr>
-        <w:t xml:space="preserve"> </w:t>
-      </w:r>
-      <w:r>
-        <w:rPr>
-          <w:rFonts w:hint="eastAsia" w:ascii="仿宋_GB2312" w:eastAsia="仿宋_GB2312"/>
-          <w:color w:val="auto"/>
-          <w:sz w:val="28"/>
-          <w:szCs w:val="28"/>
-          <w:highlight w:val="none"/>
-          <w:u w:val="single"/>
-          <w:lang w:val="en-US" w:eastAsia="zh-CN"/>
-        </w:rPr>
-        <w:t>14</w:t>
-      </w:r>
-      <w:r>
-        <w:rPr>
-          <w:rFonts w:hint="eastAsia" w:ascii="仿宋_GB2312" w:eastAsia="仿宋_GB2312"/>
-          <w:color w:val="auto"/>
-          <w:sz w:val="28"/>
-          <w:szCs w:val="28"/>
-          <w:highlight w:val="none"/>
-          <w:u w:val="single"/>
-        </w:rPr>
-        <w:t xml:space="preserve"> </w:t>
-      </w:r>
-      <w:r>
-        <w:rPr>
-          <w:rFonts w:hint="eastAsia" w:ascii="仿宋_GB2312" w:eastAsia="仿宋_GB2312"/>
-          <w:color w:val="auto"/>
-          <w:sz w:val="28"/>
-          <w:szCs w:val="28"/>
-          <w:highlight w:val="none"/>
-        </w:rPr>
-        <w:t>时至</w:t>
-      </w:r>
-      <w:r>
-        <w:rPr>
-          <w:rFonts w:hint="eastAsia" w:ascii="仿宋_GB2312" w:eastAsia="仿宋_GB2312"/>
-          <w:color w:val="auto"/>
-          <w:sz w:val="28"/>
-          <w:szCs w:val="28"/>
-          <w:highlight w:val="none"/>
-          <w:u w:val="single"/>
-        </w:rPr>
-        <w:t xml:space="preserve"> </w:t>
-      </w:r>
-      <w:r>
-        <w:rPr>
-          <w:rFonts w:hint="eastAsia" w:ascii="仿宋_GB2312" w:eastAsia="仿宋_GB2312"/>
-          <w:color w:val="auto"/>
-          <w:sz w:val="28"/>
-          <w:szCs w:val="28"/>
-          <w:highlight w:val="none"/>
-          <w:u w:val="single"/>
-          <w:lang w:val="en-US" w:eastAsia="zh-CN"/>
-        </w:rPr>
-        <w:t>15</w:t>
-      </w:r>
-      <w:r>
-        <w:rPr>
-          <w:rFonts w:hint="eastAsia" w:ascii="仿宋_GB2312" w:eastAsia="仿宋_GB2312"/>
-          <w:color w:val="auto"/>
-          <w:sz w:val="28"/>
-          <w:szCs w:val="28"/>
-          <w:highlight w:val="none"/>
-          <w:u w:val="single"/>
-        </w:rPr>
-        <w:t xml:space="preserve"> </w:t>
-      </w:r>
-      <w:r>
-        <w:rPr>
-          <w:rFonts w:hint="eastAsia" w:ascii="仿宋_GB2312" w:eastAsia="仿宋_GB2312"/>
-          <w:color w:val="auto"/>
-          <w:sz w:val="28"/>
-          <w:szCs w:val="28"/>
-          <w:highlight w:val="none"/>
-        </w:rPr>
-        <w:t>时（北京时间）</w:t>
-      </w:r>
-    </w:p>
-    <w:p>
-      <w:pPr>
-        <w:keepNext w:val="0"/>
-        <w:keepLines w:val="0"/>
-        <w:pageBreakBefore w:val="0"/>
-        <w:kinsoku/>
-        <w:wordWrap/>
-        <w:overflowPunct/>
-        <w:topLinePunct w:val="0"/>
-        <w:autoSpaceDE/>
-        <w:autoSpaceDN/>
-        <w:bidi w:val="0"/>
-        <w:adjustRightInd w:val="0"/>
-        <w:snapToGrid w:val="0"/>
-        <w:spacing w:line="560" w:lineRule="exact"/>
-        <w:ind w:firstLine="560" w:firstLineChars="200"/>
-        <w:jc w:val="left"/>
-        <w:textAlignment w:val="auto"/>
-        <w:outlineLvl w:val="2"/>
-        <w:rPr>
-          <w:rFonts w:ascii="仿宋_GB2312" w:eastAsia="仿宋_GB2312"/>
-          <w:sz w:val="28"/>
-          <w:szCs w:val="28"/>
-          <w:highlight w:val="none"/>
-        </w:rPr>
-      </w:pPr>
       <w:bookmarkStart w:id="11" w:name="_Toc2336"/>
       <w:r>
         <w:rPr>
@@ -4026,10 +4038,11 @@
       <w:r>
         <w:rPr>
           <w:rFonts w:hint="eastAsia" w:ascii="仿宋_GB2312" w:eastAsia="仿宋_GB2312"/>
-          <w:color w:val="auto"/>
-          <w:sz w:val="28"/>
-          <w:szCs w:val="28"/>
-          <w:highlight w:val="none"/>
+          <w:color w:val="0000FF"/>
+          <w:sz w:val="28"/>
+          <w:szCs w:val="28"/>
+          <w:highlight w:val="none"/>
+          <w:u w:val="single"/>
           <w:lang w:val="en-US" w:eastAsia="zh-CN"/>
         </w:rPr>
         <w:t>{{xiangying_dijiao_jiezhi_year}}</w:t>
@@ -4047,7 +4060,7 @@
       <w:r>
         <w:rPr>
           <w:rFonts w:hint="eastAsia" w:ascii="仿宋_GB2312" w:eastAsia="仿宋_GB2312"/>
-          <w:color w:val="auto"/>
+          <w:color w:val="0000FF"/>
           <w:sz w:val="28"/>
           <w:szCs w:val="28"/>
           <w:highlight w:val="none"/>
@@ -4069,7 +4082,7 @@
       <w:r>
         <w:rPr>
           <w:rFonts w:hint="eastAsia" w:ascii="仿宋_GB2312" w:eastAsia="仿宋_GB2312"/>
-          <w:color w:val="auto"/>
+          <w:color w:val="0000FF"/>
           <w:sz w:val="28"/>
           <w:szCs w:val="28"/>
           <w:highlight w:val="none"/>
@@ -4716,144 +4729,10 @@
     </w:p>
     <w:p>
       <w:pPr>
-        <w:keepNext w:val="0"/>
-        <w:keepLines w:val="0"/>
+        <w:keepNext/>
+        <w:keepLines/>
         <w:pageBreakBefore w:val="0"/>
-        <w:kinsoku/>
-        <w:wordWrap/>
-        <w:overflowPunct/>
-        <w:topLinePunct w:val="0"/>
-        <w:autoSpaceDE/>
-        <w:autoSpaceDN/>
-        <w:bidi w:val="0"/>
-        <w:adjustRightInd w:val="0"/>
-        <w:snapToGrid w:val="0"/>
-        <w:spacing w:line="560" w:lineRule="exact"/>
-        <w:ind w:firstLine="560" w:firstLineChars="200"/>
-        <w:jc w:val="left"/>
-        <w:textAlignment w:val="auto"/>
-        <w:rPr>
-          <w:rFonts w:ascii="仿宋_GB2312" w:hAnsi="仿宋" w:eastAsia="仿宋_GB2312"/>
-          <w:color w:val="000000"/>
-          <w:sz w:val="28"/>
-          <w:szCs w:val="28"/>
-          <w:highlight w:val="none"/>
-        </w:rPr>
-      </w:pPr>
-    </w:p>
-    <w:p>
-      <w:pPr>
-        <w:keepNext w:val="0"/>
-        <w:keepLines w:val="0"/>
-        <w:pageBreakBefore w:val="0"/>
-        <w:kinsoku/>
-        <w:wordWrap/>
-        <w:overflowPunct/>
-        <w:topLinePunct w:val="0"/>
-        <w:autoSpaceDE/>
-        <w:autoSpaceDN/>
-        <w:bidi w:val="0"/>
-        <w:adjustRightInd w:val="0"/>
-        <w:snapToGrid w:val="0"/>
-        <w:spacing w:line="560" w:lineRule="exact"/>
-        <w:ind w:firstLine="560" w:firstLineChars="200"/>
-        <w:jc w:val="left"/>
-        <w:textAlignment w:val="auto"/>
-        <w:rPr>
-          <w:rFonts w:ascii="仿宋_GB2312" w:hAnsi="仿宋" w:eastAsia="仿宋_GB2312"/>
-          <w:color w:val="000000"/>
-          <w:sz w:val="28"/>
-          <w:szCs w:val="28"/>
-          <w:highlight w:val="none"/>
-        </w:rPr>
-      </w:pPr>
-    </w:p>
-    <w:p>
-      <w:pPr>
-        <w:keepNext w:val="0"/>
-        <w:keepLines w:val="0"/>
-        <w:pageBreakBefore w:val="0"/>
-        <w:kinsoku/>
-        <w:wordWrap/>
-        <w:overflowPunct/>
-        <w:topLinePunct w:val="0"/>
-        <w:autoSpaceDE/>
-        <w:autoSpaceDN/>
-        <w:bidi w:val="0"/>
-        <w:adjustRightInd w:val="0"/>
-        <w:snapToGrid w:val="0"/>
-        <w:spacing w:line="560" w:lineRule="exact"/>
-        <w:ind w:firstLine="560" w:firstLineChars="200"/>
-        <w:jc w:val="left"/>
-        <w:textAlignment w:val="auto"/>
-        <w:rPr>
-          <w:rFonts w:ascii="仿宋_GB2312" w:hAnsi="仿宋" w:eastAsia="仿宋_GB2312"/>
-          <w:color w:val="000000"/>
-          <w:sz w:val="28"/>
-          <w:szCs w:val="28"/>
-          <w:highlight w:val="none"/>
-        </w:rPr>
-      </w:pPr>
-    </w:p>
-    <w:p>
-      <w:pPr>
-        <w:keepNext w:val="0"/>
-        <w:keepLines w:val="0"/>
-        <w:pageBreakBefore w:val="0"/>
-        <w:kinsoku/>
-        <w:wordWrap/>
-        <w:overflowPunct/>
-        <w:topLinePunct w:val="0"/>
-        <w:autoSpaceDE/>
-        <w:autoSpaceDN/>
-        <w:bidi w:val="0"/>
-        <w:adjustRightInd w:val="0"/>
-        <w:snapToGrid w:val="0"/>
-        <w:spacing w:line="560" w:lineRule="exact"/>
-        <w:ind w:firstLine="560" w:firstLineChars="200"/>
-        <w:jc w:val="left"/>
-        <w:textAlignment w:val="auto"/>
-        <w:rPr>
-          <w:rFonts w:ascii="仿宋_GB2312" w:hAnsi="仿宋" w:eastAsia="仿宋_GB2312"/>
-          <w:color w:val="000000"/>
-          <w:sz w:val="28"/>
-          <w:szCs w:val="28"/>
-          <w:highlight w:val="none"/>
-        </w:rPr>
-      </w:pPr>
-    </w:p>
-    <w:p>
-      <w:pPr>
-        <w:keepNext w:val="0"/>
-        <w:keepLines w:val="0"/>
-        <w:pageBreakBefore w:val="0"/>
-        <w:kinsoku/>
-        <w:wordWrap/>
-        <w:overflowPunct/>
-        <w:topLinePunct w:val="0"/>
-        <w:autoSpaceDE/>
-        <w:autoSpaceDN/>
-        <w:bidi w:val="0"/>
-        <w:adjustRightInd w:val="0"/>
-        <w:snapToGrid w:val="0"/>
-        <w:spacing w:line="560" w:lineRule="exact"/>
-        <w:ind w:firstLine="560" w:firstLineChars="200"/>
-        <w:jc w:val="left"/>
-        <w:textAlignment w:val="auto"/>
-        <w:rPr>
-          <w:rFonts w:ascii="仿宋_GB2312" w:hAnsi="仿宋" w:eastAsia="仿宋_GB2312"/>
-          <w:color w:val="000000"/>
-          <w:sz w:val="28"/>
-          <w:szCs w:val="28"/>
-          <w:highlight w:val="none"/>
-        </w:rPr>
-      </w:pPr>
-    </w:p>
-    <w:p>
-      <w:pPr>
-        <w:keepNext w:val="0"/>
-        <w:keepLines w:val="0"/>
-        <w:pageBreakBefore w:val="0"/>
+        <w:widowControl w:val="0"/>
         <w:kinsoku/>
         <w:wordWrap/>
         <w:overflowPunct/>
@@ -4891,9 +4770,10 @@
     </w:p>
     <w:p>
       <w:pPr>
-        <w:keepNext w:val="0"/>
-        <w:keepLines w:val="0"/>
+        <w:keepNext/>
+        <w:keepLines/>
         <w:pageBreakBefore w:val="0"/>
+        <w:widowControl w:val="0"/>
         <w:kinsoku/>
         <w:wordWrap/>
         <w:overflowPunct/>
@@ -4935,9 +4815,10 @@
     </w:p>
     <w:p>
       <w:pPr>
-        <w:keepNext w:val="0"/>
-        <w:keepLines w:val="0"/>
+        <w:keepNext/>
+        <w:keepLines/>
         <w:pageBreakBefore w:val="0"/>
+        <w:widowControl w:val="0"/>
         <w:kinsoku/>
         <w:wordWrap/>
         <w:overflowPunct/>
@@ -4981,9 +4862,10 @@
     </w:p>
     <w:p>
       <w:pPr>
-        <w:keepNext w:val="0"/>
-        <w:keepLines w:val="0"/>
+        <w:keepNext/>
+        <w:keepLines/>
         <w:pageBreakBefore w:val="0"/>
+        <w:widowControl w:val="0"/>
         <w:kinsoku/>
         <w:wordWrap/>
         <w:overflowPunct/>
@@ -5026,9 +4908,10 @@
     </w:p>
     <w:p>
       <w:pPr>
-        <w:keepNext w:val="0"/>
-        <w:keepLines w:val="0"/>
+        <w:keepNext/>
+        <w:keepLines/>
         <w:pageBreakBefore w:val="0"/>
+        <w:widowControl w:val="0"/>
         <w:kinsoku/>
         <w:wordWrap/>
         <w:overflowPunct/>
@@ -5079,9 +4962,10 @@
     </w:p>
     <w:p>
       <w:pPr>
-        <w:keepNext w:val="0"/>
-        <w:keepLines w:val="0"/>
+        <w:keepNext/>
+        <w:keepLines/>
         <w:pageBreakBefore w:val="0"/>
+        <w:widowControl w:val="0"/>
         <w:kinsoku/>
         <w:wordWrap/>
         <w:overflowPunct/>
@@ -5124,9 +5008,10 @@
     </w:p>
     <w:p>
       <w:pPr>
-        <w:keepNext w:val="0"/>
-        <w:keepLines w:val="0"/>
+        <w:keepNext/>
+        <w:keepLines/>
         <w:pageBreakBefore w:val="0"/>
+        <w:widowControl w:val="0"/>
         <w:kinsoku/>
         <w:wordWrap/>
         <w:overflowPunct/>
@@ -5150,7 +5035,7 @@
       <w:r>
         <w:rPr>
           <w:rFonts w:hint="eastAsia" w:ascii="仿宋_GB2312" w:eastAsia="仿宋_GB2312"/>
-          <w:color w:val="auto"/>
+          <w:color w:val="0000FF"/>
           <w:sz w:val="28"/>
           <w:szCs w:val="28"/>
           <w:highlight w:val="none"/>
@@ -5172,7 +5057,7 @@
       <w:r>
         <w:rPr>
           <w:rFonts w:hint="eastAsia" w:ascii="仿宋_GB2312" w:eastAsia="仿宋_GB2312"/>
-          <w:color w:val="auto"/>
+          <w:color w:val="0000FF"/>
           <w:sz w:val="28"/>
           <w:szCs w:val="28"/>
           <w:highlight w:val="none"/>
@@ -5194,7 +5079,7 @@
       <w:r>
         <w:rPr>
           <w:rFonts w:hint="eastAsia" w:ascii="仿宋_GB2312" w:eastAsia="仿宋_GB2312"/>
-          <w:color w:val="auto"/>
+          <w:color w:val="0000FF"/>
           <w:sz w:val="28"/>
           <w:szCs w:val="28"/>
           <w:highlight w:val="none"/>
@@ -5216,172 +5101,41 @@
     </w:p>
     <w:p>
       <w:pPr>
-        <w:pStyle w:val="60"/>
-        <w:ind w:left="0" w:leftChars="0" w:firstLine="0" w:firstLineChars="0"/>
-        <w:jc w:val="both"/>
         <w:rPr>
           <w:rFonts w:hint="eastAsia"/>
-          <w:color w:val="auto"/>
-          <w:highlight w:val="none"/>
-        </w:rPr>
-      </w:pPr>
-    </w:p>
-    <w:p>
-      <w:pPr>
+        </w:rPr>
+      </w:pPr>
+    </w:p>
+    <w:p>
+      <w:pPr>
+        <w:pStyle w:val="3"/>
+        <w:keepNext/>
+        <w:keepLines w:val="0"/>
+        <w:pageBreakBefore w:val="0"/>
+        <w:widowControl w:val="0"/>
+        <w:numPr>
+          <w:ilvl w:val="0"/>
+          <w:numId w:val="3"/>
+        </w:numPr>
+        <w:kinsoku/>
+        <w:wordWrap/>
+        <w:overflowPunct/>
+        <w:topLinePunct w:val="0"/>
+        <w:autoSpaceDE/>
+        <w:autoSpaceDN/>
+        <w:bidi w:val="0"/>
+        <w:adjustRightInd/>
+        <w:snapToGrid/>
+        <w:spacing w:line="416" w:lineRule="auto"/>
+        <w:textAlignment w:val="auto"/>
+        <w:outlineLvl w:val="0"/>
         <w:rPr>
           <w:rFonts w:hint="eastAsia"/>
           <w:highlight w:val="none"/>
         </w:rPr>
       </w:pPr>
-    </w:p>
-    <w:p>
-      <w:pPr>
-        <w:pStyle w:val="4"/>
-        <w:rPr>
-          <w:rFonts w:hint="eastAsia"/>
-          <w:highlight w:val="none"/>
-        </w:rPr>
-      </w:pPr>
-    </w:p>
-    <w:p>
-      <w:pPr>
-        <w:rPr>
-          <w:rFonts w:hint="eastAsia"/>
-          <w:highlight w:val="none"/>
-        </w:rPr>
-      </w:pPr>
-    </w:p>
-    <w:p>
-      <w:pPr>
-        <w:pStyle w:val="4"/>
-        <w:rPr>
-          <w:rFonts w:hint="eastAsia"/>
-          <w:highlight w:val="none"/>
-        </w:rPr>
-      </w:pPr>
-    </w:p>
-    <w:p>
-      <w:pPr>
-        <w:rPr>
-          <w:rFonts w:hint="eastAsia"/>
-          <w:highlight w:val="none"/>
-        </w:rPr>
-      </w:pPr>
-    </w:p>
-    <w:p>
-      <w:pPr>
-        <w:pStyle w:val="4"/>
-        <w:rPr>
-          <w:rFonts w:hint="eastAsia"/>
-          <w:highlight w:val="none"/>
-        </w:rPr>
-      </w:pPr>
-    </w:p>
-    <w:p>
-      <w:pPr>
-        <w:rPr>
-          <w:rFonts w:hint="eastAsia"/>
-          <w:highlight w:val="none"/>
-        </w:rPr>
-      </w:pPr>
-    </w:p>
-    <w:p>
-      <w:pPr>
-        <w:pStyle w:val="4"/>
-        <w:rPr>
-          <w:rFonts w:hint="eastAsia"/>
-        </w:rPr>
-      </w:pPr>
-    </w:p>
-    <w:p>
-      <w:pPr>
-        <w:rPr>
-          <w:rFonts w:hint="eastAsia"/>
-        </w:rPr>
-      </w:pPr>
-    </w:p>
-    <w:p>
-      <w:pPr>
-        <w:rPr>
-          <w:rFonts w:hint="eastAsia"/>
-        </w:rPr>
-      </w:pPr>
-    </w:p>
-    <w:p>
-      <w:pPr>
-        <w:rPr>
-          <w:rFonts w:hint="eastAsia"/>
-        </w:rPr>
-      </w:pPr>
-    </w:p>
-    <w:p>
-      <w:pPr>
-        <w:rPr>
-          <w:rFonts w:hint="eastAsia"/>
-        </w:rPr>
-      </w:pPr>
-    </w:p>
-    <w:p>
-      <w:pPr>
-        <w:rPr>
-          <w:rFonts w:hint="eastAsia"/>
-        </w:rPr>
-      </w:pPr>
-    </w:p>
-    <w:p>
-      <w:pPr>
-        <w:rPr>
-          <w:rFonts w:hint="eastAsia"/>
-        </w:rPr>
-      </w:pPr>
-    </w:p>
-    <w:p>
-      <w:pPr>
-        <w:rPr>
-          <w:rFonts w:hint="eastAsia"/>
-          <w:highlight w:val="none"/>
-        </w:rPr>
-      </w:pPr>
-    </w:p>
-    <w:p>
-      <w:pPr>
-        <w:pStyle w:val="3"/>
-        <w:outlineLvl w:val="0"/>
-        <w:rPr>
-          <w:highlight w:val="none"/>
-        </w:rPr>
-      </w:pPr>
-      <w:bookmarkStart w:id="16" w:name="_Toc27639"/>
-      <w:r>
-        <w:rPr>
-          <w:rFonts w:hint="eastAsia"/>
-          <w:highlight w:val="none"/>
-        </w:rPr>
-        <w:t>第</w:t>
-      </w:r>
-      <w:r>
-        <w:rPr>
-          <w:rFonts w:hint="eastAsia"/>
-          <w:b/>
-          <w:highlight w:val="none"/>
-        </w:rPr>
-        <w:t>二</w:t>
-      </w:r>
-      <w:r>
-        <w:rPr>
-          <w:rFonts w:hint="eastAsia"/>
-          <w:highlight w:val="none"/>
-        </w:rPr>
-        <w:t>章</w:t>
-      </w:r>
-      <w:bookmarkStart w:id="17" w:name="_Toc88209932"/>
-      <w:r>
-        <w:rPr>
-          <w:rFonts w:hint="eastAsia"/>
-          <w:highlight w:val="none"/>
-        </w:rPr>
-        <w:t xml:space="preserve"> </w:t>
-      </w:r>
+      <w:bookmarkStart w:id="16" w:name="_Toc88209932"/>
+      <w:bookmarkStart w:id="17" w:name="_Toc27639"/>
       <w:r>
         <w:rPr>
           <w:highlight w:val="none"/>
@@ -5400,11 +5154,23 @@
     </w:p>
     <w:p>
       <w:pPr>
+        <w:keepNext/>
+        <w:keepLines w:val="0"/>
+        <w:pageBreakBefore w:val="0"/>
+        <w:widowControl w:val="0"/>
+        <w:kinsoku/>
+        <w:wordWrap/>
+        <w:overflowPunct/>
+        <w:topLinePunct w:val="0"/>
+        <w:autoSpaceDE/>
+        <w:autoSpaceDN/>
+        <w:bidi w:val="0"/>
         <w:adjustRightInd w:val="0"/>
         <w:snapToGrid w:val="0"/>
         <w:spacing w:before="120" w:beforeLines="50" w:after="120" w:afterLines="50" w:line="600" w:lineRule="exact"/>
         <w:ind w:left="640" w:leftChars="305" w:firstLine="0" w:firstLineChars="0"/>
         <w:jc w:val="left"/>
+        <w:textAlignment w:val="auto"/>
         <w:outlineLvl w:val="1"/>
         <w:rPr>
           <w:rFonts w:hint="eastAsia" w:ascii="宋体" w:hAnsi="宋体"/>
@@ -5450,10 +5216,22 @@
     </w:p>
     <w:p>
       <w:pPr>
+        <w:keepNext/>
+        <w:keepLines w:val="0"/>
+        <w:pageBreakBefore w:val="0"/>
+        <w:widowControl w:val="0"/>
+        <w:kinsoku/>
+        <w:wordWrap/>
+        <w:overflowPunct/>
+        <w:topLinePunct w:val="0"/>
+        <w:autoSpaceDE/>
+        <w:autoSpaceDN/>
+        <w:bidi w:val="0"/>
         <w:adjustRightInd w:val="0"/>
         <w:snapToGrid w:val="0"/>
         <w:spacing w:line="600" w:lineRule="exact"/>
         <w:jc w:val="left"/>
+        <w:textAlignment w:val="auto"/>
         <w:rPr>
           <w:rFonts w:hint="eastAsia" w:ascii="仿宋_GB2312" w:eastAsia="仿宋_GB2312" w:cs="Times New Roman"/>
           <w:color w:val="auto"/>
@@ -5475,10 +5253,22 @@
     </w:p>
     <w:p>
       <w:pPr>
+        <w:keepNext/>
+        <w:keepLines w:val="0"/>
+        <w:pageBreakBefore w:val="0"/>
+        <w:widowControl w:val="0"/>
+        <w:kinsoku/>
+        <w:wordWrap/>
+        <w:overflowPunct/>
+        <w:topLinePunct w:val="0"/>
+        <w:autoSpaceDE/>
+        <w:autoSpaceDN/>
+        <w:bidi w:val="0"/>
         <w:adjustRightInd w:val="0"/>
         <w:snapToGrid w:val="0"/>
         <w:spacing w:line="600" w:lineRule="exact"/>
         <w:jc w:val="left"/>
+        <w:textAlignment w:val="auto"/>
         <w:rPr>
           <w:rFonts w:hint="default" w:ascii="仿宋_GB2312" w:eastAsia="仿宋_GB2312" w:cs="Times New Roman"/>
           <w:color w:val="auto"/>
@@ -5500,10 +5290,22 @@
     </w:p>
     <w:p>
       <w:pPr>
+        <w:keepNext/>
+        <w:keepLines w:val="0"/>
+        <w:pageBreakBefore w:val="0"/>
+        <w:widowControl w:val="0"/>
+        <w:kinsoku/>
+        <w:wordWrap/>
+        <w:overflowPunct/>
+        <w:topLinePunct w:val="0"/>
+        <w:autoSpaceDE/>
+        <w:autoSpaceDN/>
+        <w:bidi w:val="0"/>
         <w:adjustRightInd w:val="0"/>
         <w:snapToGrid w:val="0"/>
         <w:spacing w:line="600" w:lineRule="exact"/>
         <w:jc w:val="left"/>
+        <w:textAlignment w:val="auto"/>
         <w:rPr>
           <w:rFonts w:ascii="仿宋_GB2312" w:eastAsia="仿宋_GB2312"/>
           <w:sz w:val="28"/>
@@ -5575,6 +5377,7 @@
           </w:tblCellMar>
         </w:tblPrEx>
         <w:trPr>
+          <w:cantSplit/>
           <w:trHeight w:val="1036" w:hRule="atLeast"/>
         </w:trPr>
         <w:tc>
@@ -5589,9 +5392,21 @@
           </w:tcPr>
           <w:p>
             <w:pPr>
+              <w:keepNext/>
+              <w:keepLines/>
+              <w:pageBreakBefore w:val="0"/>
+              <w:widowControl w:val="0"/>
+              <w:kinsoku/>
+              <w:wordWrap/>
+              <w:overflowPunct/>
+              <w:topLinePunct w:val="0"/>
+              <w:autoSpaceDE/>
+              <w:autoSpaceDN/>
+              <w:bidi w:val="0"/>
               <w:adjustRightInd w:val="0"/>
               <w:snapToGrid w:val="0"/>
               <w:jc w:val="center"/>
+              <w:textAlignment w:val="auto"/>
               <w:rPr>
                 <w:rFonts w:ascii="仿宋_GB2312" w:eastAsia="仿宋_GB2312"/>
                 <w:sz w:val="24"/>
@@ -5636,9 +5451,21 @@
           </w:tcPr>
           <w:p>
             <w:pPr>
+              <w:keepNext/>
+              <w:keepLines/>
+              <w:pageBreakBefore w:val="0"/>
+              <w:widowControl w:val="0"/>
+              <w:kinsoku/>
+              <w:wordWrap/>
+              <w:overflowPunct/>
+              <w:topLinePunct w:val="0"/>
+              <w:autoSpaceDE/>
+              <w:autoSpaceDN/>
+              <w:bidi w:val="0"/>
               <w:adjustRightInd w:val="0"/>
               <w:snapToGrid w:val="0"/>
               <w:jc w:val="center"/>
+              <w:textAlignment w:val="auto"/>
               <w:rPr>
                 <w:rFonts w:ascii="仿宋_GB2312" w:eastAsia="仿宋_GB2312"/>
                 <w:sz w:val="24"/>
@@ -5665,9 +5492,21 @@
           </w:tcPr>
           <w:p>
             <w:pPr>
+              <w:keepNext/>
+              <w:keepLines/>
+              <w:pageBreakBefore w:val="0"/>
+              <w:widowControl w:val="0"/>
+              <w:kinsoku/>
+              <w:wordWrap/>
+              <w:overflowPunct/>
+              <w:topLinePunct w:val="0"/>
+              <w:autoSpaceDE/>
+              <w:autoSpaceDN/>
+              <w:bidi w:val="0"/>
               <w:adjustRightInd w:val="0"/>
               <w:snapToGrid w:val="0"/>
               <w:jc w:val="center"/>
+              <w:textAlignment w:val="auto"/>
               <w:rPr>
                 <w:rFonts w:ascii="仿宋_GB2312" w:eastAsia="仿宋_GB2312"/>
                 <w:sz w:val="24"/>
@@ -5697,8 +5536,20 @@
           </w:tcPr>
           <w:p>
             <w:pPr>
+              <w:keepNext/>
+              <w:keepLines/>
+              <w:pageBreakBefore w:val="0"/>
+              <w:widowControl w:val="0"/>
+              <w:kinsoku/>
+              <w:wordWrap/>
+              <w:overflowPunct/>
+              <w:topLinePunct w:val="0"/>
+              <w:autoSpaceDE/>
+              <w:autoSpaceDN/>
+              <w:bidi w:val="0"/>
               <w:adjustRightInd w:val="0"/>
               <w:snapToGrid w:val="0"/>
+              <w:textAlignment w:val="auto"/>
               <w:rPr>
                 <w:rFonts w:ascii="仿宋_GB2312" w:eastAsia="仿宋_GB2312"/>
                 <w:sz w:val="24"/>
@@ -5736,6 +5587,7 @@
           </w:tblCellMar>
         </w:tblPrEx>
         <w:trPr>
+          <w:cantSplit/>
           <w:trHeight w:val="1494" w:hRule="atLeast"/>
         </w:trPr>
         <w:tc>
@@ -5750,9 +5602,21 @@
           </w:tcPr>
           <w:p>
             <w:pPr>
+              <w:keepNext/>
+              <w:keepLines/>
+              <w:pageBreakBefore w:val="0"/>
+              <w:widowControl w:val="0"/>
+              <w:kinsoku/>
+              <w:wordWrap/>
+              <w:overflowPunct/>
+              <w:topLinePunct w:val="0"/>
+              <w:autoSpaceDE/>
+              <w:autoSpaceDN/>
+              <w:bidi w:val="0"/>
               <w:adjustRightInd w:val="0"/>
               <w:snapToGrid w:val="0"/>
               <w:jc w:val="center"/>
+              <w:textAlignment w:val="auto"/>
               <w:rPr>
                 <w:rFonts w:ascii="仿宋_GB2312" w:eastAsia="仿宋_GB2312"/>
                 <w:sz w:val="24"/>
@@ -5770,9 +5634,21 @@
           </w:tcPr>
           <w:p>
             <w:pPr>
+              <w:keepNext/>
+              <w:keepLines/>
+              <w:pageBreakBefore w:val="0"/>
+              <w:widowControl w:val="0"/>
+              <w:kinsoku/>
+              <w:wordWrap/>
+              <w:overflowPunct/>
+              <w:topLinePunct w:val="0"/>
+              <w:autoSpaceDE/>
+              <w:autoSpaceDN/>
+              <w:bidi w:val="0"/>
               <w:adjustRightInd w:val="0"/>
               <w:snapToGrid w:val="0"/>
               <w:jc w:val="center"/>
+              <w:textAlignment w:val="auto"/>
               <w:rPr>
                 <w:rFonts w:ascii="仿宋_GB2312" w:eastAsia="仿宋_GB2312"/>
                 <w:sz w:val="24"/>
@@ -5799,9 +5675,21 @@
           </w:tcPr>
           <w:p>
             <w:pPr>
+              <w:keepNext/>
+              <w:keepLines/>
+              <w:pageBreakBefore w:val="0"/>
+              <w:widowControl w:val="0"/>
+              <w:kinsoku/>
+              <w:wordWrap/>
+              <w:overflowPunct/>
+              <w:topLinePunct w:val="0"/>
+              <w:autoSpaceDE/>
+              <w:autoSpaceDN/>
+              <w:bidi w:val="0"/>
               <w:adjustRightInd w:val="0"/>
               <w:snapToGrid w:val="0"/>
               <w:jc w:val="center"/>
+              <w:textAlignment w:val="auto"/>
               <w:rPr>
                 <w:rFonts w:ascii="仿宋_GB2312" w:eastAsia="仿宋_GB2312"/>
                 <w:sz w:val="24"/>
@@ -5840,8 +5728,20 @@
           </w:tcPr>
           <w:p>
             <w:pPr>
+              <w:keepNext/>
+              <w:keepLines/>
+              <w:pageBreakBefore w:val="0"/>
+              <w:widowControl w:val="0"/>
+              <w:kinsoku/>
+              <w:wordWrap/>
+              <w:overflowPunct/>
+              <w:topLinePunct w:val="0"/>
+              <w:autoSpaceDE/>
+              <w:autoSpaceDN/>
+              <w:bidi w:val="0"/>
               <w:adjustRightInd w:val="0"/>
               <w:snapToGrid w:val="0"/>
+              <w:textAlignment w:val="auto"/>
               <w:rPr>
                 <w:rFonts w:ascii="仿宋_GB2312" w:eastAsia="仿宋_GB2312"/>
                 <w:sz w:val="24"/>
@@ -5871,8 +5771,20 @@
           </w:p>
           <w:p>
             <w:pPr>
+              <w:keepNext/>
+              <w:keepLines/>
+              <w:pageBreakBefore w:val="0"/>
+              <w:widowControl w:val="0"/>
+              <w:kinsoku/>
+              <w:wordWrap/>
+              <w:overflowPunct/>
+              <w:topLinePunct w:val="0"/>
+              <w:autoSpaceDE/>
+              <w:autoSpaceDN/>
+              <w:bidi w:val="0"/>
               <w:adjustRightInd w:val="0"/>
               <w:snapToGrid w:val="0"/>
+              <w:textAlignment w:val="auto"/>
               <w:rPr>
                 <w:rFonts w:ascii="仿宋_GB2312" w:hAnsi="宋体" w:eastAsia="仿宋_GB2312"/>
                 <w:sz w:val="24"/>
@@ -5902,8 +5814,20 @@
           </w:p>
           <w:p>
             <w:pPr>
+              <w:keepNext/>
+              <w:keepLines/>
+              <w:pageBreakBefore w:val="0"/>
+              <w:widowControl w:val="0"/>
+              <w:kinsoku/>
+              <w:wordWrap/>
+              <w:overflowPunct/>
+              <w:topLinePunct w:val="0"/>
+              <w:autoSpaceDE/>
+              <w:autoSpaceDN/>
+              <w:bidi w:val="0"/>
               <w:adjustRightInd w:val="0"/>
               <w:snapToGrid w:val="0"/>
+              <w:textAlignment w:val="auto"/>
               <w:rPr>
                 <w:rFonts w:ascii="仿宋_GB2312" w:hAnsi="宋体" w:eastAsia="仿宋_GB2312"/>
                 <w:sz w:val="24"/>
@@ -5972,6 +5896,7 @@
           </w:tblCellMar>
         </w:tblPrEx>
         <w:trPr>
+          <w:cantSplit/>
           <w:trHeight w:val="1863" w:hRule="atLeast"/>
         </w:trPr>
         <w:tc>
@@ -5986,10 +5911,22 @@
           </w:tcPr>
           <w:p>
             <w:pPr>
+              <w:keepNext/>
+              <w:keepLines/>
+              <w:pageBreakBefore w:val="0"/>
+              <w:widowControl w:val="0"/>
+              <w:kinsoku/>
+              <w:wordWrap/>
+              <w:overflowPunct/>
+              <w:topLinePunct w:val="0"/>
+              <w:autoSpaceDE/>
+              <w:autoSpaceDN/>
+              <w:bidi w:val="0"/>
               <w:adjustRightInd w:val="0"/>
               <w:snapToGrid w:val="0"/>
               <w:spacing w:line="600" w:lineRule="exact"/>
               <w:jc w:val="center"/>
+              <w:textAlignment w:val="auto"/>
               <w:rPr>
                 <w:rFonts w:ascii="仿宋_GB2312" w:eastAsia="仿宋_GB2312"/>
                 <w:sz w:val="24"/>
@@ -6007,10 +5944,22 @@
           </w:tcPr>
           <w:p>
             <w:pPr>
+              <w:keepNext/>
+              <w:keepLines/>
+              <w:pageBreakBefore w:val="0"/>
+              <w:widowControl w:val="0"/>
+              <w:kinsoku/>
+              <w:wordWrap/>
+              <w:overflowPunct/>
+              <w:topLinePunct w:val="0"/>
+              <w:autoSpaceDE/>
+              <w:autoSpaceDN/>
+              <w:bidi w:val="0"/>
               <w:adjustRightInd w:val="0"/>
               <w:snapToGrid w:val="0"/>
               <w:spacing w:line="600" w:lineRule="exact"/>
               <w:jc w:val="center"/>
+              <w:textAlignment w:val="auto"/>
               <w:rPr>
                 <w:rFonts w:ascii="仿宋_GB2312" w:eastAsia="仿宋_GB2312"/>
                 <w:sz w:val="24"/>
@@ -6046,10 +5995,22 @@
           </w:tcPr>
           <w:p>
             <w:pPr>
+              <w:keepNext/>
+              <w:keepLines/>
+              <w:pageBreakBefore w:val="0"/>
+              <w:widowControl w:val="0"/>
+              <w:kinsoku/>
+              <w:wordWrap/>
+              <w:overflowPunct/>
+              <w:topLinePunct w:val="0"/>
+              <w:autoSpaceDE/>
+              <w:autoSpaceDN/>
+              <w:bidi w:val="0"/>
               <w:adjustRightInd w:val="0"/>
               <w:snapToGrid w:val="0"/>
               <w:spacing w:line="600" w:lineRule="exact"/>
               <w:jc w:val="center"/>
+              <w:textAlignment w:val="auto"/>
               <w:rPr>
                 <w:rFonts w:ascii="仿宋_GB2312" w:eastAsia="仿宋_GB2312"/>
                 <w:sz w:val="24"/>
@@ -6078,10 +6039,22 @@
           </w:p>
           <w:p>
             <w:pPr>
+              <w:keepNext/>
+              <w:keepLines/>
+              <w:pageBreakBefore w:val="0"/>
+              <w:widowControl w:val="0"/>
+              <w:kinsoku/>
+              <w:wordWrap/>
+              <w:overflowPunct/>
+              <w:topLinePunct w:val="0"/>
+              <w:autoSpaceDE/>
+              <w:autoSpaceDN/>
+              <w:bidi w:val="0"/>
               <w:adjustRightInd w:val="0"/>
               <w:snapToGrid w:val="0"/>
               <w:spacing w:line="600" w:lineRule="exact"/>
               <w:jc w:val="center"/>
+              <w:textAlignment w:val="auto"/>
               <w:rPr>
                 <w:rFonts w:hint="eastAsia" w:ascii="仿宋_GB2312" w:eastAsia="仿宋_GB2312"/>
                 <w:sz w:val="24"/>
@@ -6103,8 +6076,20 @@
           </w:tcPr>
           <w:p>
             <w:pPr>
+              <w:keepNext/>
+              <w:keepLines/>
+              <w:pageBreakBefore w:val="0"/>
+              <w:widowControl w:val="0"/>
+              <w:kinsoku/>
+              <w:wordWrap/>
+              <w:overflowPunct/>
+              <w:topLinePunct w:val="0"/>
+              <w:autoSpaceDE/>
+              <w:autoSpaceDN/>
+              <w:bidi w:val="0"/>
               <w:adjustRightInd w:val="0"/>
               <w:snapToGrid w:val="0"/>
+              <w:textAlignment w:val="auto"/>
               <w:rPr>
                 <w:rFonts w:ascii="仿宋_GB2312" w:hAnsi="宋体" w:eastAsia="仿宋_GB2312"/>
                 <w:sz w:val="24"/>
@@ -6124,9 +6109,21 @@
           </w:p>
           <w:p>
             <w:pPr>
+              <w:keepNext/>
+              <w:keepLines/>
+              <w:pageBreakBefore w:val="0"/>
+              <w:widowControl w:val="0"/>
+              <w:kinsoku/>
+              <w:wordWrap/>
+              <w:overflowPunct/>
+              <w:topLinePunct w:val="0"/>
+              <w:autoSpaceDE/>
+              <w:autoSpaceDN/>
+              <w:bidi w:val="0"/>
               <w:adjustRightInd w:val="0"/>
               <w:snapToGrid w:val="0"/>
               <w:ind w:firstLine="465"/>
+              <w:textAlignment w:val="auto"/>
               <w:rPr>
                 <w:rFonts w:ascii="仿宋_GB2312" w:hAnsi="宋体" w:eastAsia="仿宋_GB2312"/>
                 <w:sz w:val="24"/>
@@ -6189,8 +6186,20 @@
           </w:p>
           <w:p>
             <w:pPr>
+              <w:keepNext/>
+              <w:keepLines/>
+              <w:pageBreakBefore w:val="0"/>
+              <w:widowControl w:val="0"/>
+              <w:kinsoku/>
+              <w:wordWrap/>
+              <w:overflowPunct/>
+              <w:topLinePunct w:val="0"/>
+              <w:autoSpaceDE/>
+              <w:autoSpaceDN/>
+              <w:bidi w:val="0"/>
               <w:adjustRightInd w:val="0"/>
               <w:snapToGrid w:val="0"/>
+              <w:textAlignment w:val="auto"/>
               <w:rPr>
                 <w:rFonts w:ascii="仿宋_GB2312" w:hAnsi="宋体" w:eastAsia="仿宋_GB2312"/>
                 <w:sz w:val="24"/>
@@ -6248,9 +6257,21 @@
           </w:p>
           <w:p>
             <w:pPr>
+              <w:keepNext/>
+              <w:keepLines/>
+              <w:pageBreakBefore w:val="0"/>
+              <w:widowControl w:val="0"/>
+              <w:kinsoku/>
+              <w:wordWrap/>
+              <w:overflowPunct/>
+              <w:topLinePunct w:val="0"/>
+              <w:autoSpaceDE/>
+              <w:autoSpaceDN/>
+              <w:bidi w:val="0"/>
               <w:adjustRightInd w:val="0"/>
               <w:snapToGrid w:val="0"/>
               <w:ind w:firstLine="465"/>
+              <w:textAlignment w:val="auto"/>
               <w:rPr>
                 <w:rFonts w:hint="eastAsia" w:eastAsia="仿宋_GB2312"/>
                 <w:highlight w:val="none"/>
@@ -6318,6 +6339,7 @@
           </w:tblCellMar>
         </w:tblPrEx>
         <w:trPr>
+          <w:cantSplit/>
           <w:trHeight w:val="1061" w:hRule="atLeast"/>
         </w:trPr>
         <w:tc>
@@ -6332,9 +6354,21 @@
           </w:tcPr>
           <w:p>
             <w:pPr>
+              <w:keepNext/>
+              <w:keepLines/>
+              <w:pageBreakBefore w:val="0"/>
+              <w:widowControl w:val="0"/>
+              <w:kinsoku/>
+              <w:wordWrap/>
+              <w:overflowPunct/>
+              <w:topLinePunct w:val="0"/>
+              <w:autoSpaceDE/>
+              <w:autoSpaceDN/>
+              <w:bidi w:val="0"/>
               <w:adjustRightInd w:val="0"/>
               <w:snapToGrid w:val="0"/>
               <w:jc w:val="center"/>
+              <w:textAlignment w:val="auto"/>
               <w:rPr>
                 <w:rFonts w:ascii="仿宋_GB2312" w:eastAsia="仿宋_GB2312"/>
                 <w:sz w:val="24"/>
@@ -6352,10 +6386,22 @@
           </w:tcPr>
           <w:p>
             <w:pPr>
+              <w:keepNext/>
+              <w:keepLines/>
+              <w:pageBreakBefore w:val="0"/>
+              <w:widowControl w:val="0"/>
+              <w:kinsoku/>
+              <w:wordWrap/>
+              <w:overflowPunct/>
+              <w:topLinePunct w:val="0"/>
+              <w:autoSpaceDE/>
+              <w:autoSpaceDN/>
+              <w:bidi w:val="0"/>
               <w:adjustRightInd w:val="0"/>
               <w:snapToGrid w:val="0"/>
               <w:spacing w:line="600" w:lineRule="exact"/>
               <w:jc w:val="center"/>
+              <w:textAlignment w:val="auto"/>
               <w:rPr>
                 <w:rFonts w:hint="eastAsia" w:ascii="仿宋_GB2312" w:eastAsia="仿宋_GB2312"/>
                 <w:sz w:val="24"/>
@@ -6391,9 +6437,21 @@
           </w:tcPr>
           <w:p>
             <w:pPr>
+              <w:keepNext/>
+              <w:keepLines/>
+              <w:pageBreakBefore w:val="0"/>
+              <w:widowControl w:val="0"/>
+              <w:kinsoku/>
+              <w:wordWrap/>
+              <w:overflowPunct/>
+              <w:topLinePunct w:val="0"/>
+              <w:autoSpaceDE/>
+              <w:autoSpaceDN/>
+              <w:bidi w:val="0"/>
               <w:adjustRightInd w:val="0"/>
               <w:snapToGrid w:val="0"/>
               <w:jc w:val="center"/>
+              <w:textAlignment w:val="auto"/>
               <w:rPr>
                 <w:rFonts w:hint="eastAsia" w:ascii="仿宋_GB2312" w:eastAsia="仿宋_GB2312"/>
                 <w:sz w:val="24"/>
@@ -6423,8 +6481,20 @@
           </w:tcPr>
           <w:p>
             <w:pPr>
+              <w:keepNext/>
+              <w:keepLines/>
+              <w:pageBreakBefore w:val="0"/>
+              <w:widowControl w:val="0"/>
+              <w:kinsoku/>
+              <w:wordWrap/>
+              <w:overflowPunct/>
+              <w:topLinePunct w:val="0"/>
+              <w:autoSpaceDE/>
+              <w:autoSpaceDN/>
+              <w:bidi w:val="0"/>
               <w:adjustRightInd w:val="0"/>
               <w:snapToGrid w:val="0"/>
+              <w:textAlignment w:val="auto"/>
               <w:rPr>
                 <w:rFonts w:ascii="仿宋_GB2312" w:eastAsia="仿宋_GB2312"/>
                 <w:sz w:val="24"/>
@@ -6454,8 +6524,20 @@
           </w:p>
           <w:p>
             <w:pPr>
+              <w:keepNext/>
+              <w:keepLines/>
+              <w:pageBreakBefore w:val="0"/>
+              <w:widowControl w:val="0"/>
+              <w:kinsoku/>
+              <w:wordWrap/>
+              <w:overflowPunct/>
+              <w:topLinePunct w:val="0"/>
+              <w:autoSpaceDE/>
+              <w:autoSpaceDN/>
+              <w:bidi w:val="0"/>
               <w:adjustRightInd w:val="0"/>
               <w:snapToGrid w:val="0"/>
+              <w:textAlignment w:val="auto"/>
               <w:rPr>
                 <w:rFonts w:ascii="仿宋_GB2312" w:hAnsi="宋体" w:eastAsia="仿宋_GB2312"/>
                 <w:sz w:val="24"/>
@@ -6495,8 +6577,20 @@
           </w:p>
           <w:p>
             <w:pPr>
+              <w:keepNext/>
+              <w:keepLines/>
+              <w:pageBreakBefore w:val="0"/>
+              <w:widowControl w:val="0"/>
+              <w:kinsoku/>
+              <w:wordWrap/>
+              <w:overflowPunct/>
+              <w:topLinePunct w:val="0"/>
+              <w:autoSpaceDE/>
+              <w:autoSpaceDN/>
+              <w:bidi w:val="0"/>
               <w:adjustRightInd w:val="0"/>
               <w:snapToGrid w:val="0"/>
+              <w:textAlignment w:val="auto"/>
               <w:rPr>
                 <w:rFonts w:hint="eastAsia" w:ascii="仿宋_GB2312" w:hAnsi="宋体" w:eastAsia="仿宋_GB2312"/>
                 <w:sz w:val="24"/>
@@ -6553,6 +6647,7 @@
           </w:tblCellMar>
         </w:tblPrEx>
         <w:trPr>
+          <w:cantSplit/>
           <w:trHeight w:val="1545" w:hRule="atLeast"/>
         </w:trPr>
         <w:tc>
@@ -6567,9 +6662,21 @@
           </w:tcPr>
           <w:p>
             <w:pPr>
+              <w:keepNext/>
+              <w:keepLines/>
+              <w:pageBreakBefore w:val="0"/>
+              <w:widowControl w:val="0"/>
+              <w:kinsoku/>
+              <w:wordWrap/>
+              <w:overflowPunct/>
+              <w:topLinePunct w:val="0"/>
+              <w:autoSpaceDE/>
+              <w:autoSpaceDN/>
+              <w:bidi w:val="0"/>
               <w:adjustRightInd w:val="0"/>
               <w:snapToGrid w:val="0"/>
               <w:jc w:val="center"/>
+              <w:textAlignment w:val="auto"/>
               <w:rPr>
                 <w:rFonts w:ascii="仿宋_GB2312" w:eastAsia="仿宋_GB2312"/>
                 <w:sz w:val="24"/>
@@ -6587,10 +6694,22 @@
           </w:tcPr>
           <w:p>
             <w:pPr>
+              <w:keepNext/>
+              <w:keepLines/>
+              <w:pageBreakBefore w:val="0"/>
+              <w:widowControl w:val="0"/>
+              <w:kinsoku/>
+              <w:wordWrap/>
+              <w:overflowPunct/>
+              <w:topLinePunct w:val="0"/>
+              <w:autoSpaceDE/>
+              <w:autoSpaceDN/>
+              <w:bidi w:val="0"/>
               <w:adjustRightInd w:val="0"/>
               <w:snapToGrid w:val="0"/>
               <w:spacing w:line="600" w:lineRule="exact"/>
               <w:jc w:val="center"/>
+              <w:textAlignment w:val="auto"/>
               <w:rPr>
                 <w:rFonts w:ascii="仿宋_GB2312" w:eastAsia="仿宋_GB2312"/>
                 <w:sz w:val="24"/>
@@ -6626,10 +6745,22 @@
           </w:tcPr>
           <w:p>
             <w:pPr>
+              <w:keepNext/>
+              <w:keepLines/>
+              <w:pageBreakBefore w:val="0"/>
+              <w:widowControl w:val="0"/>
+              <w:kinsoku/>
+              <w:wordWrap/>
+              <w:overflowPunct/>
+              <w:topLinePunct w:val="0"/>
+              <w:autoSpaceDE/>
+              <w:autoSpaceDN/>
+              <w:bidi w:val="0"/>
               <w:adjustRightInd w:val="0"/>
               <w:snapToGrid w:val="0"/>
               <w:spacing w:line="600" w:lineRule="exact"/>
               <w:jc w:val="center"/>
+              <w:textAlignment w:val="auto"/>
               <w:rPr>
                 <w:rFonts w:ascii="仿宋_GB2312" w:eastAsia="仿宋_GB2312"/>
                 <w:sz w:val="24"/>
@@ -6659,12 +6790,24 @@
           </w:tcPr>
           <w:p>
             <w:pPr>
+              <w:keepNext/>
+              <w:keepLines/>
+              <w:pageBreakBefore w:val="0"/>
+              <w:widowControl w:val="0"/>
               <w:numPr>
                 <w:ilvl w:val="0"/>
                 <w:numId w:val="0"/>
               </w:numPr>
+              <w:kinsoku/>
+              <w:wordWrap/>
+              <w:overflowPunct/>
+              <w:topLinePunct w:val="0"/>
+              <w:autoSpaceDE/>
+              <w:autoSpaceDN/>
+              <w:bidi w:val="0"/>
               <w:adjustRightInd w:val="0"/>
               <w:snapToGrid w:val="0"/>
+              <w:textAlignment w:val="auto"/>
               <w:rPr>
                 <w:rFonts w:ascii="Times New Roman" w:hAnsi="Times New Roman" w:eastAsia="仿宋_GB2312" w:cs="Times New Roman"/>
                 <w:b w:val="0"/>
@@ -6719,12 +6862,24 @@
           </w:p>
           <w:p>
             <w:pPr>
+              <w:keepNext/>
+              <w:keepLines/>
+              <w:pageBreakBefore w:val="0"/>
+              <w:widowControl w:val="0"/>
               <w:numPr>
                 <w:ilvl w:val="0"/>
                 <w:numId w:val="0"/>
               </w:numPr>
+              <w:kinsoku/>
+              <w:wordWrap/>
+              <w:overflowPunct/>
+              <w:topLinePunct w:val="0"/>
+              <w:autoSpaceDE/>
+              <w:autoSpaceDN/>
+              <w:bidi w:val="0"/>
               <w:adjustRightInd w:val="0"/>
               <w:snapToGrid w:val="0"/>
+              <w:textAlignment w:val="auto"/>
               <w:rPr>
                 <w:rFonts w:ascii="仿宋_GB2312" w:hAnsi="宋体" w:eastAsia="仿宋_GB2312"/>
                 <w:sz w:val="24"/>
@@ -6807,6 +6962,7 @@
           </w:tblCellMar>
         </w:tblPrEx>
         <w:trPr>
+          <w:cantSplit/>
           <w:trHeight w:val="699" w:hRule="atLeast"/>
         </w:trPr>
         <w:tc>
@@ -6821,10 +6977,22 @@
           </w:tcPr>
           <w:p>
             <w:pPr>
+              <w:keepNext/>
+              <w:keepLines/>
+              <w:pageBreakBefore w:val="0"/>
+              <w:widowControl w:val="0"/>
+              <w:kinsoku/>
+              <w:wordWrap/>
+              <w:overflowPunct/>
+              <w:topLinePunct w:val="0"/>
+              <w:autoSpaceDE/>
+              <w:autoSpaceDN/>
+              <w:bidi w:val="0"/>
               <w:adjustRightInd w:val="0"/>
               <w:snapToGrid w:val="0"/>
               <w:spacing w:line="600" w:lineRule="exact"/>
               <w:jc w:val="center"/>
+              <w:textAlignment w:val="auto"/>
               <w:rPr>
                 <w:rFonts w:ascii="仿宋_GB2312" w:eastAsia="仿宋_GB2312"/>
                 <w:sz w:val="24"/>
@@ -6842,10 +7010,22 @@
           </w:tcPr>
           <w:p>
             <w:pPr>
+              <w:keepNext/>
+              <w:keepLines/>
+              <w:pageBreakBefore w:val="0"/>
+              <w:widowControl w:val="0"/>
+              <w:kinsoku/>
+              <w:wordWrap/>
+              <w:overflowPunct/>
+              <w:topLinePunct w:val="0"/>
+              <w:autoSpaceDE/>
+              <w:autoSpaceDN/>
+              <w:bidi w:val="0"/>
               <w:adjustRightInd w:val="0"/>
               <w:snapToGrid w:val="0"/>
               <w:spacing w:line="600" w:lineRule="exact"/>
               <w:jc w:val="center"/>
+              <w:textAlignment w:val="auto"/>
               <w:rPr>
                 <w:rFonts w:hint="eastAsia" w:ascii="仿宋_GB2312" w:eastAsia="仿宋_GB2312"/>
                 <w:sz w:val="24"/>
@@ -6883,9 +7063,21 @@
           </w:tcPr>
           <w:p>
             <w:pPr>
+              <w:keepNext/>
+              <w:keepLines/>
+              <w:pageBreakBefore w:val="0"/>
+              <w:widowControl w:val="0"/>
+              <w:kinsoku/>
+              <w:wordWrap/>
+              <w:overflowPunct/>
+              <w:topLinePunct w:val="0"/>
+              <w:autoSpaceDE/>
+              <w:autoSpaceDN/>
+              <w:bidi w:val="0"/>
               <w:adjustRightInd w:val="0"/>
               <w:snapToGrid w:val="0"/>
               <w:jc w:val="center"/>
+              <w:textAlignment w:val="auto"/>
               <w:rPr>
                 <w:rFonts w:ascii="仿宋_GB2312" w:eastAsia="仿宋_GB2312"/>
                 <w:sz w:val="24"/>
@@ -6915,8 +7107,20 @@
           </w:tcPr>
           <w:p>
             <w:pPr>
+              <w:keepNext/>
+              <w:keepLines/>
+              <w:pageBreakBefore w:val="0"/>
+              <w:widowControl w:val="0"/>
+              <w:kinsoku/>
+              <w:wordWrap/>
+              <w:overflowPunct/>
+              <w:topLinePunct w:val="0"/>
+              <w:autoSpaceDE/>
+              <w:autoSpaceDN/>
+              <w:bidi w:val="0"/>
               <w:adjustRightInd w:val="0"/>
               <w:snapToGrid w:val="0"/>
+              <w:textAlignment w:val="auto"/>
               <w:rPr>
                 <w:rFonts w:hint="default" w:ascii="仿宋_GB2312" w:eastAsia="仿宋_GB2312"/>
                 <w:sz w:val="24"/>
@@ -6957,8 +7161,20 @@
           </w:p>
           <w:p>
             <w:pPr>
+              <w:keepNext/>
+              <w:keepLines/>
+              <w:pageBreakBefore w:val="0"/>
+              <w:widowControl w:val="0"/>
+              <w:kinsoku/>
+              <w:wordWrap/>
+              <w:overflowPunct/>
+              <w:topLinePunct w:val="0"/>
+              <w:autoSpaceDE/>
+              <w:autoSpaceDN/>
+              <w:bidi w:val="0"/>
               <w:adjustRightInd w:val="0"/>
               <w:snapToGrid w:val="0"/>
+              <w:textAlignment w:val="auto"/>
               <w:rPr>
                 <w:rFonts w:ascii="仿宋_GB2312" w:eastAsia="仿宋_GB2312"/>
                 <w:sz w:val="24"/>
@@ -6996,6 +7212,7 @@
           </w:tblCellMar>
         </w:tblPrEx>
         <w:trPr>
+          <w:cantSplit/>
           <w:trHeight w:val="695" w:hRule="atLeast"/>
         </w:trPr>
         <w:tc>
@@ -7010,10 +7227,22 @@
           </w:tcPr>
           <w:p>
             <w:pPr>
+              <w:keepNext/>
+              <w:keepLines/>
+              <w:pageBreakBefore w:val="0"/>
+              <w:widowControl w:val="0"/>
+              <w:kinsoku/>
+              <w:wordWrap/>
+              <w:overflowPunct/>
+              <w:topLinePunct w:val="0"/>
+              <w:autoSpaceDE/>
+              <w:autoSpaceDN/>
+              <w:bidi w:val="0"/>
               <w:adjustRightInd w:val="0"/>
               <w:snapToGrid w:val="0"/>
               <w:spacing w:line="600" w:lineRule="exact"/>
               <w:jc w:val="center"/>
+              <w:textAlignment w:val="auto"/>
               <w:rPr>
                 <w:rFonts w:ascii="仿宋_GB2312" w:eastAsia="仿宋_GB2312"/>
                 <w:sz w:val="24"/>
@@ -7031,10 +7260,22 @@
           </w:tcPr>
           <w:p>
             <w:pPr>
+              <w:keepNext/>
+              <w:keepLines/>
+              <w:pageBreakBefore w:val="0"/>
+              <w:widowControl w:val="0"/>
+              <w:kinsoku/>
+              <w:wordWrap/>
+              <w:overflowPunct/>
+              <w:topLinePunct w:val="0"/>
+              <w:autoSpaceDE/>
+              <w:autoSpaceDN/>
+              <w:bidi w:val="0"/>
               <w:adjustRightInd w:val="0"/>
               <w:snapToGrid w:val="0"/>
               <w:spacing w:line="600" w:lineRule="exact"/>
               <w:jc w:val="center"/>
+              <w:textAlignment w:val="auto"/>
               <w:rPr>
                 <w:rFonts w:hint="eastAsia" w:ascii="仿宋_GB2312" w:eastAsia="仿宋_GB2312"/>
                 <w:sz w:val="24"/>
@@ -7072,9 +7313,21 @@
           </w:tcPr>
           <w:p>
             <w:pPr>
+              <w:keepNext/>
+              <w:keepLines/>
+              <w:pageBreakBefore w:val="0"/>
+              <w:widowControl w:val="0"/>
+              <w:kinsoku/>
+              <w:wordWrap/>
+              <w:overflowPunct/>
+              <w:topLinePunct w:val="0"/>
+              <w:autoSpaceDE/>
+              <w:autoSpaceDN/>
+              <w:bidi w:val="0"/>
               <w:adjustRightInd w:val="0"/>
               <w:snapToGrid w:val="0"/>
               <w:jc w:val="center"/>
+              <w:textAlignment w:val="auto"/>
               <w:rPr>
                 <w:rFonts w:ascii="仿宋_GB2312" w:eastAsia="仿宋_GB2312"/>
                 <w:sz w:val="24"/>
@@ -7104,8 +7357,20 @@
           </w:tcPr>
           <w:p>
             <w:pPr>
+              <w:keepNext/>
+              <w:keepLines/>
+              <w:pageBreakBefore w:val="0"/>
+              <w:widowControl w:val="0"/>
+              <w:kinsoku/>
+              <w:wordWrap/>
+              <w:overflowPunct/>
+              <w:topLinePunct w:val="0"/>
+              <w:autoSpaceDE/>
+              <w:autoSpaceDN/>
+              <w:bidi w:val="0"/>
               <w:adjustRightInd w:val="0"/>
               <w:snapToGrid w:val="0"/>
+              <w:textAlignment w:val="auto"/>
               <w:rPr>
                 <w:rFonts w:ascii="仿宋_GB2312" w:hAnsi="宋体" w:eastAsia="仿宋_GB2312"/>
                 <w:sz w:val="24"/>
@@ -11980,10 +12245,22 @@
     <w:bookmarkEnd w:id="24"/>
     <w:p>
       <w:pPr>
+        <w:keepNext/>
+        <w:keepLines/>
+        <w:pageBreakBefore w:val="0"/>
+        <w:widowControl w:val="0"/>
+        <w:kinsoku/>
+        <w:wordWrap/>
+        <w:overflowPunct/>
+        <w:topLinePunct w:val="0"/>
+        <w:autoSpaceDE/>
+        <w:autoSpaceDN/>
+        <w:bidi w:val="0"/>
         <w:adjustRightInd w:val="0"/>
         <w:snapToGrid w:val="0"/>
         <w:spacing w:line="600" w:lineRule="exact"/>
         <w:jc w:val="left"/>
+        <w:textAlignment w:val="auto"/>
         <w:rPr>
           <w:rFonts w:ascii="宋体" w:hAnsi="宋体"/>
           <w:b/>
@@ -12021,8 +12298,8 @@
     </w:p>
     <w:p>
       <w:pPr>
-        <w:keepNext w:val="0"/>
-        <w:keepLines w:val="0"/>
+        <w:keepNext/>
+        <w:keepLines/>
         <w:pageBreakBefore w:val="0"/>
         <w:widowControl w:val="0"/>
         <w:kinsoku/>
@@ -12053,10 +12330,22 @@
     </w:p>
     <w:p>
       <w:pPr>
+        <w:keepNext/>
+        <w:keepLines/>
+        <w:pageBreakBefore w:val="0"/>
+        <w:widowControl w:val="0"/>
+        <w:kinsoku/>
+        <w:wordWrap/>
+        <w:overflowPunct/>
+        <w:topLinePunct w:val="0"/>
+        <w:autoSpaceDE/>
+        <w:autoSpaceDN/>
+        <w:bidi w:val="0"/>
         <w:adjustRightInd w:val="0"/>
         <w:snapToGrid w:val="0"/>
         <w:spacing w:line="600" w:lineRule="exact"/>
         <w:jc w:val="center"/>
+        <w:textAlignment w:val="auto"/>
         <w:rPr>
           <w:rFonts w:ascii="方正小标宋简体" w:hAnsi="宋体" w:eastAsia="方正小标宋简体"/>
           <w:sz w:val="32"/>
@@ -12097,10 +12386,22 @@
     </w:p>
     <w:p>
       <w:pPr>
+        <w:keepNext/>
+        <w:keepLines/>
+        <w:pageBreakBefore w:val="0"/>
+        <w:widowControl w:val="0"/>
+        <w:kinsoku/>
+        <w:wordWrap/>
+        <w:overflowPunct/>
+        <w:topLinePunct w:val="0"/>
+        <w:autoSpaceDE/>
+        <w:autoSpaceDN/>
+        <w:bidi w:val="0"/>
         <w:adjustRightInd w:val="0"/>
         <w:snapToGrid w:val="0"/>
         <w:spacing w:line="600" w:lineRule="exact"/>
         <w:jc w:val="center"/>
+        <w:textAlignment w:val="auto"/>
         <w:rPr>
           <w:rFonts w:ascii="方正小标宋简体" w:hAnsi="宋体" w:eastAsia="方正小标宋简体"/>
           <w:sz w:val="32"/>
@@ -12118,10 +12419,22 @@
     </w:p>
     <w:p>
       <w:pPr>
+        <w:keepNext/>
+        <w:keepLines/>
+        <w:pageBreakBefore w:val="0"/>
+        <w:widowControl w:val="0"/>
+        <w:kinsoku/>
+        <w:wordWrap/>
+        <w:overflowPunct/>
+        <w:topLinePunct w:val="0"/>
+        <w:autoSpaceDE/>
+        <w:autoSpaceDN/>
+        <w:bidi w:val="0"/>
         <w:adjustRightInd w:val="0"/>
         <w:snapToGrid w:val="0"/>
         <w:spacing w:line="600" w:lineRule="exact"/>
         <w:jc w:val="left"/>
+        <w:textAlignment w:val="auto"/>
         <w:rPr>
           <w:rFonts w:hint="eastAsia" w:ascii="仿宋_GB2312" w:hAnsi="宋体" w:eastAsia="仿宋_GB2312"/>
           <w:sz w:val="28"/>
@@ -12141,11 +12454,23 @@
     </w:p>
     <w:p>
       <w:pPr>
+        <w:keepNext/>
+        <w:keepLines/>
+        <w:pageBreakBefore w:val="0"/>
+        <w:widowControl w:val="0"/>
+        <w:kinsoku/>
+        <w:wordWrap/>
+        <w:overflowPunct/>
+        <w:topLinePunct w:val="0"/>
+        <w:autoSpaceDE/>
+        <w:autoSpaceDN/>
+        <w:bidi w:val="0"/>
         <w:adjustRightInd w:val="0"/>
         <w:snapToGrid w:val="0"/>
         <w:spacing w:line="600" w:lineRule="exact"/>
         <w:ind w:firstLine="560" w:firstLineChars="200"/>
         <w:jc w:val="left"/>
+        <w:textAlignment w:val="auto"/>
         <w:rPr>
           <w:rFonts w:hint="eastAsia" w:ascii="仿宋_GB2312" w:hAnsi="宋体" w:eastAsia="仿宋_GB2312"/>
           <w:sz w:val="28"/>
@@ -12165,6 +12490,7 @@
       <w:r>
         <w:rPr>
           <w:rFonts w:hint="eastAsia" w:ascii="仿宋_GB2312" w:hAnsi="宋体" w:eastAsia="仿宋_GB2312"/>
+          <w:color w:val="0000FF"/>
           <w:sz w:val="28"/>
           <w:szCs w:val="28"/>
           <w:highlight w:val="none"/>
@@ -12179,16 +12505,39 @@
           <w:szCs w:val="28"/>
           <w:highlight w:val="none"/>
         </w:rPr>
-        <w:t>的交易文件。</w:t>
-      </w:r>
-    </w:p>
-    <w:p>
-      <w:pPr>
+        <w:t>的交易文</w:t>
+      </w:r>
+      <w:bookmarkStart w:id="77" w:name="_GoBack"/>
+      <w:bookmarkEnd w:id="77"/>
+      <w:r>
+        <w:rPr>
+          <w:rFonts w:hint="eastAsia" w:ascii="仿宋_GB2312" w:hAnsi="宋体" w:eastAsia="仿宋_GB2312"/>
+          <w:sz w:val="28"/>
+          <w:szCs w:val="28"/>
+          <w:highlight w:val="none"/>
+        </w:rPr>
+        <w:t>件。</w:t>
+      </w:r>
+    </w:p>
+    <w:p>
+      <w:pPr>
+        <w:keepNext/>
+        <w:keepLines/>
+        <w:pageBreakBefore w:val="0"/>
+        <w:widowControl w:val="0"/>
+        <w:kinsoku/>
+        <w:wordWrap/>
+        <w:overflowPunct/>
+        <w:topLinePunct w:val="0"/>
+        <w:autoSpaceDE/>
+        <w:autoSpaceDN/>
+        <w:bidi w:val="0"/>
         <w:adjustRightInd w:val="0"/>
         <w:snapToGrid w:val="0"/>
         <w:spacing w:line="600" w:lineRule="exact"/>
         <w:ind w:firstLine="560" w:firstLineChars="200"/>
         <w:jc w:val="left"/>
+        <w:textAlignment w:val="auto"/>
         <w:rPr>
           <w:rFonts w:hint="eastAsia" w:ascii="仿宋_GB2312" w:hAnsi="宋体" w:eastAsia="仿宋_GB2312"/>
           <w:sz w:val="28"/>
@@ -12208,11 +12557,23 @@
     </w:p>
     <w:p>
       <w:pPr>
+        <w:keepNext/>
+        <w:keepLines/>
+        <w:pageBreakBefore w:val="0"/>
+        <w:widowControl w:val="0"/>
+        <w:kinsoku/>
+        <w:wordWrap/>
+        <w:overflowPunct/>
+        <w:topLinePunct w:val="0"/>
+        <w:autoSpaceDE/>
+        <w:autoSpaceDN/>
+        <w:bidi w:val="0"/>
         <w:adjustRightInd w:val="0"/>
         <w:snapToGrid w:val="0"/>
         <w:spacing w:line="600" w:lineRule="exact"/>
         <w:ind w:firstLine="5773" w:firstLineChars="2062"/>
         <w:jc w:val="left"/>
+        <w:textAlignment w:val="auto"/>
         <w:rPr>
           <w:rFonts w:hint="eastAsia" w:ascii="仿宋_GB2312" w:hAnsi="宋体" w:eastAsia="仿宋_GB2312"/>
           <w:sz w:val="28"/>
@@ -12243,11 +12604,23 @@
     </w:p>
     <w:p>
       <w:pPr>
+        <w:keepNext/>
+        <w:keepLines/>
+        <w:pageBreakBefore w:val="0"/>
+        <w:widowControl w:val="0"/>
+        <w:kinsoku/>
+        <w:wordWrap/>
+        <w:overflowPunct/>
+        <w:topLinePunct w:val="0"/>
+        <w:autoSpaceDE/>
+        <w:autoSpaceDN/>
+        <w:bidi w:val="0"/>
         <w:adjustRightInd w:val="0"/>
         <w:snapToGrid w:val="0"/>
         <w:spacing w:line="600" w:lineRule="exact"/>
         <w:ind w:firstLine="5773" w:firstLineChars="2062"/>
         <w:jc w:val="left"/>
+        <w:textAlignment w:val="auto"/>
         <w:rPr>
           <w:rFonts w:hint="default" w:ascii="仿宋_GB2312" w:hAnsi="宋体" w:eastAsia="仿宋_GB2312"/>
           <w:sz w:val="28"/>
@@ -12269,122 +12642,29 @@
     </w:p>
     <w:p>
       <w:pPr>
-        <w:pStyle w:val="14"/>
-        <w:rPr>
-          <w:rFonts w:hint="eastAsia"/>
-          <w:highlight w:val="none"/>
-        </w:rPr>
-      </w:pPr>
-    </w:p>
-    <w:p>
-      <w:pPr>
-        <w:rPr>
-          <w:highlight w:val="none"/>
-        </w:rPr>
-      </w:pPr>
-    </w:p>
-    <w:p>
-      <w:pPr>
-        <w:pStyle w:val="30"/>
-        <w:rPr>
-          <w:highlight w:val="none"/>
-        </w:rPr>
-      </w:pPr>
-    </w:p>
-    <w:p>
-      <w:pPr>
-        <w:pStyle w:val="30"/>
-        <w:rPr>
-          <w:highlight w:val="none"/>
-        </w:rPr>
-      </w:pPr>
-    </w:p>
-    <w:p>
-      <w:pPr>
-        <w:pStyle w:val="30"/>
-        <w:rPr>
-          <w:highlight w:val="none"/>
-        </w:rPr>
-      </w:pPr>
-    </w:p>
-    <w:p>
-      <w:pPr>
-        <w:pStyle w:val="30"/>
-        <w:rPr>
-          <w:highlight w:val="none"/>
-        </w:rPr>
-      </w:pPr>
-    </w:p>
-    <w:p>
-      <w:pPr>
-        <w:pStyle w:val="30"/>
-        <w:rPr>
-          <w:highlight w:val="none"/>
-        </w:rPr>
-      </w:pPr>
-    </w:p>
-    <w:p>
-      <w:pPr>
-        <w:pStyle w:val="30"/>
-        <w:rPr>
-          <w:highlight w:val="none"/>
-        </w:rPr>
-      </w:pPr>
-    </w:p>
-    <w:p>
-      <w:pPr>
-        <w:pStyle w:val="30"/>
-        <w:rPr>
-          <w:highlight w:val="none"/>
-        </w:rPr>
-      </w:pPr>
-    </w:p>
-    <w:p>
-      <w:pPr>
-        <w:pStyle w:val="30"/>
-        <w:rPr>
-          <w:highlight w:val="none"/>
-        </w:rPr>
-      </w:pPr>
-    </w:p>
-    <w:p>
-      <w:pPr>
-        <w:pStyle w:val="30"/>
-        <w:rPr>
-          <w:highlight w:val="none"/>
-        </w:rPr>
-      </w:pPr>
-    </w:p>
-    <w:p>
-      <w:pPr>
-        <w:pStyle w:val="30"/>
-        <w:rPr>
-          <w:highlight w:val="none"/>
-        </w:rPr>
-      </w:pPr>
-    </w:p>
-    <w:p>
-      <w:pPr>
-        <w:pStyle w:val="30"/>
-        <w:rPr>
-          <w:highlight w:val="none"/>
-        </w:rPr>
-      </w:pPr>
-    </w:p>
-    <w:p>
-      <w:pPr>
-        <w:pStyle w:val="30"/>
-        <w:rPr>
-          <w:highlight w:val="none"/>
-        </w:rPr>
-      </w:pPr>
-    </w:p>
-    <w:p>
-      <w:pPr>
+        <w:rPr>
+          <w:highlight w:val="none"/>
+        </w:rPr>
+      </w:pPr>
+    </w:p>
+    <w:p>
+      <w:pPr>
+        <w:keepNext/>
+        <w:keepLines/>
+        <w:pageBreakBefore w:val="0"/>
+        <w:widowControl w:val="0"/>
+        <w:kinsoku/>
+        <w:wordWrap/>
+        <w:overflowPunct/>
+        <w:topLinePunct w:val="0"/>
+        <w:autoSpaceDE/>
+        <w:autoSpaceDN/>
+        <w:bidi w:val="0"/>
         <w:adjustRightInd w:val="0"/>
         <w:snapToGrid w:val="0"/>
         <w:spacing w:line="600" w:lineRule="exact"/>
         <w:jc w:val="left"/>
+        <w:textAlignment w:val="auto"/>
         <w:rPr>
           <w:rFonts w:hint="eastAsia" w:ascii="宋体" w:hAnsi="宋体" w:eastAsia="宋体"/>
           <w:b/>
@@ -12418,10 +12698,22 @@
     </w:p>
     <w:p>
       <w:pPr>
+        <w:keepNext/>
+        <w:keepLines/>
+        <w:pageBreakBefore w:val="0"/>
+        <w:widowControl w:val="0"/>
+        <w:kinsoku/>
+        <w:wordWrap/>
+        <w:overflowPunct/>
+        <w:topLinePunct w:val="0"/>
+        <w:autoSpaceDE/>
+        <w:autoSpaceDN/>
+        <w:bidi w:val="0"/>
         <w:adjustRightInd w:val="0"/>
         <w:snapToGrid w:val="0"/>
         <w:spacing w:line="600" w:lineRule="exact"/>
         <w:jc w:val="center"/>
+        <w:textAlignment w:val="auto"/>
         <w:rPr>
           <w:rFonts w:ascii="方正小标宋简体" w:hAnsi="宋体" w:eastAsia="方正小标宋简体"/>
           <w:sz w:val="32"/>
@@ -12441,10 +12733,22 @@
     </w:p>
     <w:p>
       <w:pPr>
+        <w:keepNext/>
+        <w:keepLines/>
+        <w:pageBreakBefore w:val="0"/>
+        <w:widowControl w:val="0"/>
+        <w:kinsoku/>
+        <w:wordWrap/>
+        <w:overflowPunct/>
+        <w:topLinePunct w:val="0"/>
+        <w:autoSpaceDE/>
+        <w:autoSpaceDN/>
+        <w:bidi w:val="0"/>
         <w:adjustRightInd w:val="0"/>
         <w:snapToGrid w:val="0"/>
         <w:spacing w:line="600" w:lineRule="exact"/>
         <w:jc w:val="center"/>
+        <w:textAlignment w:val="auto"/>
         <w:rPr>
           <w:rFonts w:ascii="方正小标宋简体" w:hAnsi="宋体" w:eastAsia="方正小标宋简体"/>
           <w:sz w:val="32"/>
@@ -12455,7 +12759,19 @@
     </w:p>
     <w:p>
       <w:pPr>
+        <w:keepNext/>
+        <w:keepLines/>
+        <w:pageBreakBefore w:val="0"/>
+        <w:widowControl w:val="0"/>
+        <w:kinsoku/>
+        <w:wordWrap/>
+        <w:overflowPunct/>
+        <w:topLinePunct w:val="0"/>
+        <w:autoSpaceDE/>
+        <w:autoSpaceDN/>
+        <w:bidi w:val="0"/>
         <w:spacing w:line="360" w:lineRule="auto"/>
+        <w:textAlignment w:val="auto"/>
         <w:rPr>
           <w:rFonts w:hint="eastAsia" w:ascii="仿宋_GB2312" w:hAnsi="宋体"/>
           <w:sz w:val="28"/>
@@ -12485,8 +12801,20 @@
     </w:p>
     <w:p>
       <w:pPr>
+        <w:keepNext/>
+        <w:keepLines/>
+        <w:pageBreakBefore w:val="0"/>
+        <w:widowControl w:val="0"/>
+        <w:kinsoku/>
+        <w:wordWrap/>
+        <w:overflowPunct/>
+        <w:topLinePunct w:val="0"/>
+        <w:autoSpaceDE/>
+        <w:autoSpaceDN/>
+        <w:bidi w:val="0"/>
         <w:spacing w:line="360" w:lineRule="auto"/>
         <w:ind w:firstLine="560" w:firstLineChars="200"/>
+        <w:textAlignment w:val="auto"/>
         <w:rPr>
           <w:rFonts w:hint="eastAsia" w:ascii="仿宋_GB2312" w:hAnsi="宋体" w:cs="宋体"/>
           <w:sz w:val="28"/>
@@ -12682,8 +13010,20 @@
     </w:p>
     <w:p>
       <w:pPr>
+        <w:keepNext/>
+        <w:keepLines/>
+        <w:pageBreakBefore w:val="0"/>
+        <w:widowControl w:val="0"/>
+        <w:kinsoku/>
+        <w:wordWrap/>
+        <w:overflowPunct/>
+        <w:topLinePunct w:val="0"/>
+        <w:autoSpaceDE/>
+        <w:autoSpaceDN/>
+        <w:bidi w:val="0"/>
         <w:spacing w:line="360" w:lineRule="auto"/>
         <w:ind w:firstLine="560" w:firstLineChars="200"/>
+        <w:textAlignment w:val="auto"/>
         <w:rPr>
           <w:rFonts w:hint="eastAsia" w:ascii="仿宋_GB2312" w:hAnsi="宋体" w:cs="宋体"/>
           <w:sz w:val="28"/>
@@ -12703,8 +13043,20 @@
     </w:p>
     <w:p>
       <w:pPr>
+        <w:keepNext/>
+        <w:keepLines/>
+        <w:pageBreakBefore w:val="0"/>
+        <w:widowControl w:val="0"/>
+        <w:kinsoku/>
+        <w:wordWrap/>
+        <w:overflowPunct/>
+        <w:topLinePunct w:val="0"/>
+        <w:autoSpaceDE/>
+        <w:autoSpaceDN/>
+        <w:bidi w:val="0"/>
         <w:spacing w:line="360" w:lineRule="auto"/>
         <w:ind w:firstLine="560" w:firstLineChars="200"/>
+        <w:textAlignment w:val="auto"/>
         <w:rPr>
           <w:rFonts w:hint="eastAsia" w:ascii="仿宋_GB2312" w:hAnsi="宋体"/>
           <w:sz w:val="28"/>
@@ -12724,9 +13076,21 @@
     </w:p>
     <w:p>
       <w:pPr>
+        <w:keepNext/>
+        <w:keepLines/>
+        <w:pageBreakBefore w:val="0"/>
+        <w:widowControl w:val="0"/>
+        <w:kinsoku/>
+        <w:wordWrap/>
+        <w:overflowPunct/>
+        <w:topLinePunct w:val="0"/>
+        <w:autoSpaceDE/>
+        <w:autoSpaceDN/>
+        <w:bidi w:val="0"/>
         <w:spacing w:line="360" w:lineRule="auto"/>
         <w:ind w:firstLine="3620" w:firstLineChars="1293"/>
         <w:jc w:val="center"/>
+        <w:textAlignment w:val="auto"/>
         <w:rPr>
           <w:rFonts w:hint="eastAsia" w:ascii="仿宋_GB2312" w:hAnsi="宋体" w:cs="宋体"/>
           <w:sz w:val="28"/>
@@ -12746,9 +13110,21 @@
     </w:p>
     <w:p>
       <w:pPr>
+        <w:keepNext/>
+        <w:keepLines/>
+        <w:pageBreakBefore w:val="0"/>
+        <w:widowControl w:val="0"/>
+        <w:kinsoku/>
+        <w:wordWrap/>
+        <w:overflowPunct/>
+        <w:topLinePunct w:val="0"/>
+        <w:autoSpaceDE/>
+        <w:autoSpaceDN/>
+        <w:bidi w:val="0"/>
         <w:spacing w:line="360" w:lineRule="auto"/>
         <w:ind w:firstLine="2833" w:firstLineChars="1012"/>
         <w:jc w:val="center"/>
+        <w:textAlignment w:val="auto"/>
         <w:outlineLvl w:val="0"/>
         <w:rPr>
           <w:rFonts w:hint="eastAsia" w:ascii="仿宋_GB2312" w:hAnsi="宋体"/>
@@ -12769,9 +13145,21 @@
     </w:p>
     <w:p>
       <w:pPr>
+        <w:keepNext/>
+        <w:keepLines/>
+        <w:pageBreakBefore w:val="0"/>
+        <w:widowControl w:val="0"/>
+        <w:kinsoku/>
+        <w:wordWrap/>
+        <w:overflowPunct/>
+        <w:topLinePunct w:val="0"/>
+        <w:autoSpaceDE/>
+        <w:autoSpaceDN/>
+        <w:bidi w:val="0"/>
         <w:spacing w:line="360" w:lineRule="auto"/>
         <w:ind w:firstLine="140" w:firstLineChars="50"/>
         <w:jc w:val="right"/>
+        <w:textAlignment w:val="auto"/>
         <w:rPr>
           <w:rFonts w:hint="eastAsia" w:ascii="仿宋_GB2312" w:hAnsi="宋体" w:cs="宋体"/>
           <w:vanish/>
@@ -12802,7 +13190,19 @@
     </w:p>
     <w:p>
       <w:pPr>
+        <w:keepNext/>
+        <w:keepLines/>
+        <w:pageBreakBefore w:val="0"/>
+        <w:widowControl w:val="0"/>
+        <w:kinsoku/>
+        <w:wordWrap/>
+        <w:overflowPunct/>
+        <w:topLinePunct w:val="0"/>
+        <w:autoSpaceDE/>
+        <w:autoSpaceDN/>
+        <w:bidi w:val="0"/>
         <w:spacing w:line="360" w:lineRule="auto"/>
+        <w:textAlignment w:val="auto"/>
         <w:rPr>
           <w:rFonts w:hint="eastAsia" w:ascii="仿宋_GB2312" w:hAnsi="宋体" w:cs="宋体"/>
           <w:kern w:val="0"/>
@@ -12824,7 +13224,19 @@
     </w:p>
     <w:p>
       <w:pPr>
+        <w:keepNext/>
+        <w:keepLines/>
+        <w:pageBreakBefore w:val="0"/>
+        <w:widowControl w:val="0"/>
+        <w:kinsoku/>
+        <w:wordWrap/>
+        <w:overflowPunct/>
+        <w:topLinePunct w:val="0"/>
+        <w:autoSpaceDE/>
+        <w:autoSpaceDN/>
+        <w:bidi w:val="0"/>
         <w:spacing w:line="360" w:lineRule="auto"/>
+        <w:textAlignment w:val="auto"/>
         <w:rPr>
           <w:rFonts w:hint="eastAsia"/>
           <w:highlight w:val="none"/>
@@ -12843,83 +13255,9 @@
     </w:p>
     <w:p>
       <w:pPr>
-        <w:adjustRightInd w:val="0"/>
-        <w:snapToGrid w:val="0"/>
-        <w:spacing w:line="600" w:lineRule="exact"/>
-        <w:jc w:val="left"/>
-        <w:rPr>
-          <w:rFonts w:ascii="宋体" w:hAnsi="宋体"/>
-          <w:b/>
-          <w:sz w:val="28"/>
-          <w:szCs w:val="28"/>
-          <w:highlight w:val="none"/>
-        </w:rPr>
-      </w:pPr>
-    </w:p>
-    <w:p>
-      <w:pPr>
-        <w:rPr>
-          <w:highlight w:val="none"/>
-        </w:rPr>
-      </w:pPr>
-    </w:p>
-    <w:p>
-      <w:pPr>
-        <w:adjustRightInd w:val="0"/>
-        <w:snapToGrid w:val="0"/>
-        <w:spacing w:line="600" w:lineRule="exact"/>
-        <w:ind w:firstLine="555"/>
-        <w:jc w:val="left"/>
-        <w:rPr>
-          <w:rFonts w:ascii="仿宋_GB2312" w:hAnsi="宋体" w:eastAsia="仿宋_GB2312"/>
-          <w:sz w:val="28"/>
-          <w:szCs w:val="28"/>
-          <w:highlight w:val="none"/>
-        </w:rPr>
-      </w:pPr>
-    </w:p>
-    <w:p>
-      <w:pPr>
-        <w:pStyle w:val="14"/>
-        <w:rPr>
-          <w:highlight w:val="none"/>
-        </w:rPr>
-      </w:pPr>
-    </w:p>
-    <w:p>
-      <w:pPr>
         <w:pStyle w:val="60"/>
-        <w:rPr>
-          <w:highlight w:val="none"/>
-        </w:rPr>
-      </w:pPr>
-    </w:p>
-    <w:p>
-      <w:pPr>
-        <w:pStyle w:val="60"/>
-        <w:rPr>
-          <w:highlight w:val="none"/>
-        </w:rPr>
-      </w:pPr>
-    </w:p>
-    <w:p>
-      <w:pPr>
-        <w:rPr>
-          <w:highlight w:val="none"/>
-        </w:rPr>
-      </w:pPr>
-    </w:p>
-    <w:p>
-      <w:pPr>
-        <w:pStyle w:val="14"/>
-        <w:rPr>
-          <w:highlight w:val="none"/>
-        </w:rPr>
-      </w:pPr>
-    </w:p>
-    <w:p>
-      <w:pPr>
-        <w:pStyle w:val="60"/>
+        <w:ind w:left="0" w:leftChars="0" w:firstLine="0" w:firstLineChars="0"/>
+        <w:jc w:val="both"/>
         <w:rPr>
           <w:highlight w:val="none"/>
         </w:rPr>
@@ -12928,6 +13266,21 @@
     <w:p>
       <w:pPr>
         <w:pStyle w:val="3"/>
+        <w:keepNext/>
+        <w:keepLines w:val="0"/>
+        <w:pageBreakBefore w:val="0"/>
+        <w:widowControl w:val="0"/>
+        <w:kinsoku/>
+        <w:wordWrap/>
+        <w:overflowPunct/>
+        <w:topLinePunct w:val="0"/>
+        <w:autoSpaceDE/>
+        <w:autoSpaceDN/>
+        <w:bidi w:val="0"/>
+        <w:adjustRightInd/>
+        <w:snapToGrid/>
+        <w:spacing w:line="416" w:lineRule="auto"/>
+        <w:textAlignment w:val="auto"/>
         <w:outlineLvl w:val="0"/>
         <w:rPr>
           <w:highlight w:val="none"/>
@@ -12941,8 +13294,8 @@
         </w:rPr>
         <w:t>第三章</w:t>
       </w:r>
-      <w:bookmarkStart w:id="26" w:name="_Toc87616371"/>
-      <w:bookmarkStart w:id="27" w:name="_Toc88209934"/>
+      <w:bookmarkStart w:id="26" w:name="_Toc88209934"/>
+      <w:bookmarkStart w:id="27" w:name="_Toc87616371"/>
       <w:r>
         <w:rPr>
           <w:rFonts w:hint="eastAsia"/>
@@ -13010,6 +13363,7 @@
           </w:tblCellMar>
         </w:tblPrEx>
         <w:trPr>
+          <w:cantSplit/>
           <w:trHeight w:val="1708" w:hRule="atLeast"/>
         </w:trPr>
         <w:tc>
@@ -13024,9 +13378,21 @@
           </w:tcPr>
           <w:p>
             <w:pPr>
+              <w:keepNext/>
+              <w:keepLines w:val="0"/>
+              <w:pageBreakBefore w:val="0"/>
+              <w:widowControl w:val="0"/>
+              <w:kinsoku/>
+              <w:wordWrap/>
+              <w:overflowPunct/>
+              <w:topLinePunct w:val="0"/>
+              <w:autoSpaceDE/>
+              <w:autoSpaceDN/>
+              <w:bidi w:val="0"/>
               <w:adjustRightInd w:val="0"/>
               <w:snapToGrid w:val="0"/>
               <w:jc w:val="left"/>
+              <w:textAlignment w:val="auto"/>
               <w:rPr>
                 <w:rFonts w:ascii="仿宋_GB2312" w:eastAsia="仿宋_GB2312"/>
                 <w:sz w:val="24"/>
@@ -13057,9 +13423,21 @@
           </w:tcPr>
           <w:p>
             <w:pPr>
+              <w:keepNext/>
+              <w:keepLines w:val="0"/>
+              <w:pageBreakBefore w:val="0"/>
+              <w:widowControl w:val="0"/>
+              <w:kinsoku/>
+              <w:wordWrap/>
+              <w:overflowPunct/>
+              <w:topLinePunct w:val="0"/>
+              <w:autoSpaceDE/>
+              <w:autoSpaceDN/>
+              <w:bidi w:val="0"/>
               <w:adjustRightInd w:val="0"/>
               <w:snapToGrid w:val="0"/>
               <w:ind w:left="480" w:hanging="480" w:hangingChars="200"/>
+              <w:textAlignment w:val="auto"/>
               <w:rPr>
                 <w:rFonts w:ascii="仿宋_GB2312" w:hAnsi="宋体" w:eastAsia="仿宋_GB2312"/>
                 <w:sz w:val="24"/>
@@ -13098,9 +13476,21 @@
           </w:p>
           <w:p>
             <w:pPr>
+              <w:keepNext/>
+              <w:keepLines w:val="0"/>
+              <w:pageBreakBefore w:val="0"/>
+              <w:widowControl w:val="0"/>
+              <w:kinsoku/>
+              <w:wordWrap/>
+              <w:overflowPunct/>
+              <w:topLinePunct w:val="0"/>
+              <w:autoSpaceDE/>
+              <w:autoSpaceDN/>
+              <w:bidi w:val="0"/>
               <w:adjustRightInd w:val="0"/>
               <w:snapToGrid w:val="0"/>
               <w:ind w:left="480" w:hanging="480" w:hangingChars="200"/>
+              <w:textAlignment w:val="auto"/>
               <w:rPr>
                 <w:rFonts w:ascii="仿宋_GB2312" w:hAnsi="宋体" w:eastAsia="仿宋_GB2312"/>
                 <w:sz w:val="24"/>
@@ -13139,9 +13529,21 @@
           </w:p>
           <w:p>
             <w:pPr>
+              <w:keepNext/>
+              <w:keepLines w:val="0"/>
+              <w:pageBreakBefore w:val="0"/>
+              <w:widowControl w:val="0"/>
+              <w:kinsoku/>
+              <w:wordWrap/>
+              <w:overflowPunct/>
+              <w:topLinePunct w:val="0"/>
+              <w:autoSpaceDE/>
+              <w:autoSpaceDN/>
+              <w:bidi w:val="0"/>
               <w:adjustRightInd w:val="0"/>
               <w:snapToGrid w:val="0"/>
               <w:ind w:left="480" w:hanging="480" w:hangingChars="200"/>
+              <w:textAlignment w:val="auto"/>
               <w:rPr>
                 <w:rFonts w:ascii="仿宋_GB2312" w:eastAsia="仿宋_GB2312"/>
                 <w:sz w:val="24"/>
@@ -13198,6 +13600,7 @@
           </w:tblCellMar>
         </w:tblPrEx>
         <w:trPr>
+          <w:cantSplit/>
           <w:trHeight w:val="1324" w:hRule="atLeast"/>
         </w:trPr>
         <w:tc>
@@ -13212,9 +13615,21 @@
           </w:tcPr>
           <w:p>
             <w:pPr>
+              <w:keepNext/>
+              <w:keepLines w:val="0"/>
+              <w:pageBreakBefore w:val="0"/>
+              <w:widowControl w:val="0"/>
+              <w:kinsoku/>
+              <w:wordWrap/>
+              <w:overflowPunct/>
+              <w:topLinePunct w:val="0"/>
+              <w:autoSpaceDE/>
+              <w:autoSpaceDN/>
+              <w:bidi w:val="0"/>
               <w:adjustRightInd w:val="0"/>
               <w:snapToGrid w:val="0"/>
               <w:jc w:val="left"/>
+              <w:textAlignment w:val="auto"/>
               <w:rPr>
                 <w:rFonts w:ascii="仿宋_GB2312" w:eastAsia="仿宋_GB2312"/>
                 <w:sz w:val="24"/>
@@ -13245,8 +13660,20 @@
           </w:tcPr>
           <w:p>
             <w:pPr>
+              <w:keepNext/>
+              <w:keepLines w:val="0"/>
+              <w:pageBreakBefore w:val="0"/>
+              <w:widowControl w:val="0"/>
+              <w:kinsoku/>
+              <w:wordWrap/>
+              <w:overflowPunct/>
+              <w:topLinePunct w:val="0"/>
+              <w:autoSpaceDE/>
+              <w:autoSpaceDN/>
+              <w:bidi w:val="0"/>
               <w:spacing w:line="400" w:lineRule="exact"/>
               <w:jc w:val="left"/>
+              <w:textAlignment w:val="auto"/>
               <w:rPr>
                 <w:rFonts w:hint="eastAsia" w:ascii="仿宋_GB2312" w:hAnsi="宋体" w:eastAsia="仿宋_GB2312"/>
                 <w:sz w:val="24"/>
@@ -13277,10 +13704,23 @@
           </w:p>
           <w:p>
             <w:pPr>
+              <w:keepNext/>
+              <w:keepLines w:val="0"/>
+              <w:pageBreakBefore w:val="0"/>
+              <w:widowControl w:val="0"/>
+              <w:kinsoku/>
+              <w:wordWrap/>
+              <w:overflowPunct/>
+              <w:topLinePunct w:val="0"/>
+              <w:autoSpaceDE/>
+              <w:autoSpaceDN/>
+              <w:bidi w:val="0"/>
               <w:spacing w:line="400" w:lineRule="exact"/>
               <w:jc w:val="left"/>
+              <w:textAlignment w:val="auto"/>
               <w:rPr>
                 <w:rFonts w:hint="eastAsia" w:ascii="仿宋_GB2312" w:hAnsi="宋体" w:eastAsia="仿宋_GB2312"/>
+                <w:color w:val="0000FF"/>
                 <w:sz w:val="24"/>
                 <w:szCs w:val="24"/>
                 <w:highlight w:val="none"/>
@@ -13291,6 +13731,7 @@
             <w:r>
               <w:rPr>
                 <w:rFonts w:hint="eastAsia" w:ascii="仿宋_GB2312" w:hAnsi="宋体" w:eastAsia="仿宋_GB2312"/>
+                <w:color w:val="0000FF"/>
                 <w:sz w:val="24"/>
                 <w:szCs w:val="24"/>
                 <w:highlight w:val="none"/>
@@ -13302,9 +13743,21 @@
           </w:p>
           <w:p>
             <w:pPr>
+              <w:keepNext/>
+              <w:keepLines w:val="0"/>
+              <w:pageBreakBefore w:val="0"/>
+              <w:widowControl w:val="0"/>
+              <w:kinsoku/>
+              <w:wordWrap/>
+              <w:overflowPunct/>
+              <w:topLinePunct w:val="0"/>
+              <w:autoSpaceDE/>
+              <w:autoSpaceDN/>
+              <w:bidi w:val="0"/>
               <w:adjustRightInd w:val="0"/>
               <w:snapToGrid w:val="0"/>
               <w:ind w:left="480" w:hanging="480" w:hangingChars="200"/>
+              <w:textAlignment w:val="auto"/>
               <w:rPr>
                 <w:rFonts w:ascii="仿宋_GB2312" w:eastAsia="仿宋_GB2312"/>
                 <w:sz w:val="24"/>
@@ -13361,6 +13814,7 @@
           </w:tblCellMar>
         </w:tblPrEx>
         <w:trPr>
+          <w:cantSplit/>
           <w:trHeight w:val="979" w:hRule="atLeast"/>
         </w:trPr>
         <w:tc>
@@ -13375,9 +13829,21 @@
           </w:tcPr>
           <w:p>
             <w:pPr>
+              <w:keepNext/>
+              <w:keepLines w:val="0"/>
+              <w:pageBreakBefore w:val="0"/>
+              <w:widowControl w:val="0"/>
+              <w:kinsoku/>
+              <w:wordWrap/>
+              <w:overflowPunct/>
+              <w:topLinePunct w:val="0"/>
+              <w:autoSpaceDE/>
+              <w:autoSpaceDN/>
+              <w:bidi w:val="0"/>
               <w:adjustRightInd w:val="0"/>
               <w:snapToGrid w:val="0"/>
               <w:jc w:val="left"/>
+              <w:textAlignment w:val="auto"/>
               <w:rPr>
                 <w:rFonts w:ascii="仿宋_GB2312" w:eastAsia="仿宋_GB2312"/>
                 <w:sz w:val="24"/>
@@ -13409,7 +13875,19 @@
           <w:p>
             <w:pPr>
               <w:pStyle w:val="14"/>
+              <w:keepNext/>
+              <w:keepLines w:val="0"/>
+              <w:pageBreakBefore w:val="0"/>
+              <w:widowControl w:val="0"/>
+              <w:kinsoku/>
+              <w:wordWrap/>
+              <w:overflowPunct/>
+              <w:topLinePunct w:val="0"/>
+              <w:autoSpaceDE/>
+              <w:autoSpaceDN/>
+              <w:bidi w:val="0"/>
               <w:ind w:firstLine="480" w:firstLineChars="200"/>
+              <w:textAlignment w:val="auto"/>
               <w:rPr>
                 <w:rFonts w:hint="eastAsia"/>
                 <w:highlight w:val="none"/>
@@ -13455,6 +13933,7 @@
           </w:tblCellMar>
         </w:tblPrEx>
         <w:trPr>
+          <w:cantSplit/>
           <w:trHeight w:val="1143" w:hRule="atLeast"/>
         </w:trPr>
         <w:tc>
@@ -13469,9 +13948,21 @@
           </w:tcPr>
           <w:p>
             <w:pPr>
+              <w:keepNext/>
+              <w:keepLines w:val="0"/>
+              <w:pageBreakBefore w:val="0"/>
+              <w:widowControl w:val="0"/>
+              <w:kinsoku/>
+              <w:wordWrap/>
+              <w:overflowPunct/>
+              <w:topLinePunct w:val="0"/>
+              <w:autoSpaceDE/>
+              <w:autoSpaceDN/>
+              <w:bidi w:val="0"/>
               <w:adjustRightInd w:val="0"/>
               <w:snapToGrid w:val="0"/>
               <w:jc w:val="left"/>
+              <w:textAlignment w:val="auto"/>
               <w:rPr>
                 <w:rFonts w:ascii="仿宋_GB2312" w:eastAsia="仿宋_GB2312"/>
                 <w:sz w:val="24"/>
@@ -13502,8 +13993,20 @@
           </w:tcPr>
           <w:p>
             <w:pPr>
+              <w:keepNext/>
+              <w:keepLines w:val="0"/>
+              <w:pageBreakBefore w:val="0"/>
+              <w:widowControl w:val="0"/>
+              <w:kinsoku/>
+              <w:wordWrap/>
+              <w:overflowPunct/>
+              <w:topLinePunct w:val="0"/>
+              <w:autoSpaceDE/>
+              <w:autoSpaceDN/>
+              <w:bidi w:val="0"/>
               <w:adjustRightInd w:val="0"/>
               <w:snapToGrid w:val="0"/>
+              <w:textAlignment w:val="auto"/>
               <w:rPr>
                 <w:rFonts w:ascii="仿宋_GB2312" w:hAnsi="宋体" w:eastAsia="仿宋_GB2312"/>
                 <w:sz w:val="24"/>
@@ -13571,8 +14074,20 @@
           </w:p>
           <w:p>
             <w:pPr>
+              <w:keepNext/>
+              <w:keepLines w:val="0"/>
+              <w:pageBreakBefore w:val="0"/>
+              <w:widowControl w:val="0"/>
+              <w:kinsoku/>
+              <w:wordWrap/>
+              <w:overflowPunct/>
+              <w:topLinePunct w:val="0"/>
+              <w:autoSpaceDE/>
+              <w:autoSpaceDN/>
+              <w:bidi w:val="0"/>
               <w:adjustRightInd w:val="0"/>
               <w:snapToGrid w:val="0"/>
+              <w:textAlignment w:val="auto"/>
               <w:rPr>
                 <w:rFonts w:ascii="仿宋_GB2312" w:hAnsi="宋体" w:eastAsia="仿宋_GB2312"/>
                 <w:sz w:val="24"/>
@@ -13620,6 +14135,7 @@
           </w:tblCellMar>
         </w:tblPrEx>
         <w:trPr>
+          <w:cantSplit/>
           <w:trHeight w:val="1204" w:hRule="atLeast"/>
         </w:trPr>
         <w:tc>
@@ -13635,9 +14151,21 @@
           </w:tcPr>
           <w:p>
             <w:pPr>
+              <w:keepNext/>
+              <w:keepLines w:val="0"/>
+              <w:pageBreakBefore w:val="0"/>
+              <w:widowControl w:val="0"/>
+              <w:kinsoku/>
+              <w:wordWrap/>
+              <w:overflowPunct/>
+              <w:topLinePunct w:val="0"/>
+              <w:autoSpaceDE/>
+              <w:autoSpaceDN/>
+              <w:bidi w:val="0"/>
               <w:adjustRightInd w:val="0"/>
               <w:snapToGrid w:val="0"/>
               <w:jc w:val="left"/>
+              <w:textAlignment w:val="auto"/>
               <w:rPr>
                 <w:rFonts w:ascii="仿宋_GB2312" w:eastAsia="仿宋_GB2312"/>
                 <w:sz w:val="24"/>
@@ -13669,8 +14197,20 @@
           </w:tcPr>
           <w:p>
             <w:pPr>
+              <w:keepNext/>
+              <w:keepLines w:val="0"/>
+              <w:pageBreakBefore w:val="0"/>
+              <w:widowControl w:val="0"/>
+              <w:kinsoku/>
+              <w:wordWrap/>
+              <w:overflowPunct/>
+              <w:topLinePunct w:val="0"/>
+              <w:autoSpaceDE/>
+              <w:autoSpaceDN/>
+              <w:bidi w:val="0"/>
               <w:adjustRightInd w:val="0"/>
               <w:snapToGrid w:val="0"/>
+              <w:textAlignment w:val="auto"/>
               <w:rPr>
                 <w:rFonts w:ascii="仿宋_GB2312" w:hAnsi="宋体" w:eastAsia="仿宋_GB2312"/>
                 <w:sz w:val="24"/>
@@ -13719,8 +14259,20 @@
           </w:p>
           <w:p>
             <w:pPr>
+              <w:keepNext/>
+              <w:keepLines w:val="0"/>
+              <w:pageBreakBefore w:val="0"/>
+              <w:widowControl w:val="0"/>
+              <w:kinsoku/>
+              <w:wordWrap/>
+              <w:overflowPunct/>
+              <w:topLinePunct w:val="0"/>
+              <w:autoSpaceDE/>
+              <w:autoSpaceDN/>
+              <w:bidi w:val="0"/>
               <w:adjustRightInd w:val="0"/>
               <w:snapToGrid w:val="0"/>
+              <w:textAlignment w:val="auto"/>
               <w:rPr>
                 <w:rFonts w:ascii="仿宋_GB2312" w:hAnsi="宋体" w:eastAsia="仿宋_GB2312"/>
                 <w:sz w:val="24"/>
@@ -13758,6 +14310,7 @@
           </w:tblCellMar>
         </w:tblPrEx>
         <w:trPr>
+          <w:cantSplit/>
           <w:trHeight w:val="653" w:hRule="atLeast"/>
         </w:trPr>
         <w:tc>
@@ -13773,9 +14326,21 @@
           </w:tcPr>
           <w:p>
             <w:pPr>
+              <w:keepNext/>
+              <w:keepLines w:val="0"/>
+              <w:pageBreakBefore w:val="0"/>
+              <w:widowControl w:val="0"/>
+              <w:kinsoku/>
+              <w:wordWrap/>
+              <w:overflowPunct/>
+              <w:topLinePunct w:val="0"/>
+              <w:autoSpaceDE/>
+              <w:autoSpaceDN/>
+              <w:bidi w:val="0"/>
               <w:adjustRightInd w:val="0"/>
               <w:snapToGrid w:val="0"/>
               <w:jc w:val="left"/>
+              <w:textAlignment w:val="auto"/>
               <w:rPr>
                 <w:rFonts w:ascii="仿宋_GB2312" w:eastAsia="仿宋_GB2312"/>
                 <w:sz w:val="24"/>
@@ -13807,10 +14372,22 @@
           </w:tcPr>
           <w:p>
             <w:pPr>
+              <w:keepNext/>
+              <w:keepLines w:val="0"/>
+              <w:pageBreakBefore w:val="0"/>
+              <w:widowControl w:val="0"/>
+              <w:kinsoku/>
+              <w:wordWrap/>
+              <w:overflowPunct/>
+              <w:topLinePunct w:val="0"/>
+              <w:autoSpaceDE/>
+              <w:autoSpaceDN/>
+              <w:bidi w:val="0"/>
               <w:adjustRightInd w:val="0"/>
               <w:snapToGrid w:val="0"/>
               <w:ind w:left="1" w:firstLine="2"/>
               <w:jc w:val="left"/>
+              <w:textAlignment w:val="auto"/>
               <w:rPr>
                 <w:rFonts w:ascii="仿宋_GB2312" w:hAnsi="宋体" w:eastAsia="仿宋_GB2312"/>
                 <w:sz w:val="24"/>
@@ -13848,6 +14425,7 @@
           </w:tblCellMar>
         </w:tblPrEx>
         <w:trPr>
+          <w:cantSplit/>
           <w:trHeight w:val="1204" w:hRule="atLeast"/>
         </w:trPr>
         <w:tc>
@@ -13863,9 +14441,21 @@
           </w:tcPr>
           <w:p>
             <w:pPr>
+              <w:keepNext/>
+              <w:keepLines w:val="0"/>
+              <w:pageBreakBefore w:val="0"/>
+              <w:widowControl w:val="0"/>
+              <w:kinsoku/>
+              <w:wordWrap/>
+              <w:overflowPunct/>
+              <w:topLinePunct w:val="0"/>
+              <w:autoSpaceDE/>
+              <w:autoSpaceDN/>
+              <w:bidi w:val="0"/>
               <w:adjustRightInd w:val="0"/>
               <w:snapToGrid w:val="0"/>
               <w:jc w:val="left"/>
+              <w:textAlignment w:val="auto"/>
               <w:rPr>
                 <w:rFonts w:ascii="仿宋_GB2312" w:eastAsia="仿宋_GB2312"/>
                 <w:sz w:val="24"/>
@@ -13897,10 +14487,22 @@
           </w:tcPr>
           <w:p>
             <w:pPr>
+              <w:keepNext/>
+              <w:keepLines w:val="0"/>
+              <w:pageBreakBefore w:val="0"/>
+              <w:widowControl w:val="0"/>
+              <w:kinsoku/>
+              <w:wordWrap/>
+              <w:overflowPunct/>
+              <w:topLinePunct w:val="0"/>
+              <w:autoSpaceDE/>
+              <w:autoSpaceDN/>
+              <w:bidi w:val="0"/>
               <w:adjustRightInd w:val="0"/>
               <w:snapToGrid w:val="0"/>
               <w:ind w:left="1" w:firstLine="2"/>
               <w:jc w:val="left"/>
+              <w:textAlignment w:val="auto"/>
               <w:rPr>
                 <w:rFonts w:ascii="仿宋_GB2312" w:hAnsi="宋体" w:eastAsia="仿宋_GB2312"/>
                 <w:sz w:val="24"/>
@@ -13960,10 +14562,22 @@
           </w:p>
           <w:p>
             <w:pPr>
+              <w:keepNext/>
+              <w:keepLines w:val="0"/>
+              <w:pageBreakBefore w:val="0"/>
+              <w:widowControl w:val="0"/>
+              <w:kinsoku/>
+              <w:wordWrap/>
+              <w:overflowPunct/>
+              <w:topLinePunct w:val="0"/>
+              <w:autoSpaceDE/>
+              <w:autoSpaceDN/>
+              <w:bidi w:val="0"/>
               <w:adjustRightInd w:val="0"/>
               <w:snapToGrid w:val="0"/>
               <w:ind w:left="1" w:firstLine="2"/>
               <w:jc w:val="left"/>
+              <w:textAlignment w:val="auto"/>
               <w:rPr>
                 <w:rFonts w:ascii="仿宋_GB2312" w:hAnsi="宋体" w:eastAsia="仿宋_GB2312"/>
                 <w:sz w:val="24"/>
@@ -13978,9 +14592,9 @@
     <w:p>
       <w:pPr>
         <w:pStyle w:val="2"/>
-        <w:keepNext/>
-        <w:keepLines/>
-        <w:pageBreakBefore w:val="0"/>
+        <w:keepNext w:val="0"/>
+        <w:keepLines w:val="0"/>
+        <w:pageBreakBefore/>
         <w:widowControl w:val="0"/>
         <w:kinsoku/>
         <w:wordWrap/>
@@ -13997,13 +14611,6 @@
           <w:highlight w:val="none"/>
         </w:rPr>
       </w:pPr>
-      <w:r>
-        <w:rPr>
-          <w:rFonts w:hint="eastAsia"/>
-          <w:highlight w:val="none"/>
-        </w:rPr>
-        <w:br w:type="page"/>
-      </w:r>
       <w:bookmarkStart w:id="28" w:name="_Toc6982"/>
       <w:r>
         <w:rPr>
@@ -16861,30 +17468,37 @@
     <w:p>
       <w:pPr>
         <w:pStyle w:val="2"/>
+        <w:keepNext w:val="0"/>
+        <w:keepLines w:val="0"/>
+        <w:pageBreakBefore/>
+        <w:widowControl w:val="0"/>
+        <w:kinsoku/>
+        <w:wordWrap/>
+        <w:overflowPunct/>
+        <w:topLinePunct w:val="0"/>
+        <w:autoSpaceDE/>
+        <w:autoSpaceDN/>
+        <w:bidi w:val="0"/>
+        <w:adjustRightInd/>
+        <w:snapToGrid/>
         <w:spacing w:line="360" w:lineRule="auto"/>
+        <w:textAlignment w:val="auto"/>
         <w:rPr>
           <w:rFonts w:hint="eastAsia" w:eastAsia="方正小标宋简体"/>
           <w:highlight w:val="none"/>
           <w:lang w:val="en-US" w:eastAsia="zh-CN"/>
         </w:rPr>
       </w:pPr>
+      <w:bookmarkStart w:id="36" w:name="_Toc20383"/>
       <w:r>
         <w:rPr>
           <w:rFonts w:hint="eastAsia"/>
           <w:highlight w:val="none"/>
         </w:rPr>
-        <w:br w:type="page"/>
-      </w:r>
-      <w:bookmarkStart w:id="36" w:name="_Toc20383"/>
-      <w:r>
-        <w:rPr>
-          <w:rFonts w:hint="eastAsia"/>
-          <w:highlight w:val="none"/>
-        </w:rPr>
         <w:t>第五章</w:t>
       </w:r>
-      <w:bookmarkStart w:id="37" w:name="_Toc87616383"/>
-      <w:bookmarkStart w:id="38" w:name="_Toc88209946"/>
+      <w:bookmarkStart w:id="37" w:name="_Toc88209946"/>
+      <w:bookmarkStart w:id="38" w:name="_Toc87616383"/>
       <w:r>
         <w:rPr>
           <w:rFonts w:hint="eastAsia"/>
@@ -21093,9 +21707,23 @@
     </w:p>
     <w:p>
       <w:pPr>
+        <w:keepNext/>
+        <w:keepLines w:val="0"/>
+        <w:pageBreakBefore w:val="0"/>
+        <w:widowControl w:val="0"/>
+        <w:kinsoku/>
+        <w:wordWrap/>
+        <w:overflowPunct/>
+        <w:topLinePunct w:val="0"/>
+        <w:autoSpaceDE/>
+        <w:autoSpaceDN/>
+        <w:bidi w:val="0"/>
+        <w:adjustRightInd/>
+        <w:snapToGrid/>
         <w:spacing w:line="240" w:lineRule="auto"/>
         <w:ind w:left="0" w:right="0" w:firstLine="0"/>
         <w:jc w:val="both"/>
+        <w:textAlignment w:val="auto"/>
         <w:rPr>
           <w:rFonts w:hint="eastAsia" w:ascii="黑体" w:hAnsi="黑体" w:eastAsia="黑体" w:cs="黑体"/>
           <w:w w:val="100"/>
@@ -21742,7 +22370,7 @@
     <w:p>
       <w:pPr>
         <w:keepNext w:val="0"/>
-        <w:keepLines w:val="0"/>
+        <w:keepLines/>
         <w:pageBreakBefore w:val="0"/>
         <w:widowControl w:val="0"/>
         <w:kinsoku/>
@@ -21776,195 +22404,26 @@
     </w:p>
     <w:p>
       <w:pPr>
-        <w:pStyle w:val="14"/>
-        <w:rPr>
-          <w:highlight w:val="none"/>
-        </w:rPr>
-      </w:pPr>
-    </w:p>
-    <w:p>
-      <w:pPr>
-        <w:pStyle w:val="60"/>
-        <w:rPr>
-          <w:highlight w:val="none"/>
-        </w:rPr>
-      </w:pPr>
-    </w:p>
-    <w:p>
-      <w:pPr>
-        <w:rPr>
-          <w:highlight w:val="none"/>
-        </w:rPr>
-      </w:pPr>
-    </w:p>
-    <w:p>
-      <w:pPr>
-        <w:rPr>
-          <w:highlight w:val="none"/>
-        </w:rPr>
-      </w:pPr>
-    </w:p>
-    <w:p>
-      <w:pPr>
-        <w:rPr>
-          <w:highlight w:val="none"/>
-        </w:rPr>
-      </w:pPr>
-    </w:p>
-    <w:p>
-      <w:pPr>
-        <w:rPr>
-          <w:highlight w:val="none"/>
-        </w:rPr>
-      </w:pPr>
-    </w:p>
-    <w:p>
-      <w:pPr>
-        <w:rPr>
-          <w:highlight w:val="none"/>
-        </w:rPr>
-      </w:pPr>
-    </w:p>
-    <w:p>
-      <w:pPr>
-        <w:rPr>
-          <w:highlight w:val="none"/>
-        </w:rPr>
-      </w:pPr>
-    </w:p>
-    <w:p>
-      <w:pPr>
-        <w:rPr>
-          <w:highlight w:val="none"/>
-        </w:rPr>
-      </w:pPr>
-    </w:p>
-    <w:p>
-      <w:pPr>
-        <w:rPr>
-          <w:highlight w:val="none"/>
-        </w:rPr>
-      </w:pPr>
-    </w:p>
-    <w:p>
-      <w:pPr>
-        <w:rPr>
-          <w:highlight w:val="none"/>
-        </w:rPr>
-      </w:pPr>
-    </w:p>
-    <w:p>
-      <w:pPr>
-        <w:rPr>
-          <w:highlight w:val="none"/>
-        </w:rPr>
-      </w:pPr>
-    </w:p>
-    <w:p>
-      <w:pPr>
-        <w:rPr>
-          <w:highlight w:val="none"/>
-        </w:rPr>
-      </w:pPr>
-    </w:p>
-    <w:p>
-      <w:pPr>
-        <w:rPr>
-          <w:highlight w:val="none"/>
-        </w:rPr>
-      </w:pPr>
-    </w:p>
-    <w:p>
-      <w:pPr>
-        <w:rPr>
-          <w:highlight w:val="none"/>
-        </w:rPr>
-      </w:pPr>
-    </w:p>
-    <w:p>
-      <w:pPr>
-        <w:rPr>
-          <w:highlight w:val="none"/>
-        </w:rPr>
-      </w:pPr>
-    </w:p>
-    <w:p>
-      <w:pPr>
-        <w:rPr>
-          <w:highlight w:val="none"/>
-        </w:rPr>
-      </w:pPr>
-    </w:p>
-    <w:p>
-      <w:pPr>
-        <w:rPr>
-          <w:highlight w:val="none"/>
-        </w:rPr>
-      </w:pPr>
-    </w:p>
-    <w:p>
-      <w:pPr>
-        <w:rPr>
-          <w:highlight w:val="none"/>
-        </w:rPr>
-      </w:pPr>
-    </w:p>
-    <w:p>
-      <w:pPr>
-        <w:rPr>
-          <w:highlight w:val="none"/>
-        </w:rPr>
-      </w:pPr>
-    </w:p>
-    <w:p>
-      <w:pPr>
-        <w:rPr>
-          <w:highlight w:val="none"/>
-        </w:rPr>
-      </w:pPr>
-    </w:p>
-    <w:p>
-      <w:pPr>
-        <w:rPr>
-          <w:highlight w:val="none"/>
-        </w:rPr>
-      </w:pPr>
-    </w:p>
-    <w:p>
-      <w:pPr>
-        <w:rPr>
-          <w:highlight w:val="none"/>
-        </w:rPr>
-      </w:pPr>
-    </w:p>
-    <w:p>
-      <w:pPr>
-        <w:rPr>
-          <w:highlight w:val="none"/>
-        </w:rPr>
-      </w:pPr>
-    </w:p>
-    <w:p>
-      <w:pPr>
-        <w:rPr>
-          <w:highlight w:val="none"/>
-        </w:rPr>
-      </w:pPr>
-    </w:p>
-    <w:p>
-      <w:pPr>
-        <w:rPr>
-          <w:highlight w:val="none"/>
-        </w:rPr>
-      </w:pPr>
-    </w:p>
-    <w:p>
-      <w:pPr>
         <w:pStyle w:val="2"/>
+        <w:keepNext w:val="0"/>
+        <w:keepLines w:val="0"/>
+        <w:pageBreakBefore/>
+        <w:widowControl w:val="0"/>
         <w:numPr>
           <w:ilvl w:val="0"/>
-          <w:numId w:val="3"/>
+          <w:numId w:val="0"/>
         </w:numPr>
+        <w:kinsoku/>
+        <w:wordWrap/>
+        <w:overflowPunct/>
+        <w:topLinePunct w:val="0"/>
+        <w:autoSpaceDE/>
+        <w:autoSpaceDN/>
+        <w:bidi w:val="0"/>
+        <w:adjustRightInd/>
+        <w:snapToGrid/>
+        <w:spacing w:line="579" w:lineRule="auto"/>
+        <w:textAlignment w:val="auto"/>
         <w:rPr>
           <w:rFonts w:hint="eastAsia"/>
           <w:highlight w:val="none"/>
@@ -21974,6 +22433,17 @@
       <w:bookmarkStart w:id="40" w:name="_Toc87616386"/>
       <w:r>
         <w:rPr>
+          <w:rFonts w:hint="eastAsia" w:ascii="Calibri" w:hAnsi="Calibri" w:eastAsia="方正小标宋简体" w:cs="Times New Roman"/>
+          <w:bCs/>
+          <w:kern w:val="44"/>
+          <w:sz w:val="44"/>
+          <w:szCs w:val="44"/>
+          <w:lang w:val="en-US" w:eastAsia="zh-CN" w:bidi="ar-SA"/>
+        </w:rPr>
+        <w:t>第六章</w:t>
+      </w:r>
+      <w:r>
+        <w:rPr>
           <w:highlight w:val="none"/>
         </w:rPr>
         <w:t xml:space="preserve"> </w:t>
@@ -21999,294 +22469,44 @@
     </w:p>
     <w:p>
       <w:pPr>
+        <w:rPr>
+          <w:rFonts w:hint="eastAsia"/>
+          <w:highlight w:val="none"/>
+        </w:rPr>
+      </w:pPr>
+      <w:bookmarkStart w:id="42" w:name="_Toc15676"/>
+    </w:p>
+    <w:p>
+      <w:pPr>
         <w:pStyle w:val="2"/>
+        <w:keepNext w:val="0"/>
+        <w:keepLines w:val="0"/>
+        <w:pageBreakBefore/>
+        <w:widowControl w:val="0"/>
+        <w:kinsoku/>
+        <w:wordWrap/>
+        <w:overflowPunct/>
+        <w:topLinePunct w:val="0"/>
+        <w:autoSpaceDE/>
+        <w:autoSpaceDN/>
+        <w:bidi w:val="0"/>
+        <w:adjustRightInd/>
+        <w:snapToGrid/>
+        <w:spacing w:line="579" w:lineRule="auto"/>
+        <w:textAlignment w:val="auto"/>
+        <w:rPr>
+          <w:highlight w:val="none"/>
+        </w:rPr>
+      </w:pPr>
+      <w:r>
         <w:rPr>
           <w:rFonts w:hint="eastAsia"/>
           <w:highlight w:val="none"/>
         </w:rPr>
-      </w:pPr>
-      <w:bookmarkStart w:id="42" w:name="_Toc15676"/>
-    </w:p>
-    <w:p>
-      <w:pPr>
-        <w:rPr>
-          <w:rFonts w:hint="eastAsia"/>
-          <w:highlight w:val="none"/>
-        </w:rPr>
-      </w:pPr>
-    </w:p>
-    <w:p>
-      <w:pPr>
-        <w:rPr>
-          <w:rFonts w:hint="eastAsia"/>
-          <w:highlight w:val="none"/>
-        </w:rPr>
-      </w:pPr>
-    </w:p>
-    <w:p>
-      <w:pPr>
-        <w:rPr>
-          <w:rFonts w:hint="eastAsia"/>
-          <w:highlight w:val="none"/>
-        </w:rPr>
-      </w:pPr>
-    </w:p>
-    <w:p>
-      <w:pPr>
-        <w:rPr>
-          <w:rFonts w:hint="eastAsia"/>
-          <w:highlight w:val="none"/>
-        </w:rPr>
-      </w:pPr>
-    </w:p>
-    <w:p>
-      <w:pPr>
-        <w:rPr>
-          <w:rFonts w:hint="eastAsia"/>
-          <w:highlight w:val="none"/>
-        </w:rPr>
-      </w:pPr>
-    </w:p>
-    <w:p>
-      <w:pPr>
-        <w:rPr>
-          <w:rFonts w:hint="eastAsia"/>
-          <w:highlight w:val="none"/>
-        </w:rPr>
-      </w:pPr>
-    </w:p>
-    <w:p>
-      <w:pPr>
-        <w:rPr>
-          <w:rFonts w:hint="eastAsia"/>
-          <w:highlight w:val="none"/>
-        </w:rPr>
-      </w:pPr>
-    </w:p>
-    <w:p>
-      <w:pPr>
-        <w:rPr>
-          <w:rFonts w:hint="eastAsia"/>
-          <w:highlight w:val="none"/>
-        </w:rPr>
-      </w:pPr>
-    </w:p>
-    <w:p>
-      <w:pPr>
-        <w:rPr>
-          <w:rFonts w:hint="eastAsia"/>
-          <w:highlight w:val="none"/>
-        </w:rPr>
-      </w:pPr>
-    </w:p>
-    <w:p>
-      <w:pPr>
-        <w:rPr>
-          <w:rFonts w:hint="eastAsia"/>
-          <w:highlight w:val="none"/>
-        </w:rPr>
-      </w:pPr>
-    </w:p>
-    <w:p>
-      <w:pPr>
-        <w:rPr>
-          <w:rFonts w:hint="eastAsia"/>
-          <w:highlight w:val="none"/>
-        </w:rPr>
-      </w:pPr>
-    </w:p>
-    <w:p>
-      <w:pPr>
-        <w:rPr>
-          <w:rFonts w:hint="eastAsia"/>
-          <w:highlight w:val="none"/>
-        </w:rPr>
-      </w:pPr>
-    </w:p>
-    <w:p>
-      <w:pPr>
-        <w:rPr>
-          <w:rFonts w:hint="eastAsia"/>
-          <w:highlight w:val="none"/>
-        </w:rPr>
-      </w:pPr>
-    </w:p>
-    <w:p>
-      <w:pPr>
-        <w:rPr>
-          <w:rFonts w:hint="eastAsia"/>
-          <w:highlight w:val="none"/>
-        </w:rPr>
-      </w:pPr>
-    </w:p>
-    <w:p>
-      <w:pPr>
-        <w:rPr>
-          <w:rFonts w:hint="eastAsia"/>
-          <w:highlight w:val="none"/>
-        </w:rPr>
-      </w:pPr>
-    </w:p>
-    <w:p>
-      <w:pPr>
-        <w:rPr>
-          <w:rFonts w:hint="eastAsia"/>
-          <w:highlight w:val="none"/>
-        </w:rPr>
-      </w:pPr>
-    </w:p>
-    <w:p>
-      <w:pPr>
-        <w:rPr>
-          <w:rFonts w:hint="eastAsia"/>
-          <w:highlight w:val="none"/>
-        </w:rPr>
-      </w:pPr>
-    </w:p>
-    <w:p>
-      <w:pPr>
-        <w:rPr>
-          <w:rFonts w:hint="eastAsia"/>
-          <w:highlight w:val="none"/>
-        </w:rPr>
-      </w:pPr>
-    </w:p>
-    <w:p>
-      <w:pPr>
-        <w:rPr>
-          <w:rFonts w:hint="eastAsia"/>
-          <w:highlight w:val="none"/>
-        </w:rPr>
-      </w:pPr>
-    </w:p>
-    <w:p>
-      <w:pPr>
-        <w:rPr>
-          <w:rFonts w:hint="eastAsia"/>
-          <w:highlight w:val="none"/>
-        </w:rPr>
-      </w:pPr>
-    </w:p>
-    <w:p>
-      <w:pPr>
-        <w:rPr>
-          <w:rFonts w:hint="eastAsia"/>
-          <w:highlight w:val="none"/>
-        </w:rPr>
-      </w:pPr>
-    </w:p>
-    <w:p>
-      <w:pPr>
-        <w:rPr>
-          <w:rFonts w:hint="eastAsia"/>
-          <w:highlight w:val="none"/>
-        </w:rPr>
-      </w:pPr>
-    </w:p>
-    <w:p>
-      <w:pPr>
-        <w:rPr>
-          <w:rFonts w:hint="eastAsia"/>
-          <w:highlight w:val="none"/>
-        </w:rPr>
-      </w:pPr>
-    </w:p>
-    <w:p>
-      <w:pPr>
-        <w:rPr>
-          <w:rFonts w:hint="eastAsia"/>
-          <w:highlight w:val="none"/>
-        </w:rPr>
-      </w:pPr>
-    </w:p>
-    <w:p>
-      <w:pPr>
-        <w:rPr>
-          <w:rFonts w:hint="eastAsia"/>
-          <w:highlight w:val="none"/>
-        </w:rPr>
-      </w:pPr>
-    </w:p>
-    <w:p>
-      <w:pPr>
-        <w:rPr>
-          <w:rFonts w:hint="eastAsia"/>
-          <w:highlight w:val="none"/>
-        </w:rPr>
-      </w:pPr>
-    </w:p>
-    <w:p>
-      <w:pPr>
-        <w:rPr>
-          <w:rFonts w:hint="eastAsia"/>
-          <w:highlight w:val="none"/>
-        </w:rPr>
-      </w:pPr>
-    </w:p>
-    <w:p>
-      <w:pPr>
-        <w:rPr>
-          <w:rFonts w:hint="eastAsia"/>
-          <w:highlight w:val="none"/>
-        </w:rPr>
-      </w:pPr>
-    </w:p>
-    <w:p>
-      <w:pPr>
-        <w:rPr>
-          <w:rFonts w:hint="eastAsia"/>
-          <w:highlight w:val="none"/>
-        </w:rPr>
-      </w:pPr>
-    </w:p>
-    <w:p>
-      <w:pPr>
-        <w:rPr>
-          <w:rFonts w:hint="eastAsia"/>
-          <w:highlight w:val="none"/>
-        </w:rPr>
-      </w:pPr>
-    </w:p>
-    <w:p>
-      <w:pPr>
-        <w:rPr>
-          <w:rFonts w:hint="eastAsia"/>
-          <w:highlight w:val="none"/>
-        </w:rPr>
-      </w:pPr>
-    </w:p>
-    <w:p>
-      <w:pPr>
-        <w:rPr>
-          <w:rFonts w:hint="eastAsia"/>
-          <w:highlight w:val="none"/>
-        </w:rPr>
-      </w:pPr>
-    </w:p>
-    <w:p>
-      <w:pPr>
-        <w:rPr>
-          <w:rFonts w:hint="eastAsia"/>
-          <w:highlight w:val="none"/>
-        </w:rPr>
-      </w:pPr>
-    </w:p>
-    <w:p>
-      <w:pPr>
-        <w:pStyle w:val="2"/>
-        <w:rPr>
-          <w:highlight w:val="none"/>
-        </w:rPr>
-      </w:pPr>
-      <w:r>
-        <w:rPr>
-          <w:rFonts w:hint="eastAsia"/>
-          <w:highlight w:val="none"/>
-        </w:rPr>
         <w:t>第七章</w:t>
       </w:r>
-      <w:bookmarkStart w:id="43" w:name="_Toc88209951"/>
-      <w:bookmarkStart w:id="44" w:name="_Toc87616388"/>
+      <w:bookmarkStart w:id="43" w:name="_Toc87616388"/>
+      <w:bookmarkStart w:id="44" w:name="_Toc88209951"/>
       <w:r>
         <w:rPr>
           <w:rFonts w:hint="eastAsia"/>
@@ -22314,6 +22534,17 @@
     <w:p>
       <w:pPr>
         <w:pStyle w:val="14"/>
+        <w:keepNext w:val="0"/>
+        <w:keepLines/>
+        <w:pageBreakBefore w:val="0"/>
+        <w:widowControl w:val="0"/>
+        <w:kinsoku/>
+        <w:overflowPunct/>
+        <w:topLinePunct w:val="0"/>
+        <w:autoSpaceDE/>
+        <w:autoSpaceDN/>
+        <w:bidi w:val="0"/>
+        <w:textAlignment w:val="auto"/>
         <w:rPr>
           <w:highlight w:val="none"/>
         </w:rPr>
@@ -22322,6 +22553,17 @@
     <w:p>
       <w:pPr>
         <w:pStyle w:val="60"/>
+        <w:keepNext w:val="0"/>
+        <w:keepLines/>
+        <w:pageBreakBefore w:val="0"/>
+        <w:widowControl w:val="0"/>
+        <w:kinsoku/>
+        <w:overflowPunct/>
+        <w:topLinePunct w:val="0"/>
+        <w:autoSpaceDE/>
+        <w:autoSpaceDN/>
+        <w:bidi w:val="0"/>
+        <w:textAlignment w:val="auto"/>
         <w:rPr>
           <w:rFonts w:hint="eastAsia"/>
           <w:highlight w:val="none"/>
@@ -22330,10 +22572,21 @@
     </w:p>
     <w:p>
       <w:pPr>
+        <w:keepNext w:val="0"/>
+        <w:keepLines/>
+        <w:pageBreakBefore w:val="0"/>
+        <w:widowControl w:val="0"/>
+        <w:kinsoku/>
+        <w:overflowPunct/>
+        <w:topLinePunct w:val="0"/>
+        <w:autoSpaceDE/>
+        <w:autoSpaceDN/>
+        <w:bidi w:val="0"/>
         <w:adjustRightInd w:val="0"/>
         <w:snapToGrid w:val="0"/>
         <w:spacing w:before="120" w:beforeLines="50" w:after="120" w:afterLines="50" w:line="360" w:lineRule="auto"/>
         <w:jc w:val="center"/>
+        <w:textAlignment w:val="auto"/>
         <w:rPr>
           <w:rFonts w:ascii="方正小标宋简体" w:eastAsia="方正小标宋简体"/>
           <w:sz w:val="44"/>
@@ -22345,7 +22598,7 @@
       <w:r>
         <w:rPr>
           <w:rFonts w:hint="eastAsia" w:ascii="方正小标宋简体" w:eastAsia="方正小标宋简体"/>
-          <w:color w:val="FF0000"/>
+          <w:color w:val="0000FF"/>
           <w:sz w:val="44"/>
           <w:szCs w:val="44"/>
           <w:highlight w:val="none"/>
@@ -22357,10 +22610,21 @@
     </w:p>
     <w:p>
       <w:pPr>
+        <w:keepNext w:val="0"/>
+        <w:keepLines/>
+        <w:pageBreakBefore w:val="0"/>
+        <w:widowControl w:val="0"/>
+        <w:kinsoku/>
+        <w:overflowPunct/>
+        <w:topLinePunct w:val="0"/>
+        <w:autoSpaceDE/>
+        <w:autoSpaceDN/>
+        <w:bidi w:val="0"/>
         <w:adjustRightInd w:val="0"/>
         <w:snapToGrid w:val="0"/>
         <w:spacing w:before="120" w:beforeLines="50" w:after="120" w:afterLines="50" w:line="600" w:lineRule="exact"/>
         <w:jc w:val="center"/>
+        <w:textAlignment w:val="auto"/>
         <w:rPr>
           <w:rFonts w:ascii="仿宋_GB2312" w:eastAsia="仿宋_GB2312"/>
           <w:sz w:val="30"/>
@@ -22371,10 +22635,21 @@
     </w:p>
     <w:p>
       <w:pPr>
+        <w:keepNext w:val="0"/>
+        <w:keepLines/>
+        <w:pageBreakBefore w:val="0"/>
+        <w:widowControl w:val="0"/>
+        <w:kinsoku/>
+        <w:overflowPunct/>
+        <w:topLinePunct w:val="0"/>
+        <w:autoSpaceDE/>
+        <w:autoSpaceDN/>
+        <w:bidi w:val="0"/>
         <w:adjustRightInd w:val="0"/>
         <w:snapToGrid w:val="0"/>
         <w:spacing w:before="120" w:beforeLines="50" w:after="120" w:afterLines="50" w:line="600" w:lineRule="exact"/>
         <w:jc w:val="center"/>
+        <w:textAlignment w:val="auto"/>
         <w:rPr>
           <w:rFonts w:ascii="方正小标宋简体" w:eastAsia="方正小标宋简体"/>
           <w:sz w:val="44"/>
@@ -22386,6 +22661,17 @@
     <w:p>
       <w:pPr>
         <w:pStyle w:val="14"/>
+        <w:keepNext w:val="0"/>
+        <w:keepLines/>
+        <w:pageBreakBefore w:val="0"/>
+        <w:widowControl w:val="0"/>
+        <w:kinsoku/>
+        <w:overflowPunct/>
+        <w:topLinePunct w:val="0"/>
+        <w:autoSpaceDE/>
+        <w:autoSpaceDN/>
+        <w:bidi w:val="0"/>
+        <w:textAlignment w:val="auto"/>
         <w:rPr>
           <w:highlight w:val="none"/>
         </w:rPr>
@@ -22394,6 +22680,17 @@
     <w:p>
       <w:pPr>
         <w:pStyle w:val="60"/>
+        <w:keepNext w:val="0"/>
+        <w:keepLines/>
+        <w:pageBreakBefore w:val="0"/>
+        <w:widowControl w:val="0"/>
+        <w:kinsoku/>
+        <w:overflowPunct/>
+        <w:topLinePunct w:val="0"/>
+        <w:autoSpaceDE/>
+        <w:autoSpaceDN/>
+        <w:bidi w:val="0"/>
+        <w:textAlignment w:val="auto"/>
         <w:rPr>
           <w:rFonts w:hint="eastAsia"/>
           <w:highlight w:val="none"/>
@@ -22402,7 +22699,18 @@
     </w:p>
     <w:p>
       <w:pPr>
+        <w:keepNext w:val="0"/>
+        <w:keepLines/>
+        <w:pageBreakBefore w:val="0"/>
+        <w:widowControl w:val="0"/>
+        <w:kinsoku/>
+        <w:overflowPunct/>
+        <w:topLinePunct w:val="0"/>
+        <w:autoSpaceDE/>
+        <w:autoSpaceDN/>
+        <w:bidi w:val="0"/>
         <w:jc w:val="center"/>
+        <w:textAlignment w:val="auto"/>
         <w:rPr>
           <w:rFonts w:ascii="方正小标宋简体" w:eastAsia="方正小标宋简体"/>
           <w:sz w:val="48"/>
@@ -22422,10 +22730,21 @@
     </w:p>
     <w:p>
       <w:pPr>
+        <w:keepNext w:val="0"/>
+        <w:keepLines/>
+        <w:pageBreakBefore w:val="0"/>
+        <w:widowControl w:val="0"/>
+        <w:kinsoku/>
+        <w:overflowPunct/>
+        <w:topLinePunct w:val="0"/>
+        <w:autoSpaceDE/>
+        <w:autoSpaceDN/>
+        <w:bidi w:val="0"/>
         <w:adjustRightInd w:val="0"/>
         <w:snapToGrid w:val="0"/>
         <w:spacing w:before="120" w:beforeLines="50" w:after="120" w:afterLines="50" w:line="600" w:lineRule="exact"/>
         <w:jc w:val="center"/>
+        <w:textAlignment w:val="auto"/>
         <w:rPr>
           <w:rFonts w:ascii="方正小标宋简体" w:eastAsia="方正小标宋简体"/>
           <w:sz w:val="44"/>
@@ -22437,6 +22756,17 @@
     <w:p>
       <w:pPr>
         <w:pStyle w:val="14"/>
+        <w:keepNext w:val="0"/>
+        <w:keepLines/>
+        <w:pageBreakBefore w:val="0"/>
+        <w:widowControl w:val="0"/>
+        <w:kinsoku/>
+        <w:overflowPunct/>
+        <w:topLinePunct w:val="0"/>
+        <w:autoSpaceDE/>
+        <w:autoSpaceDN/>
+        <w:bidi w:val="0"/>
+        <w:textAlignment w:val="auto"/>
         <w:rPr>
           <w:rFonts w:hint="eastAsia"/>
           <w:highlight w:val="none"/>
@@ -22445,10 +22775,21 @@
     </w:p>
     <w:p>
       <w:pPr>
+        <w:keepNext w:val="0"/>
+        <w:keepLines/>
+        <w:pageBreakBefore w:val="0"/>
+        <w:widowControl w:val="0"/>
+        <w:kinsoku/>
+        <w:overflowPunct/>
+        <w:topLinePunct w:val="0"/>
+        <w:autoSpaceDE/>
+        <w:autoSpaceDN/>
+        <w:bidi w:val="0"/>
         <w:adjustRightInd w:val="0"/>
         <w:snapToGrid w:val="0"/>
         <w:spacing w:before="120" w:beforeLines="50" w:after="120" w:afterLines="50" w:line="600" w:lineRule="exact"/>
         <w:jc w:val="center"/>
+        <w:textAlignment w:val="auto"/>
         <w:rPr>
           <w:rFonts w:ascii="方正小标宋简体" w:eastAsia="方正小标宋简体"/>
           <w:sz w:val="44"/>
@@ -22459,11 +22800,22 @@
     </w:p>
     <w:p>
       <w:pPr>
+        <w:keepNext w:val="0"/>
+        <w:keepLines/>
+        <w:pageBreakBefore w:val="0"/>
+        <w:widowControl w:val="0"/>
+        <w:kinsoku/>
+        <w:overflowPunct/>
+        <w:topLinePunct w:val="0"/>
+        <w:autoSpaceDE/>
+        <w:autoSpaceDN/>
+        <w:bidi w:val="0"/>
         <w:adjustRightInd w:val="0"/>
         <w:snapToGrid w:val="0"/>
         <w:spacing w:line="600" w:lineRule="exact"/>
         <w:ind w:left="1" w:firstLine="709" w:firstLineChars="197"/>
         <w:jc w:val="center"/>
+        <w:textAlignment w:val="auto"/>
         <w:rPr>
           <w:rFonts w:ascii="仿宋_GB2312" w:hAnsi="宋体" w:eastAsia="仿宋_GB2312"/>
           <w:sz w:val="36"/>
@@ -22502,11 +22854,22 @@
     </w:p>
     <w:p>
       <w:pPr>
+        <w:keepNext w:val="0"/>
+        <w:keepLines/>
+        <w:pageBreakBefore w:val="0"/>
+        <w:widowControl w:val="0"/>
+        <w:kinsoku/>
+        <w:overflowPunct/>
+        <w:topLinePunct w:val="0"/>
+        <w:autoSpaceDE/>
+        <w:autoSpaceDN/>
+        <w:bidi w:val="0"/>
         <w:adjustRightInd w:val="0"/>
         <w:snapToGrid w:val="0"/>
         <w:spacing w:line="600" w:lineRule="exact"/>
         <w:ind w:left="1" w:right="560" w:firstLine="709" w:firstLineChars="197"/>
         <w:jc w:val="center"/>
+        <w:textAlignment w:val="auto"/>
         <w:rPr>
           <w:rFonts w:hint="eastAsia" w:ascii="仿宋_GB2312" w:hAnsi="宋体" w:eastAsia="仿宋_GB2312"/>
           <w:sz w:val="36"/>
@@ -22574,10 +22937,22 @@
     </w:p>
     <w:p>
       <w:pPr>
+        <w:keepNext w:val="0"/>
+        <w:keepLines w:val="0"/>
+        <w:pageBreakBefore/>
+        <w:widowControl w:val="0"/>
+        <w:kinsoku/>
+        <w:wordWrap/>
+        <w:overflowPunct/>
+        <w:topLinePunct w:val="0"/>
+        <w:autoSpaceDE/>
+        <w:autoSpaceDN/>
+        <w:bidi w:val="0"/>
         <w:adjustRightInd w:val="0"/>
         <w:snapToGrid w:val="0"/>
         <w:spacing w:before="120" w:beforeLines="50" w:after="120" w:afterLines="50" w:line="600" w:lineRule="exact"/>
         <w:jc w:val="center"/>
+        <w:textAlignment w:val="auto"/>
         <w:rPr>
           <w:rFonts w:ascii="方正小标宋简体" w:eastAsia="方正小标宋简体"/>
           <w:sz w:val="44"/>
@@ -22585,15 +22960,6 @@
           <w:highlight w:val="none"/>
         </w:rPr>
       </w:pPr>
-      <w:r>
-        <w:rPr>
-          <w:rFonts w:ascii="方正小标宋简体" w:eastAsia="方正小标宋简体"/>
-          <w:sz w:val="44"/>
-          <w:szCs w:val="44"/>
-          <w:highlight w:val="none"/>
-        </w:rPr>
-        <w:br w:type="page"/>
-      </w:r>
       <w:r>
         <w:rPr>
           <w:rFonts w:ascii="方正小标宋简体" w:eastAsia="方正小标宋简体"/>
@@ -22647,9 +23013,9 @@
           <w:highlight w:val="none"/>
         </w:rPr>
       </w:pPr>
-      <w:bookmarkStart w:id="45" w:name="_Toc87616389"/>
+      <w:bookmarkStart w:id="45" w:name="_Toc28256"/>
       <w:bookmarkStart w:id="46" w:name="_Toc88209952"/>
-      <w:bookmarkStart w:id="47" w:name="_Toc28256"/>
+      <w:bookmarkStart w:id="47" w:name="_Toc87616389"/>
       <w:r>
         <w:rPr>
           <w:rFonts w:hint="eastAsia" w:ascii="仿宋_GB2312" w:eastAsia="仿宋_GB2312"/>
@@ -22674,8 +23040,8 @@
           <w:lang w:val="en-US" w:eastAsia="zh-CN"/>
         </w:rPr>
       </w:pPr>
-      <w:bookmarkStart w:id="48" w:name="_Toc87616390"/>
-      <w:bookmarkStart w:id="49" w:name="_Toc88209953"/>
+      <w:bookmarkStart w:id="48" w:name="_Toc88209953"/>
+      <w:bookmarkStart w:id="49" w:name="_Toc87616390"/>
       <w:r>
         <w:rPr>
           <w:rFonts w:hint="eastAsia" w:ascii="仿宋_GB2312" w:eastAsia="仿宋_GB2312"/>
@@ -24237,134 +24603,27 @@
           <w:highlight w:val="none"/>
         </w:rPr>
       </w:pPr>
-      <w:bookmarkStart w:id="57" w:name="_Toc88209958"/>
-      <w:bookmarkStart w:id="58" w:name="_Toc87616395"/>
-    </w:p>
-    <w:p>
-      <w:pPr>
-        <w:widowControl/>
-        <w:jc w:val="left"/>
-        <w:rPr>
-          <w:rFonts w:ascii="宋体" w:hAnsi="宋体"/>
-          <w:sz w:val="28"/>
-          <w:szCs w:val="28"/>
-          <w:highlight w:val="none"/>
-        </w:rPr>
-      </w:pPr>
-    </w:p>
-    <w:p>
-      <w:pPr>
-        <w:widowControl/>
-        <w:jc w:val="left"/>
-        <w:rPr>
-          <w:rFonts w:ascii="宋体" w:hAnsi="宋体"/>
-          <w:sz w:val="28"/>
-          <w:szCs w:val="28"/>
-          <w:highlight w:val="none"/>
-        </w:rPr>
-      </w:pPr>
-    </w:p>
-    <w:p>
-      <w:pPr>
-        <w:widowControl/>
-        <w:jc w:val="left"/>
-        <w:rPr>
-          <w:rFonts w:ascii="宋体" w:hAnsi="宋体"/>
-          <w:b/>
-          <w:bCs/>
-          <w:sz w:val="28"/>
-          <w:szCs w:val="28"/>
-          <w:highlight w:val="none"/>
-        </w:rPr>
-      </w:pPr>
-    </w:p>
-    <w:p>
-      <w:pPr>
-        <w:pStyle w:val="14"/>
-        <w:rPr>
-          <w:highlight w:val="none"/>
-        </w:rPr>
-      </w:pPr>
-    </w:p>
-    <w:p>
-      <w:pPr>
-        <w:pStyle w:val="60"/>
-        <w:rPr>
-          <w:highlight w:val="none"/>
-        </w:rPr>
-      </w:pPr>
-    </w:p>
-    <w:p>
-      <w:pPr>
-        <w:rPr>
-          <w:highlight w:val="none"/>
-        </w:rPr>
-      </w:pPr>
-    </w:p>
-    <w:p>
-      <w:pPr>
-        <w:pStyle w:val="14"/>
-        <w:rPr>
-          <w:highlight w:val="none"/>
-        </w:rPr>
-      </w:pPr>
-    </w:p>
-    <w:p>
-      <w:pPr>
-        <w:pStyle w:val="60"/>
-        <w:rPr>
-          <w:highlight w:val="none"/>
-        </w:rPr>
-      </w:pPr>
-    </w:p>
-    <w:p>
-      <w:pPr>
-        <w:rPr>
-          <w:highlight w:val="none"/>
-        </w:rPr>
-      </w:pPr>
-    </w:p>
-    <w:p>
-      <w:pPr>
-        <w:pStyle w:val="14"/>
-        <w:rPr>
-          <w:highlight w:val="none"/>
-        </w:rPr>
-      </w:pPr>
-    </w:p>
-    <w:p>
-      <w:pPr>
-        <w:pStyle w:val="60"/>
-        <w:rPr>
-          <w:highlight w:val="none"/>
-        </w:rPr>
-      </w:pPr>
-    </w:p>
-    <w:p>
-      <w:pPr>
-        <w:rPr>
-          <w:highlight w:val="none"/>
-        </w:rPr>
-      </w:pPr>
-    </w:p>
-    <w:p>
-      <w:pPr>
-        <w:pStyle w:val="14"/>
-        <w:rPr>
-          <w:highlight w:val="none"/>
-        </w:rPr>
-      </w:pPr>
-    </w:p>
-    <w:p>
-      <w:pPr>
-        <w:rPr>
-          <w:highlight w:val="none"/>
-        </w:rPr>
-      </w:pPr>
+      <w:bookmarkStart w:id="57" w:name="_Toc87616395"/>
+      <w:bookmarkStart w:id="58" w:name="_Toc88209958"/>
     </w:p>
     <w:p>
       <w:pPr>
         <w:pStyle w:val="4"/>
+        <w:keepNext w:val="0"/>
+        <w:keepLines w:val="0"/>
+        <w:pageBreakBefore/>
+        <w:widowControl w:val="0"/>
+        <w:kinsoku/>
+        <w:wordWrap/>
+        <w:overflowPunct/>
+        <w:topLinePunct w:val="0"/>
+        <w:autoSpaceDE/>
+        <w:autoSpaceDN/>
+        <w:bidi w:val="0"/>
+        <w:adjustRightInd/>
+        <w:snapToGrid/>
+        <w:spacing w:line="416" w:lineRule="auto"/>
+        <w:textAlignment w:val="auto"/>
         <w:outlineLvl w:val="1"/>
         <w:rPr>
           <w:rFonts w:ascii="宋体" w:hAnsi="宋体"/>
@@ -25190,22 +25449,26 @@
     </w:p>
     <w:p>
       <w:pPr>
+        <w:keepNext w:val="0"/>
+        <w:keepLines w:val="0"/>
+        <w:pageBreakBefore/>
+        <w:widowControl w:val="0"/>
+        <w:kinsoku/>
+        <w:wordWrap/>
+        <w:overflowPunct/>
+        <w:topLinePunct w:val="0"/>
+        <w:autoSpaceDE/>
+        <w:autoSpaceDN/>
+        <w:bidi w:val="0"/>
+        <w:adjustRightInd/>
+        <w:snapToGrid/>
         <w:spacing w:line="360" w:lineRule="auto"/>
+        <w:textAlignment w:val="auto"/>
         <w:outlineLvl w:val="2"/>
         <w:rPr>
           <w:highlight w:val="none"/>
         </w:rPr>
       </w:pPr>
-      <w:r>
-        <w:rPr>
-          <w:rFonts w:hint="eastAsia" w:ascii="宋体" w:hAnsi="宋体" w:cs="宋体"/>
-          <w:kern w:val="0"/>
-          <w:sz w:val="28"/>
-          <w:szCs w:val="28"/>
-          <w:highlight w:val="none"/>
-        </w:rPr>
-        <w:br w:type="page"/>
-      </w:r>
       <w:bookmarkStart w:id="61" w:name="_Toc26444"/>
       <w:r>
         <w:rPr>
@@ -25840,10 +26103,7 @@
         <w:spacing w:line="600" w:lineRule="exact"/>
         <w:ind w:firstLine="480"/>
         <w:rPr>
-          <w:rFonts w:ascii="仿宋_GB2312" w:hAnsi="宋体" w:eastAsia="仿宋_GB2312" w:cs="宋体"/>
-          <w:kern w:val="0"/>
-          <w:sz w:val="28"/>
-          <w:szCs w:val="28"/>
+          <w:rFonts w:ascii="仿宋_GB2312" w:eastAsia="仿宋_GB2312"/>
           <w:highlight w:val="none"/>
         </w:rPr>
       </w:pPr>
@@ -25859,37 +26119,21 @@
     </w:p>
     <w:p>
       <w:pPr>
-        <w:pStyle w:val="6"/>
-        <w:spacing w:after="0" w:line="600" w:lineRule="exact"/>
-        <w:rPr>
-          <w:rFonts w:ascii="仿宋_GB2312" w:eastAsia="仿宋_GB2312"/>
-          <w:highlight w:val="none"/>
-        </w:rPr>
-      </w:pPr>
-    </w:p>
-    <w:p>
-      <w:pPr>
-        <w:pStyle w:val="6"/>
-        <w:spacing w:after="0" w:line="600" w:lineRule="exact"/>
-        <w:rPr>
-          <w:rFonts w:ascii="仿宋_GB2312" w:eastAsia="仿宋_GB2312"/>
-          <w:highlight w:val="none"/>
-        </w:rPr>
-      </w:pPr>
-    </w:p>
-    <w:p>
-      <w:pPr>
-        <w:pStyle w:val="6"/>
-        <w:spacing w:after="0" w:line="600" w:lineRule="exact"/>
-        <w:rPr>
-          <w:rFonts w:ascii="仿宋_GB2312" w:eastAsia="仿宋_GB2312"/>
-          <w:highlight w:val="none"/>
-        </w:rPr>
-      </w:pPr>
-    </w:p>
-    <w:p>
-      <w:pPr>
+        <w:keepNext w:val="0"/>
+        <w:keepLines w:val="0"/>
+        <w:pageBreakBefore/>
+        <w:widowControl w:val="0"/>
+        <w:kinsoku/>
+        <w:wordWrap/>
+        <w:overflowPunct/>
+        <w:topLinePunct w:val="0"/>
+        <w:autoSpaceDE/>
+        <w:autoSpaceDN/>
+        <w:bidi w:val="0"/>
+        <w:adjustRightInd/>
+        <w:snapToGrid/>
         <w:spacing w:line="360" w:lineRule="auto"/>
+        <w:textAlignment w:val="auto"/>
         <w:outlineLvl w:val="1"/>
         <w:rPr>
           <w:rFonts w:hint="eastAsia" w:ascii="宋体" w:hAnsi="宋体" w:eastAsia="宋体" w:cs="Times New Roman"/>
@@ -25902,8 +26146,8 @@
           <w:lang w:val="en-US" w:eastAsia="zh-CN" w:bidi="ar-SA"/>
         </w:rPr>
       </w:pPr>
-      <w:bookmarkStart w:id="63" w:name="_Toc88209962"/>
-      <w:bookmarkStart w:id="64" w:name="_Toc87616399"/>
+      <w:bookmarkStart w:id="63" w:name="_Toc87616399"/>
+      <w:bookmarkStart w:id="64" w:name="_Toc88209962"/>
       <w:bookmarkStart w:id="65" w:name="_Toc14803"/>
       <w:r>
         <w:rPr>
@@ -26001,17 +26245,6 @@
           <w:szCs w:val="21"/>
         </w:rPr>
         <w:t>采购项目名称：</w:t>
-      </w:r>
-      <w:r>
-        <w:rPr>
-          <w:rFonts w:hint="eastAsia" w:ascii="宋体" w:hAnsi="宋体" w:eastAsia="宋体" w:cs="宋体"/>
-          <w:b w:val="0"/>
-          <w:bCs w:val="0"/>
-          <w:sz w:val="21"/>
-          <w:szCs w:val="21"/>
-          <w:lang w:val="en-US" w:eastAsia="zh-CN"/>
-        </w:rPr>
-        <w:t>{{caigou_xiangmu_ming}}</w:t>
       </w:r>
     </w:p>
     <w:tbl>
@@ -26548,14 +26781,6 @@
         </w:tc>
       </w:tr>
       <w:tr>
-        <w:tblPrEx>
-          <w:tblCellMar>
-            <w:top w:w="0" w:type="dxa"/>
-            <w:left w:w="0" w:type="dxa"/>
-            <w:bottom w:w="0" w:type="dxa"/>
-            <w:right w:w="0" w:type="dxa"/>
-          </w:tblCellMar>
-        </w:tblPrEx>
         <w:trPr>
           <w:trHeight w:val="0" w:hRule="atLeast"/>
           <w:jc w:val="center"/>
@@ -27788,171 +28013,32 @@
     <w:p>
       <w:pPr>
         <w:pStyle w:val="4"/>
+        <w:keepNext w:val="0"/>
+        <w:keepLines w:val="0"/>
+        <w:pageBreakBefore/>
+        <w:widowControl w:val="0"/>
+        <w:kinsoku/>
+        <w:wordWrap/>
+        <w:overflowPunct/>
+        <w:topLinePunct w:val="0"/>
+        <w:autoSpaceDE/>
+        <w:autoSpaceDN/>
+        <w:bidi w:val="0"/>
+        <w:adjustRightInd/>
+        <w:snapToGrid/>
+        <w:spacing w:line="416" w:lineRule="auto"/>
+        <w:textAlignment w:val="auto"/>
         <w:outlineLvl w:val="1"/>
         <w:rPr>
-          <w:rFonts w:hint="eastAsia" w:ascii="仿宋_GB2312" w:hAnsi="宋体" w:eastAsia="仿宋_GB2312"/>
-          <w:sz w:val="28"/>
-          <w:szCs w:val="28"/>
-          <w:highlight w:val="none"/>
-        </w:rPr>
-      </w:pPr>
-      <w:bookmarkStart w:id="66" w:name="_Toc88209963"/>
-      <w:bookmarkStart w:id="67" w:name="_Toc7197"/>
-      <w:bookmarkStart w:id="68" w:name="_Toc87616400"/>
-    </w:p>
-    <w:p>
-      <w:pPr>
-        <w:rPr>
-          <w:rFonts w:hint="eastAsia" w:ascii="仿宋_GB2312" w:hAnsi="宋体" w:eastAsia="仿宋_GB2312"/>
-          <w:sz w:val="28"/>
-          <w:szCs w:val="28"/>
-          <w:highlight w:val="none"/>
-        </w:rPr>
-      </w:pPr>
-    </w:p>
-    <w:p>
-      <w:pPr>
-        <w:rPr>
-          <w:rFonts w:hint="eastAsia" w:ascii="仿宋_GB2312" w:hAnsi="宋体" w:eastAsia="仿宋_GB2312"/>
-          <w:sz w:val="28"/>
-          <w:szCs w:val="28"/>
-          <w:highlight w:val="none"/>
-        </w:rPr>
-      </w:pPr>
-    </w:p>
-    <w:p>
-      <w:pPr>
-        <w:rPr>
-          <w:rFonts w:hint="eastAsia" w:ascii="仿宋_GB2312" w:hAnsi="宋体" w:eastAsia="仿宋_GB2312"/>
-          <w:sz w:val="28"/>
-          <w:szCs w:val="28"/>
-          <w:highlight w:val="none"/>
-        </w:rPr>
-      </w:pPr>
-    </w:p>
-    <w:p>
-      <w:pPr>
-        <w:rPr>
-          <w:rFonts w:hint="eastAsia" w:ascii="仿宋_GB2312" w:hAnsi="宋体" w:eastAsia="仿宋_GB2312"/>
-          <w:sz w:val="28"/>
-          <w:szCs w:val="28"/>
-          <w:highlight w:val="none"/>
-        </w:rPr>
-      </w:pPr>
-    </w:p>
-    <w:p>
-      <w:pPr>
-        <w:rPr>
-          <w:rFonts w:hint="eastAsia" w:ascii="仿宋_GB2312" w:hAnsi="宋体" w:eastAsia="仿宋_GB2312"/>
-          <w:sz w:val="28"/>
-          <w:szCs w:val="28"/>
-          <w:highlight w:val="none"/>
-        </w:rPr>
-      </w:pPr>
-    </w:p>
-    <w:p>
-      <w:pPr>
-        <w:rPr>
-          <w:rFonts w:hint="eastAsia" w:ascii="仿宋_GB2312" w:hAnsi="宋体" w:eastAsia="仿宋_GB2312"/>
-          <w:sz w:val="28"/>
-          <w:szCs w:val="28"/>
-          <w:highlight w:val="none"/>
-        </w:rPr>
-      </w:pPr>
-    </w:p>
-    <w:p>
-      <w:pPr>
-        <w:rPr>
-          <w:rFonts w:hint="eastAsia" w:ascii="仿宋_GB2312" w:hAnsi="宋体" w:eastAsia="仿宋_GB2312"/>
-          <w:sz w:val="28"/>
-          <w:szCs w:val="28"/>
-          <w:highlight w:val="none"/>
-        </w:rPr>
-      </w:pPr>
-    </w:p>
-    <w:p>
-      <w:pPr>
-        <w:rPr>
-          <w:rFonts w:hint="eastAsia" w:ascii="仿宋_GB2312" w:hAnsi="宋体" w:eastAsia="仿宋_GB2312"/>
-          <w:sz w:val="28"/>
-          <w:szCs w:val="28"/>
-          <w:highlight w:val="none"/>
-        </w:rPr>
-      </w:pPr>
-    </w:p>
-    <w:p>
-      <w:pPr>
-        <w:rPr>
-          <w:rFonts w:hint="eastAsia" w:ascii="仿宋_GB2312" w:hAnsi="宋体" w:eastAsia="仿宋_GB2312"/>
-          <w:sz w:val="28"/>
-          <w:szCs w:val="28"/>
-          <w:highlight w:val="none"/>
-        </w:rPr>
-      </w:pPr>
-    </w:p>
-    <w:p>
-      <w:pPr>
-        <w:rPr>
-          <w:rFonts w:hint="eastAsia" w:ascii="仿宋_GB2312" w:hAnsi="宋体" w:eastAsia="仿宋_GB2312"/>
-          <w:sz w:val="28"/>
-          <w:szCs w:val="28"/>
-          <w:highlight w:val="none"/>
-        </w:rPr>
-      </w:pPr>
-    </w:p>
-    <w:p>
-      <w:pPr>
-        <w:rPr>
-          <w:rFonts w:hint="eastAsia" w:ascii="仿宋_GB2312" w:hAnsi="宋体" w:eastAsia="仿宋_GB2312"/>
-          <w:sz w:val="28"/>
-          <w:szCs w:val="28"/>
-          <w:highlight w:val="none"/>
-        </w:rPr>
-      </w:pPr>
-    </w:p>
-    <w:p>
-      <w:pPr>
-        <w:rPr>
-          <w:rFonts w:hint="eastAsia" w:ascii="仿宋_GB2312" w:hAnsi="宋体" w:eastAsia="仿宋_GB2312"/>
-          <w:sz w:val="28"/>
-          <w:szCs w:val="28"/>
-          <w:highlight w:val="none"/>
-        </w:rPr>
-      </w:pPr>
-    </w:p>
-    <w:p>
-      <w:pPr>
-        <w:rPr>
-          <w:rFonts w:hint="eastAsia" w:ascii="仿宋_GB2312" w:hAnsi="宋体" w:eastAsia="仿宋_GB2312"/>
-          <w:sz w:val="28"/>
-          <w:szCs w:val="28"/>
-          <w:highlight w:val="none"/>
-        </w:rPr>
-      </w:pPr>
-    </w:p>
-    <w:p>
-      <w:pPr>
-        <w:pStyle w:val="4"/>
-        <w:outlineLvl w:val="1"/>
-        <w:rPr>
-          <w:rFonts w:hint="eastAsia" w:ascii="仿宋_GB2312" w:hAnsi="宋体" w:eastAsia="仿宋_GB2312"/>
-          <w:sz w:val="28"/>
-          <w:szCs w:val="28"/>
-          <w:highlight w:val="none"/>
-        </w:rPr>
-      </w:pPr>
-    </w:p>
-    <w:p>
-      <w:pPr>
-        <w:pStyle w:val="4"/>
-        <w:outlineLvl w:val="1"/>
-        <w:rPr>
           <w:rFonts w:ascii="宋体" w:hAnsi="宋体"/>
           <w:sz w:val="28"/>
           <w:szCs w:val="28"/>
           <w:highlight w:val="none"/>
         </w:rPr>
       </w:pPr>
+      <w:bookmarkStart w:id="66" w:name="_Toc7197"/>
+      <w:bookmarkStart w:id="67" w:name="_Toc87616400"/>
+      <w:bookmarkStart w:id="68" w:name="_Toc88209963"/>
       <w:r>
         <w:rPr>
           <w:rFonts w:hint="eastAsia" w:ascii="仿宋_GB2312" w:hAnsi="宋体" w:eastAsia="仿宋_GB2312"/>
@@ -29156,114 +29242,30 @@
     </w:p>
     <w:p>
       <w:pPr>
+        <w:keepNext w:val="0"/>
+        <w:keepLines w:val="0"/>
+        <w:pageBreakBefore/>
+        <w:widowControl w:val="0"/>
+        <w:kinsoku/>
+        <w:wordWrap/>
+        <w:overflowPunct/>
+        <w:topLinePunct w:val="0"/>
+        <w:autoSpaceDE/>
+        <w:autoSpaceDN/>
+        <w:bidi w:val="0"/>
         <w:adjustRightInd w:val="0"/>
         <w:snapToGrid w:val="0"/>
         <w:spacing w:line="600" w:lineRule="exact"/>
+        <w:textAlignment w:val="auto"/>
         <w:outlineLvl w:val="2"/>
         <w:rPr>
           <w:rFonts w:ascii="仿宋_GB2312" w:hAnsi="宋体" w:eastAsia="仿宋_GB2312"/>
-          <w:b/>
-          <w:bCs/>
           <w:sz w:val="28"/>
           <w:szCs w:val="28"/>
           <w:highlight w:val="none"/>
         </w:rPr>
       </w:pPr>
       <w:bookmarkStart w:id="70" w:name="_Toc18632"/>
-    </w:p>
-    <w:p>
-      <w:pPr>
-        <w:adjustRightInd w:val="0"/>
-        <w:snapToGrid w:val="0"/>
-        <w:spacing w:line="600" w:lineRule="exact"/>
-        <w:outlineLvl w:val="2"/>
-        <w:rPr>
-          <w:rFonts w:ascii="仿宋_GB2312" w:hAnsi="宋体" w:eastAsia="仿宋_GB2312"/>
-          <w:b/>
-          <w:bCs/>
-          <w:sz w:val="28"/>
-          <w:szCs w:val="28"/>
-          <w:highlight w:val="none"/>
-        </w:rPr>
-      </w:pPr>
-    </w:p>
-    <w:p>
-      <w:pPr>
-        <w:adjustRightInd w:val="0"/>
-        <w:snapToGrid w:val="0"/>
-        <w:spacing w:line="600" w:lineRule="exact"/>
-        <w:outlineLvl w:val="2"/>
-        <w:rPr>
-          <w:rFonts w:ascii="仿宋_GB2312" w:hAnsi="宋体" w:eastAsia="仿宋_GB2312"/>
-          <w:b/>
-          <w:bCs/>
-          <w:sz w:val="28"/>
-          <w:szCs w:val="28"/>
-          <w:highlight w:val="none"/>
-        </w:rPr>
-      </w:pPr>
-    </w:p>
-    <w:p>
-      <w:pPr>
-        <w:adjustRightInd w:val="0"/>
-        <w:snapToGrid w:val="0"/>
-        <w:spacing w:line="600" w:lineRule="exact"/>
-        <w:outlineLvl w:val="2"/>
-        <w:rPr>
-          <w:rFonts w:ascii="仿宋_GB2312" w:hAnsi="宋体" w:eastAsia="仿宋_GB2312"/>
-          <w:b/>
-          <w:bCs/>
-          <w:sz w:val="28"/>
-          <w:szCs w:val="28"/>
-          <w:highlight w:val="none"/>
-        </w:rPr>
-      </w:pPr>
-    </w:p>
-    <w:p>
-      <w:pPr>
-        <w:adjustRightInd w:val="0"/>
-        <w:snapToGrid w:val="0"/>
-        <w:spacing w:line="600" w:lineRule="exact"/>
-        <w:outlineLvl w:val="2"/>
-        <w:rPr>
-          <w:rFonts w:ascii="仿宋_GB2312" w:hAnsi="宋体" w:eastAsia="仿宋_GB2312"/>
-          <w:b/>
-          <w:bCs/>
-          <w:sz w:val="28"/>
-          <w:szCs w:val="28"/>
-          <w:highlight w:val="none"/>
-        </w:rPr>
-      </w:pPr>
-    </w:p>
-    <w:p>
-      <w:pPr>
-        <w:adjustRightInd w:val="0"/>
-        <w:snapToGrid w:val="0"/>
-        <w:spacing w:line="600" w:lineRule="exact"/>
-        <w:outlineLvl w:val="2"/>
-        <w:rPr>
-          <w:rFonts w:ascii="仿宋_GB2312" w:hAnsi="宋体" w:eastAsia="仿宋_GB2312"/>
-          <w:b/>
-          <w:bCs/>
-          <w:sz w:val="28"/>
-          <w:szCs w:val="28"/>
-          <w:highlight w:val="none"/>
-        </w:rPr>
-      </w:pPr>
-    </w:p>
-    <w:p>
-      <w:pPr>
-        <w:adjustRightInd w:val="0"/>
-        <w:snapToGrid w:val="0"/>
-        <w:spacing w:line="600" w:lineRule="exact"/>
-        <w:outlineLvl w:val="2"/>
-        <w:rPr>
-          <w:rFonts w:ascii="仿宋_GB2312" w:hAnsi="宋体" w:eastAsia="仿宋_GB2312"/>
-          <w:sz w:val="28"/>
-          <w:szCs w:val="28"/>
-          <w:highlight w:val="none"/>
-        </w:rPr>
-      </w:pPr>
       <w:r>
         <w:rPr>
           <w:rFonts w:ascii="仿宋_GB2312" w:hAnsi="宋体" w:eastAsia="仿宋_GB2312"/>
@@ -29332,215 +29334,20 @@
     <w:p>
       <w:pPr>
         <w:pStyle w:val="20"/>
-        <w:rPr>
-          <w:rFonts w:ascii="仿宋_GB2312" w:hAnsi="宋体" w:eastAsia="仿宋_GB2312"/>
-          <w:sz w:val="28"/>
-          <w:szCs w:val="28"/>
-          <w:highlight w:val="none"/>
-        </w:rPr>
-      </w:pPr>
-    </w:p>
-    <w:p>
-      <w:pPr>
-        <w:pStyle w:val="20"/>
-        <w:rPr>
-          <w:rFonts w:ascii="仿宋_GB2312" w:hAnsi="宋体" w:eastAsia="仿宋_GB2312"/>
-          <w:sz w:val="28"/>
-          <w:szCs w:val="28"/>
-          <w:highlight w:val="none"/>
-        </w:rPr>
-      </w:pPr>
-    </w:p>
-    <w:p>
-      <w:pPr>
-        <w:pStyle w:val="20"/>
-        <w:rPr>
-          <w:rFonts w:ascii="仿宋_GB2312" w:hAnsi="宋体" w:eastAsia="仿宋_GB2312"/>
-          <w:sz w:val="28"/>
-          <w:szCs w:val="28"/>
-          <w:highlight w:val="none"/>
-        </w:rPr>
-      </w:pPr>
-    </w:p>
-    <w:p>
-      <w:pPr>
-        <w:pStyle w:val="20"/>
-        <w:rPr>
-          <w:rFonts w:ascii="仿宋_GB2312" w:hAnsi="宋体" w:eastAsia="仿宋_GB2312"/>
-          <w:sz w:val="28"/>
-          <w:szCs w:val="28"/>
-          <w:highlight w:val="none"/>
-        </w:rPr>
-      </w:pPr>
-    </w:p>
-    <w:p>
-      <w:pPr>
-        <w:pStyle w:val="20"/>
-        <w:rPr>
-          <w:rFonts w:ascii="仿宋_GB2312" w:hAnsi="宋体" w:eastAsia="仿宋_GB2312"/>
-          <w:sz w:val="28"/>
-          <w:szCs w:val="28"/>
-          <w:highlight w:val="none"/>
-        </w:rPr>
-      </w:pPr>
-    </w:p>
-    <w:p>
-      <w:pPr>
-        <w:pStyle w:val="20"/>
-        <w:rPr>
-          <w:rFonts w:ascii="仿宋_GB2312" w:hAnsi="宋体" w:eastAsia="仿宋_GB2312"/>
-          <w:sz w:val="28"/>
-          <w:szCs w:val="28"/>
-          <w:highlight w:val="none"/>
-        </w:rPr>
-      </w:pPr>
-    </w:p>
-    <w:p>
-      <w:pPr>
-        <w:pStyle w:val="20"/>
-        <w:rPr>
-          <w:rFonts w:ascii="仿宋_GB2312" w:hAnsi="宋体" w:eastAsia="仿宋_GB2312"/>
-          <w:sz w:val="28"/>
-          <w:szCs w:val="28"/>
-          <w:highlight w:val="none"/>
-        </w:rPr>
-      </w:pPr>
-    </w:p>
-    <w:p>
-      <w:pPr>
-        <w:pStyle w:val="20"/>
-        <w:rPr>
-          <w:rFonts w:ascii="仿宋_GB2312" w:hAnsi="宋体" w:eastAsia="仿宋_GB2312"/>
-          <w:sz w:val="28"/>
-          <w:szCs w:val="28"/>
-          <w:highlight w:val="none"/>
-        </w:rPr>
-      </w:pPr>
-    </w:p>
-    <w:p>
-      <w:pPr>
-        <w:pStyle w:val="20"/>
-        <w:rPr>
-          <w:rFonts w:ascii="仿宋_GB2312" w:hAnsi="宋体" w:eastAsia="仿宋_GB2312"/>
-          <w:sz w:val="28"/>
-          <w:szCs w:val="28"/>
-          <w:highlight w:val="none"/>
-        </w:rPr>
-      </w:pPr>
-    </w:p>
-    <w:p>
-      <w:pPr>
-        <w:pStyle w:val="20"/>
-        <w:rPr>
-          <w:rFonts w:ascii="仿宋_GB2312" w:hAnsi="宋体" w:eastAsia="仿宋_GB2312"/>
-          <w:sz w:val="28"/>
-          <w:szCs w:val="28"/>
-          <w:highlight w:val="none"/>
-        </w:rPr>
-      </w:pPr>
-    </w:p>
-    <w:p>
-      <w:pPr>
-        <w:pStyle w:val="20"/>
-        <w:rPr>
-          <w:rFonts w:ascii="仿宋_GB2312" w:hAnsi="宋体" w:eastAsia="仿宋_GB2312"/>
-          <w:sz w:val="28"/>
-          <w:szCs w:val="28"/>
-          <w:highlight w:val="none"/>
-        </w:rPr>
-      </w:pPr>
-    </w:p>
-    <w:p>
-      <w:pPr>
-        <w:pStyle w:val="20"/>
-        <w:rPr>
-          <w:rFonts w:ascii="仿宋_GB2312" w:hAnsi="宋体" w:eastAsia="仿宋_GB2312"/>
-          <w:sz w:val="28"/>
-          <w:szCs w:val="28"/>
-          <w:highlight w:val="none"/>
-        </w:rPr>
-      </w:pPr>
-    </w:p>
-    <w:p>
-      <w:pPr>
-        <w:pStyle w:val="20"/>
-        <w:rPr>
-          <w:rFonts w:ascii="仿宋_GB2312" w:hAnsi="宋体" w:eastAsia="仿宋_GB2312"/>
-          <w:sz w:val="28"/>
-          <w:szCs w:val="28"/>
-          <w:highlight w:val="none"/>
-        </w:rPr>
-      </w:pPr>
-    </w:p>
-    <w:p>
-      <w:pPr>
-        <w:pStyle w:val="20"/>
-        <w:rPr>
-          <w:rFonts w:ascii="仿宋_GB2312" w:hAnsi="宋体" w:eastAsia="仿宋_GB2312"/>
-          <w:sz w:val="28"/>
-          <w:szCs w:val="28"/>
-          <w:highlight w:val="none"/>
-        </w:rPr>
-      </w:pPr>
-    </w:p>
-    <w:p>
-      <w:pPr>
-        <w:pStyle w:val="20"/>
-        <w:rPr>
-          <w:rFonts w:ascii="仿宋_GB2312" w:hAnsi="宋体" w:eastAsia="仿宋_GB2312"/>
-          <w:sz w:val="28"/>
-          <w:szCs w:val="28"/>
-          <w:highlight w:val="none"/>
-        </w:rPr>
-      </w:pPr>
-    </w:p>
-    <w:p>
-      <w:pPr>
-        <w:pStyle w:val="20"/>
-        <w:rPr>
-          <w:rFonts w:ascii="仿宋_GB2312" w:hAnsi="宋体" w:eastAsia="仿宋_GB2312"/>
-          <w:sz w:val="28"/>
-          <w:szCs w:val="28"/>
-          <w:highlight w:val="none"/>
-        </w:rPr>
-      </w:pPr>
-    </w:p>
-    <w:p>
-      <w:pPr>
-        <w:pStyle w:val="20"/>
-        <w:rPr>
-          <w:rFonts w:ascii="仿宋_GB2312" w:hAnsi="宋体" w:eastAsia="仿宋_GB2312"/>
-          <w:sz w:val="28"/>
-          <w:szCs w:val="28"/>
-          <w:highlight w:val="none"/>
-        </w:rPr>
-      </w:pPr>
-    </w:p>
-    <w:p>
-      <w:pPr>
-        <w:pStyle w:val="20"/>
-        <w:rPr>
-          <w:rFonts w:ascii="仿宋_GB2312" w:hAnsi="宋体" w:eastAsia="仿宋_GB2312"/>
-          <w:sz w:val="28"/>
-          <w:szCs w:val="28"/>
-          <w:highlight w:val="none"/>
-        </w:rPr>
-      </w:pPr>
-    </w:p>
-    <w:p>
-      <w:pPr>
-        <w:pStyle w:val="20"/>
-        <w:rPr>
-          <w:rFonts w:ascii="仿宋_GB2312" w:hAnsi="宋体" w:eastAsia="仿宋_GB2312"/>
-          <w:sz w:val="28"/>
-          <w:szCs w:val="28"/>
-          <w:highlight w:val="none"/>
-        </w:rPr>
-      </w:pPr>
-    </w:p>
-    <w:p>
-      <w:pPr>
-        <w:pStyle w:val="20"/>
+        <w:keepNext w:val="0"/>
+        <w:keepLines w:val="0"/>
+        <w:pageBreakBefore/>
+        <w:widowControl w:val="0"/>
+        <w:kinsoku/>
+        <w:wordWrap/>
+        <w:overflowPunct/>
+        <w:topLinePunct w:val="0"/>
+        <w:autoSpaceDE/>
+        <w:autoSpaceDN/>
+        <w:bidi w:val="0"/>
+        <w:adjustRightInd/>
+        <w:snapToGrid/>
+        <w:textAlignment w:val="auto"/>
         <w:rPr>
           <w:rFonts w:hint="eastAsia" w:ascii="仿宋_GB2312" w:hAnsi="宋体" w:eastAsia="宋体"/>
           <w:color w:val="auto"/>
@@ -29893,69 +29700,21 @@
     <w:p>
       <w:pPr>
         <w:pStyle w:val="4"/>
-        <w:rPr>
-          <w:rFonts w:hint="eastAsia"/>
-        </w:rPr>
-      </w:pPr>
-    </w:p>
-    <w:p>
-      <w:pPr>
-        <w:rPr>
-          <w:rFonts w:hint="eastAsia"/>
-        </w:rPr>
-      </w:pPr>
-    </w:p>
-    <w:p>
-      <w:pPr>
-        <w:pStyle w:val="20"/>
-        <w:rPr>
-          <w:rFonts w:hint="eastAsia"/>
-        </w:rPr>
-      </w:pPr>
-    </w:p>
-    <w:p>
-      <w:pPr>
-        <w:pStyle w:val="20"/>
-        <w:rPr>
-          <w:rFonts w:hint="eastAsia"/>
-        </w:rPr>
-      </w:pPr>
-    </w:p>
-    <w:p>
-      <w:pPr>
-        <w:pStyle w:val="20"/>
-        <w:rPr>
-          <w:rFonts w:hint="eastAsia"/>
-        </w:rPr>
-      </w:pPr>
-    </w:p>
-    <w:p>
-      <w:pPr>
-        <w:pStyle w:val="20"/>
-        <w:rPr>
-          <w:rFonts w:hint="eastAsia"/>
-        </w:rPr>
-      </w:pPr>
-    </w:p>
-    <w:p>
-      <w:pPr>
-        <w:pStyle w:val="20"/>
-        <w:rPr>
-          <w:rFonts w:hint="eastAsia"/>
-        </w:rPr>
-      </w:pPr>
-    </w:p>
-    <w:p>
-      <w:pPr>
-        <w:pStyle w:val="20"/>
-        <w:rPr>
-          <w:rFonts w:hint="eastAsia"/>
-        </w:rPr>
-      </w:pPr>
-    </w:p>
-    <w:p>
-      <w:pPr>
-        <w:pStyle w:val="4"/>
+        <w:keepNext w:val="0"/>
+        <w:keepLines w:val="0"/>
+        <w:pageBreakBefore/>
+        <w:widowControl w:val="0"/>
+        <w:kinsoku/>
+        <w:wordWrap/>
+        <w:overflowPunct/>
+        <w:topLinePunct w:val="0"/>
+        <w:autoSpaceDE/>
+        <w:autoSpaceDN/>
+        <w:bidi w:val="0"/>
+        <w:adjustRightInd/>
+        <w:snapToGrid/>
+        <w:spacing w:line="416" w:lineRule="auto"/>
+        <w:textAlignment w:val="auto"/>
         <w:outlineLvl w:val="1"/>
         <w:rPr>
           <w:rFonts w:ascii="宋体" w:hAnsi="宋体"/>
@@ -29964,9 +29723,9 @@
           <w:highlight w:val="none"/>
         </w:rPr>
       </w:pPr>
-      <w:bookmarkStart w:id="71" w:name="_Toc87616402"/>
+      <w:bookmarkStart w:id="71" w:name="_Toc30866"/>
       <w:bookmarkStart w:id="72" w:name="_Toc88209965"/>
-      <w:bookmarkStart w:id="73" w:name="_Toc30866"/>
+      <w:bookmarkStart w:id="73" w:name="_Toc87616402"/>
       <w:r>
         <w:rPr>
           <w:rFonts w:hint="eastAsia" w:ascii="宋体" w:hAnsi="宋体"/>
@@ -30316,161 +30075,23 @@
     </w:p>
     <w:p>
       <w:pPr>
-        <w:adjustRightInd w:val="0"/>
-        <w:snapToGrid w:val="0"/>
-        <w:spacing w:line="600" w:lineRule="exact"/>
-        <w:ind w:firstLine="570"/>
-        <w:rPr>
-          <w:rFonts w:hint="eastAsia" w:ascii="仿宋_GB2312" w:hAnsi="宋体" w:eastAsia="仿宋_GB2312"/>
-          <w:sz w:val="28"/>
-          <w:szCs w:val="28"/>
-          <w:highlight w:val="none"/>
-          <w:lang w:eastAsia="zh-CN"/>
-        </w:rPr>
-      </w:pPr>
-    </w:p>
-    <w:p>
-      <w:pPr>
-        <w:pStyle w:val="14"/>
-        <w:rPr>
-          <w:highlight w:val="none"/>
-        </w:rPr>
-      </w:pPr>
-    </w:p>
-    <w:p>
-      <w:pPr>
-        <w:pStyle w:val="14"/>
-        <w:rPr>
-          <w:highlight w:val="none"/>
-        </w:rPr>
-      </w:pPr>
-    </w:p>
-    <w:p>
-      <w:pPr>
-        <w:pStyle w:val="60"/>
-        <w:rPr>
-          <w:highlight w:val="none"/>
-        </w:rPr>
-      </w:pPr>
-    </w:p>
-    <w:p>
-      <w:pPr>
-        <w:rPr>
-          <w:highlight w:val="none"/>
-        </w:rPr>
-      </w:pPr>
-    </w:p>
-    <w:p>
-      <w:pPr>
-        <w:pStyle w:val="4"/>
-        <w:rPr>
-          <w:highlight w:val="none"/>
-        </w:rPr>
-      </w:pPr>
-    </w:p>
-    <w:p>
-      <w:pPr>
-        <w:rPr>
-          <w:highlight w:val="none"/>
-        </w:rPr>
-      </w:pPr>
-    </w:p>
-    <w:p>
-      <w:pPr>
-        <w:pStyle w:val="4"/>
-        <w:rPr>
-          <w:highlight w:val="none"/>
-        </w:rPr>
-      </w:pPr>
-    </w:p>
-    <w:p>
-      <w:pPr>
-        <w:rPr>
-          <w:highlight w:val="none"/>
-        </w:rPr>
-      </w:pPr>
-    </w:p>
-    <w:p>
-      <w:pPr>
-        <w:pStyle w:val="4"/>
-        <w:rPr>
-          <w:highlight w:val="none"/>
-        </w:rPr>
-      </w:pPr>
-    </w:p>
-    <w:p>
-      <w:pPr>
-        <w:rPr>
-          <w:highlight w:val="none"/>
-        </w:rPr>
-      </w:pPr>
-    </w:p>
-    <w:p>
-      <w:pPr>
-        <w:pStyle w:val="4"/>
-        <w:rPr>
-          <w:highlight w:val="none"/>
-        </w:rPr>
-      </w:pPr>
-    </w:p>
-    <w:p/>
-    <w:p>
-      <w:pPr>
-        <w:pStyle w:val="14"/>
-        <w:rPr>
-          <w:rFonts w:hint="eastAsia"/>
-          <w:highlight w:val="none"/>
-        </w:rPr>
-      </w:pPr>
-    </w:p>
-    <w:p>
-      <w:pPr>
-        <w:rPr>
-          <w:rFonts w:hint="eastAsia"/>
-          <w:highlight w:val="none"/>
-        </w:rPr>
-      </w:pPr>
-    </w:p>
-    <w:p>
-      <w:pPr>
-        <w:rPr>
-          <w:rFonts w:hint="eastAsia"/>
-          <w:highlight w:val="none"/>
-        </w:rPr>
-      </w:pPr>
-    </w:p>
-    <w:p>
-      <w:pPr>
-        <w:rPr>
-          <w:rFonts w:hint="eastAsia"/>
-          <w:highlight w:val="none"/>
-        </w:rPr>
-      </w:pPr>
-    </w:p>
-    <w:p>
-      <w:pPr>
-        <w:rPr>
-          <w:rFonts w:hint="eastAsia"/>
-          <w:highlight w:val="none"/>
-        </w:rPr>
-      </w:pPr>
-      <w:bookmarkStart w:id="77" w:name="_GoBack"/>
-      <w:bookmarkEnd w:id="77"/>
-    </w:p>
-    <w:p>
-      <w:pPr>
-        <w:pStyle w:val="14"/>
-        <w:rPr>
-          <w:rFonts w:hint="eastAsia"/>
-          <w:highlight w:val="none"/>
-        </w:rPr>
-      </w:pPr>
-    </w:p>
-    <w:p>
-      <w:pPr>
+        <w:keepNext w:val="0"/>
+        <w:keepLines w:val="0"/>
+        <w:pageBreakBefore/>
+        <w:widowControl w:val="0"/>
+        <w:kinsoku/>
+        <w:wordWrap/>
+        <w:overflowPunct/>
+        <w:topLinePunct w:val="0"/>
+        <w:autoSpaceDE/>
+        <w:autoSpaceDN/>
+        <w:bidi w:val="0"/>
+        <w:adjustRightInd/>
+        <w:snapToGrid/>
         <w:spacing w:line="420" w:lineRule="exact"/>
-        <w:ind w:right="264" w:firstLine="640" w:firstLineChars="200"/>
+        <w:ind w:right="266" w:firstLine="640" w:firstLineChars="200"/>
         <w:jc w:val="left"/>
+        <w:textAlignment w:val="auto"/>
         <w:outlineLvl w:val="0"/>
         <w:rPr>
           <w:rFonts w:ascii="仿宋" w:hAnsi="仿宋" w:eastAsia="仿宋"/>
@@ -30569,17 +30190,6 @@
           <w:highlight w:val="none"/>
         </w:rPr>
         <w:t>工程名称：</w:t>
-      </w:r>
-      <w:r>
-        <w:rPr>
-          <w:rFonts w:hint="eastAsia" w:ascii="仿宋" w:hAnsi="仿宋" w:eastAsia="仿宋" w:cs="宋体"/>
-          <w:kern w:val="0"/>
-          <w:sz w:val="24"/>
-          <w:szCs w:val="24"/>
-          <w:highlight w:val="none"/>
-          <w:lang w:val="en-US" w:eastAsia="zh-CN"/>
-        </w:rPr>
-        <w:t>{{caigou_xiangmu_ming}}</w:t>
       </w:r>
     </w:p>
     <w:tbl>
@@ -32127,11 +31737,11 @@
     </w:lvl>
   </w:abstractNum>
   <w:abstractNum w:abstractNumId="1">
-    <w:nsid w:val="1BA27DBA"/>
+    <w:nsid w:val="15F3BDFE"/>
     <w:multiLevelType w:val="singleLevel"/>
-    <w:tmpl w:val="1BA27DBA"/>
+    <w:tmpl w:val="15F3BDFE"/>
     <w:lvl w:ilvl="0" w:tentative="0">
-      <w:start w:val="6"/>
+      <w:start w:val="2"/>
       <w:numFmt w:val="chineseCounting"/>
       <w:suff w:val="space"/>
       <w:lvlText w:val="第%1章"/>
